--- a/feriados26.docx
+++ b/feriados26.docx
@@ -163,6 +163,9 @@
         </mc:AlternateContent>
       </w:r>
       <w:r>
+        <w:rPr>
+          <w:noProof/>
+        </w:rPr>
         <w:drawing>
           <wp:inline distT="0" distB="0" distL="0" distR="0" wp14:anchorId="10CEA0CF" wp14:editId="55B8F575">
             <wp:extent cx="3048425" cy="2829320"/>
@@ -310,6 +313,9 @@
         </mc:AlternateContent>
       </w:r>
       <w:r>
+        <w:rPr>
+          <w:noProof/>
+        </w:rPr>
         <w:drawing>
           <wp:inline distT="0" distB="0" distL="0" distR="0" wp14:anchorId="256D7F98" wp14:editId="3832ACB2">
             <wp:extent cx="3019846" cy="2457793"/>
@@ -358,26 +364,14 @@
         <w:rPr>
           <w:color w:val="4EA72E" w:themeColor="accent6"/>
         </w:rPr>
-        <w:t xml:space="preserve">Carnaval </w:t>
-      </w:r>
+        <w:t>Carnaval  –</w:t>
+      </w:r>
+      <w:proofErr w:type="gramEnd"/>
       <w:r>
         <w:rPr>
           <w:color w:val="4EA72E" w:themeColor="accent6"/>
         </w:rPr>
-        <w:t xml:space="preserve"> –</w:t>
-      </w:r>
-      <w:proofErr w:type="gramEnd"/>
-      <w:r>
-        <w:rPr>
-          <w:color w:val="4EA72E" w:themeColor="accent6"/>
-        </w:rPr>
-        <w:t xml:space="preserve"> </w:t>
-      </w:r>
-      <w:r>
-        <w:rPr>
-          <w:color w:val="4EA72E" w:themeColor="accent6"/>
-        </w:rPr>
-        <w:t>14 a 18 de fevereiro</w:t>
+        <w:t xml:space="preserve"> 14 a 18 de fevereiro</w:t>
       </w:r>
     </w:p>
     <w:p/>
@@ -621,6 +615,9 @@
         </mc:AlternateContent>
       </w:r>
       <w:r>
+        <w:rPr>
+          <w:noProof/>
+        </w:rPr>
         <w:drawing>
           <wp:inline distT="0" distB="0" distL="0" distR="0" wp14:anchorId="51039827" wp14:editId="04D64E1B">
             <wp:extent cx="3048425" cy="2876951"/>
@@ -1011,6 +1008,9 @@
         </mc:AlternateContent>
       </w:r>
       <w:r>
+        <w:rPr>
+          <w:noProof/>
+        </w:rPr>
         <w:drawing>
           <wp:inline distT="0" distB="0" distL="0" distR="0" wp14:anchorId="1D80114E" wp14:editId="324279E7">
             <wp:extent cx="3038899" cy="2838846"/>
@@ -1058,10 +1058,7 @@
       </w:r>
       <w:proofErr w:type="gramEnd"/>
       <w:r>
-        <w:t xml:space="preserve"> – </w:t>
-      </w:r>
-      <w:r>
-        <w:t>Sexta-feira Santa (03 a 05 de abril)</w:t>
+        <w:t xml:space="preserve"> – Sexta-feira Santa (03 a 05 de abril)</w:t>
       </w:r>
     </w:p>
     <w:p>
@@ -1286,6 +1283,7 @@
         <w:rPr>
           <w:b/>
           <w:bCs/>
+          <w:noProof/>
         </w:rPr>
         <w:drawing>
           <wp:inline distT="0" distB="0" distL="0" distR="0" wp14:anchorId="0508798B" wp14:editId="6C942C0F">
@@ -1334,30 +1332,7 @@
       </w:r>
       <w:proofErr w:type="gramEnd"/>
       <w:r>
-        <w:t xml:space="preserve"> – </w:t>
-      </w:r>
-      <w:r>
-        <w:t xml:space="preserve">Dia do Trabalhador </w:t>
-      </w:r>
-      <w:proofErr w:type="gramStart"/>
-      <w:r>
-        <w:t>(</w:t>
-      </w:r>
-      <w:r>
-        <w:t xml:space="preserve"> 01</w:t>
-      </w:r>
-      <w:proofErr w:type="gramEnd"/>
-      <w:r>
-        <w:t xml:space="preserve"> a 03 </w:t>
-      </w:r>
-      <w:r>
-        <w:t xml:space="preserve">de </w:t>
-      </w:r>
-      <w:r>
-        <w:t>maio</w:t>
-      </w:r>
-      <w:r>
-        <w:t>)</w:t>
+        <w:t xml:space="preserve"> – Dia do Trabalhador (01 a 03 de maio)</w:t>
       </w:r>
     </w:p>
     <w:p>
@@ -1376,6 +1351,157 @@
       </w:r>
     </w:p>
     <w:p>
+      <w:r>
+        <w:rPr>
+          <w:noProof/>
+        </w:rPr>
+        <mc:AlternateContent>
+          <mc:Choice Requires="wps">
+            <w:drawing>
+              <wp:anchor distT="0" distB="0" distL="114300" distR="114300" simplePos="0" relativeHeight="251686912" behindDoc="0" locked="0" layoutInCell="1" allowOverlap="1" wp14:anchorId="38A22F55" wp14:editId="531C09AC">
+                <wp:simplePos x="0" y="0"/>
+                <wp:positionH relativeFrom="column">
+                  <wp:posOffset>31714</wp:posOffset>
+                </wp:positionH>
+                <wp:positionV relativeFrom="paragraph">
+                  <wp:posOffset>2171726</wp:posOffset>
+                </wp:positionV>
+                <wp:extent cx="327704" cy="338275"/>
+                <wp:effectExtent l="0" t="0" r="15240" b="24130"/>
+                <wp:wrapNone/>
+                <wp:docPr id="1053698643" name="Retângulo 9"/>
+                <wp:cNvGraphicFramePr/>
+                <a:graphic xmlns:a="http://schemas.openxmlformats.org/drawingml/2006/main">
+                  <a:graphicData uri="http://schemas.microsoft.com/office/word/2010/wordprocessingShape">
+                    <wps:wsp>
+                      <wps:cNvSpPr/>
+                      <wps:spPr>
+                        <a:xfrm>
+                          <a:off x="0" y="0"/>
+                          <a:ext cx="327704" cy="338275"/>
+                        </a:xfrm>
+                        <a:prstGeom prst="rect">
+                          <a:avLst/>
+                        </a:prstGeom>
+                        <a:noFill/>
+                        <a:ln>
+                          <a:solidFill>
+                            <a:srgbClr val="00B050"/>
+                          </a:solidFill>
+                        </a:ln>
+                      </wps:spPr>
+                      <wps:style>
+                        <a:lnRef idx="2">
+                          <a:schemeClr val="accent1">
+                            <a:shade val="15000"/>
+                          </a:schemeClr>
+                        </a:lnRef>
+                        <a:fillRef idx="1">
+                          <a:schemeClr val="accent1"/>
+                        </a:fillRef>
+                        <a:effectRef idx="0">
+                          <a:schemeClr val="accent1"/>
+                        </a:effectRef>
+                        <a:fontRef idx="minor">
+                          <a:schemeClr val="lt1"/>
+                        </a:fontRef>
+                      </wps:style>
+                      <wps:bodyPr rot="0" spcFirstLastPara="0" vertOverflow="overflow" horzOverflow="overflow" vert="horz" wrap="square" lIns="91440" tIns="45720" rIns="91440" bIns="45720" numCol="1" spcCol="0" rtlCol="0" fromWordArt="0" anchor="ctr" anchorCtr="0" forceAA="0" compatLnSpc="1">
+                        <a:prstTxWarp prst="textNoShape">
+                          <a:avLst/>
+                        </a:prstTxWarp>
+                        <a:noAutofit/>
+                      </wps:bodyPr>
+                    </wps:wsp>
+                  </a:graphicData>
+                </a:graphic>
+              </wp:anchor>
+            </w:drawing>
+          </mc:Choice>
+          <mc:Fallback>
+            <w:pict>
+              <v:rect w14:anchorId="5650FC67" id="Retângulo 9" o:spid="_x0000_s1026" style="position:absolute;margin-left:2.5pt;margin-top:171pt;width:25.8pt;height:26.65pt;z-index:251686912;visibility:visible;mso-wrap-style:square;mso-wrap-distance-left:9pt;mso-wrap-distance-top:0;mso-wrap-distance-right:9pt;mso-wrap-distance-bottom:0;mso-position-horizontal:absolute;mso-position-horizontal-relative:text;mso-position-vertical:absolute;mso-position-vertical-relative:text;v-text-anchor:middle" o:gfxdata="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" filled="f" strokecolor="#00b050" strokeweight="1pt"/>
+            </w:pict>
+          </mc:Fallback>
+        </mc:AlternateContent>
+      </w:r>
+      <w:r>
+        <w:rPr>
+          <w:noProof/>
+        </w:rPr>
+        <mc:AlternateContent>
+          <mc:Choice Requires="wps">
+            <w:drawing>
+              <wp:anchor distT="0" distB="0" distL="114300" distR="114300" simplePos="0" relativeHeight="251684864" behindDoc="0" locked="0" layoutInCell="1" allowOverlap="1" wp14:anchorId="6C04A075" wp14:editId="52076624">
+                <wp:simplePos x="0" y="0"/>
+                <wp:positionH relativeFrom="column">
+                  <wp:posOffset>2265618</wp:posOffset>
+                </wp:positionH>
+                <wp:positionV relativeFrom="paragraph">
+                  <wp:posOffset>1764918</wp:posOffset>
+                </wp:positionV>
+                <wp:extent cx="745262" cy="338275"/>
+                <wp:effectExtent l="0" t="0" r="17145" b="24130"/>
+                <wp:wrapNone/>
+                <wp:docPr id="163388430" name="Retângulo 9"/>
+                <wp:cNvGraphicFramePr/>
+                <a:graphic xmlns:a="http://schemas.openxmlformats.org/drawingml/2006/main">
+                  <a:graphicData uri="http://schemas.microsoft.com/office/word/2010/wordprocessingShape">
+                    <wps:wsp>
+                      <wps:cNvSpPr/>
+                      <wps:spPr>
+                        <a:xfrm>
+                          <a:off x="0" y="0"/>
+                          <a:ext cx="745262" cy="338275"/>
+                        </a:xfrm>
+                        <a:prstGeom prst="rect">
+                          <a:avLst/>
+                        </a:prstGeom>
+                        <a:noFill/>
+                        <a:ln>
+                          <a:solidFill>
+                            <a:srgbClr val="00B050"/>
+                          </a:solidFill>
+                        </a:ln>
+                      </wps:spPr>
+                      <wps:style>
+                        <a:lnRef idx="2">
+                          <a:schemeClr val="accent1">
+                            <a:shade val="15000"/>
+                          </a:schemeClr>
+                        </a:lnRef>
+                        <a:fillRef idx="1">
+                          <a:schemeClr val="accent1"/>
+                        </a:fillRef>
+                        <a:effectRef idx="0">
+                          <a:schemeClr val="accent1"/>
+                        </a:effectRef>
+                        <a:fontRef idx="minor">
+                          <a:schemeClr val="lt1"/>
+                        </a:fontRef>
+                      </wps:style>
+                      <wps:bodyPr rot="0" spcFirstLastPara="0" vertOverflow="overflow" horzOverflow="overflow" vert="horz" wrap="square" lIns="91440" tIns="45720" rIns="91440" bIns="45720" numCol="1" spcCol="0" rtlCol="0" fromWordArt="0" anchor="ctr" anchorCtr="0" forceAA="0" compatLnSpc="1">
+                        <a:prstTxWarp prst="textNoShape">
+                          <a:avLst/>
+                        </a:prstTxWarp>
+                        <a:noAutofit/>
+                      </wps:bodyPr>
+                    </wps:wsp>
+                  </a:graphicData>
+                </a:graphic>
+                <wp14:sizeRelH relativeFrom="margin">
+                  <wp14:pctWidth>0</wp14:pctWidth>
+                </wp14:sizeRelH>
+              </wp:anchor>
+            </w:drawing>
+          </mc:Choice>
+          <mc:Fallback>
+            <w:pict>
+              <v:rect w14:anchorId="3108A4A4" id="Retângulo 9" o:spid="_x0000_s1026" style="position:absolute;margin-left:178.4pt;margin-top:138.95pt;width:58.7pt;height:26.65pt;z-index:251684864;visibility:visible;mso-wrap-style:square;mso-width-percent:0;mso-wrap-distance-left:9pt;mso-wrap-distance-top:0;mso-wrap-distance-right:9pt;mso-wrap-distance-bottom:0;mso-position-horizontal:absolute;mso-position-horizontal-relative:text;mso-position-vertical:absolute;mso-position-vertical-relative:text;mso-width-percent:0;mso-width-relative:margin;v-text-anchor:middle" o:gfxdata="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" filled="f" strokecolor="#00b050" strokeweight="1pt"/>
+            </w:pict>
+          </mc:Fallback>
+        </mc:AlternateContent>
+      </w:r>
       <w:r>
         <w:rPr>
           <w:noProof/>
@@ -1451,8 +1577,11 @@
         </mc:AlternateContent>
       </w:r>
       <w:r>
+        <w:rPr>
+          <w:noProof/>
+        </w:rPr>
         <w:drawing>
-          <wp:inline distT="0" distB="0" distL="0" distR="0" wp14:anchorId="2DADAB20" wp14:editId="351663A4">
+          <wp:inline distT="0" distB="0" distL="0" distR="0" wp14:anchorId="2DADAB20" wp14:editId="2BB1C10B">
             <wp:extent cx="3105583" cy="3010320"/>
             <wp:effectExtent l="0" t="0" r="0" b="0"/>
             <wp:docPr id="168017965" name="Imagem 1" descr="Calendário&#10;&#10;O conteúdo gerado por IA pode estar incorreto."/>
@@ -1489,19 +1618,84 @@
       </w:r>
     </w:p>
     <w:p>
-      <w:r>
+      <w:pPr>
+        <w:rPr>
+          <w:color w:val="00B050"/>
+        </w:rPr>
+      </w:pPr>
+      <w:r>
+        <w:rPr>
+          <w:color w:val="00B050"/>
+        </w:rPr>
         <w:t xml:space="preserve">Aniversário Débora – 29 de </w:t>
       </w:r>
       <w:proofErr w:type="gramStart"/>
       <w:r>
+        <w:rPr>
+          <w:color w:val="00B050"/>
+        </w:rPr>
         <w:t>Junho</w:t>
       </w:r>
       <w:proofErr w:type="gramEnd"/>
     </w:p>
+    <w:p>
+      <w:pPr>
+        <w:rPr>
+          <w:color w:val="00B050"/>
+        </w:rPr>
+      </w:pPr>
+      <w:r>
+        <w:rPr>
+          <w:color w:val="00B050"/>
+        </w:rPr>
+        <w:t xml:space="preserve">Corpus Christi – 19 (19 a 21 de </w:t>
+      </w:r>
+      <w:proofErr w:type="gramStart"/>
+      <w:r>
+        <w:rPr>
+          <w:color w:val="00B050"/>
+        </w:rPr>
+        <w:t>Junho</w:t>
+      </w:r>
+      <w:proofErr w:type="gramEnd"/>
+      <w:r>
+        <w:rPr>
+          <w:color w:val="00B050"/>
+        </w:rPr>
+        <w:t>)</w:t>
+      </w:r>
+    </w:p>
     <w:p/>
-    <w:p>
-      <w:r>
-        <w:t>Julho</w:t>
+    <w:p/>
+    <w:p/>
+    <w:p>
+      <w:pPr>
+        <w:rPr>
+          <w:b/>
+          <w:bCs/>
+        </w:rPr>
+      </w:pPr>
+      <w:r>
+        <w:rPr>
+          <w:b/>
+          <w:bCs/>
+        </w:rPr>
+        <w:lastRenderedPageBreak/>
+        <w:t>Ju</w:t>
+      </w:r>
+      <w:r>
+        <w:rPr>
+          <w:b/>
+          <w:bCs/>
+        </w:rPr>
+        <w:t>l</w:t>
+      </w:r>
+      <w:r>
+        <w:rPr>
+          <w:b/>
+          <w:bCs/>
+        </w:rPr>
+        <w:t>ho</w:t>
       </w:r>
     </w:p>
     <w:p>
@@ -1509,7 +1703,6 @@
         <w:rPr>
           <w:noProof/>
         </w:rPr>
-        <w:lastRenderedPageBreak/>
         <mc:AlternateContent>
           <mc:Choice Requires="wps">
             <w:drawing>
@@ -1581,6 +1774,9 @@
         </mc:AlternateContent>
       </w:r>
       <w:r>
+        <w:rPr>
+          <w:noProof/>
+        </w:rPr>
         <w:drawing>
           <wp:inline distT="0" distB="0" distL="0" distR="0" wp14:anchorId="48522D93" wp14:editId="7B19665B">
             <wp:extent cx="3086531" cy="2857899"/>
@@ -1620,7 +1816,7 @@
     </w:p>
     <w:p>
       <w:r>
-        <w:t xml:space="preserve">Festival de Inverno Garanhuns - </w:t>
+        <w:t xml:space="preserve">Aniversário Dival – 15 de </w:t>
       </w:r>
       <w:proofErr w:type="gramStart"/>
       <w:r>
@@ -1629,17 +1825,25 @@
       <w:proofErr w:type="gramEnd"/>
     </w:p>
     <w:p>
-      <w:r>
-        <w:t xml:space="preserve">Aniversário Dival – 15 de </w:t>
-      </w:r>
-      <w:proofErr w:type="gramStart"/>
-      <w:r>
-        <w:t>Julho</w:t>
-      </w:r>
-      <w:proofErr w:type="gramEnd"/>
-    </w:p>
-    <w:p>
-      <w:r>
+      <w:pPr>
+        <w:rPr>
+          <w:b/>
+          <w:bCs/>
+        </w:rPr>
+      </w:pPr>
+    </w:p>
+    <w:p>
+      <w:pPr>
+        <w:rPr>
+          <w:b/>
+          <w:bCs/>
+        </w:rPr>
+      </w:pPr>
+      <w:r>
+        <w:rPr>
+          <w:b/>
+          <w:bCs/>
+        </w:rPr>
         <w:t>Agosto</w:t>
       </w:r>
     </w:p>

--- a/feriados26.docx
+++ b/feriados26.docx
@@ -1848,28 +1848,395 @@
       </w:r>
     </w:p>
     <w:p>
-      <w:r>
-        <w:t xml:space="preserve">15 de </w:t>
+      <w:pPr>
+        <w:rPr>
+          <w:b/>
+          <w:bCs/>
+        </w:rPr>
+      </w:pPr>
+      <w:r>
+        <w:rPr>
+          <w:b/>
+          <w:bCs/>
+        </w:rPr>
+        <w:drawing>
+          <wp:inline distT="0" distB="0" distL="0" distR="0" wp14:anchorId="67704074" wp14:editId="4D992112">
+            <wp:extent cx="3067478" cy="3296110"/>
+            <wp:effectExtent l="0" t="0" r="0" b="0"/>
+            <wp:docPr id="558896553" name="Imagem 1" descr="Calendário&#10;&#10;O conteúdo gerado por IA pode estar incorreto."/>
+            <wp:cNvGraphicFramePr>
+              <a:graphicFrameLocks xmlns:a="http://schemas.openxmlformats.org/drawingml/2006/main" noChangeAspect="1"/>
+            </wp:cNvGraphicFramePr>
+            <a:graphic xmlns:a="http://schemas.openxmlformats.org/drawingml/2006/main">
+              <a:graphicData uri="http://schemas.openxmlformats.org/drawingml/2006/picture">
+                <pic:pic xmlns:pic="http://schemas.openxmlformats.org/drawingml/2006/picture">
+                  <pic:nvPicPr>
+                    <pic:cNvPr id="558896553" name="Imagem 1" descr="Calendário&#10;&#10;O conteúdo gerado por IA pode estar incorreto."/>
+                    <pic:cNvPicPr/>
+                  </pic:nvPicPr>
+                  <pic:blipFill>
+                    <a:blip r:embed="rId11"/>
+                    <a:stretch>
+                      <a:fillRect/>
+                    </a:stretch>
+                  </pic:blipFill>
+                  <pic:spPr>
+                    <a:xfrm>
+                      <a:off x="0" y="0"/>
+                      <a:ext cx="3067478" cy="3296110"/>
+                    </a:xfrm>
+                    <a:prstGeom prst="rect">
+                      <a:avLst/>
+                    </a:prstGeom>
+                  </pic:spPr>
+                </pic:pic>
+              </a:graphicData>
+            </a:graphic>
+          </wp:inline>
+        </w:drawing>
+      </w:r>
+    </w:p>
+    <w:p>
+      <w:r>
+        <w:t>Sem feriados</w:t>
+      </w:r>
+    </w:p>
+    <w:p>
+      <w:pPr>
+        <w:rPr>
+          <w:b/>
+          <w:bCs/>
+        </w:rPr>
+      </w:pPr>
+    </w:p>
+    <w:p>
+      <w:pPr>
+        <w:rPr>
+          <w:b/>
+          <w:bCs/>
+        </w:rPr>
+      </w:pPr>
+    </w:p>
+    <w:p>
+      <w:pPr>
+        <w:rPr>
+          <w:b/>
+          <w:bCs/>
+        </w:rPr>
+      </w:pPr>
+    </w:p>
+    <w:p>
+      <w:pPr>
+        <w:rPr>
+          <w:b/>
+          <w:bCs/>
+        </w:rPr>
+      </w:pPr>
+    </w:p>
+    <w:p>
+      <w:pPr>
+        <w:rPr>
+          <w:b/>
+          <w:bCs/>
+        </w:rPr>
+      </w:pPr>
+      <w:r>
+        <w:rPr>
+          <w:b/>
+          <w:bCs/>
+        </w:rPr>
+        <w:lastRenderedPageBreak/>
+        <w:t>Setembro</w:t>
+      </w:r>
+    </w:p>
+    <w:p>
+      <w:pPr>
+        <w:rPr>
+          <w:b/>
+          <w:bCs/>
+        </w:rPr>
+      </w:pPr>
+      <w:r>
+        <w:rPr>
+          <w:b/>
+          <w:bCs/>
+          <w:noProof/>
+        </w:rPr>
+        <mc:AlternateContent>
+          <mc:Choice Requires="wps">
+            <w:drawing>
+              <wp:anchor distT="0" distB="0" distL="114300" distR="114300" simplePos="0" relativeHeight="251688960" behindDoc="0" locked="0" layoutInCell="1" allowOverlap="1" wp14:anchorId="269ACBE1" wp14:editId="0890AFFA">
+                <wp:simplePos x="0" y="0"/>
+                <wp:positionH relativeFrom="column">
+                  <wp:posOffset>2762459</wp:posOffset>
+                </wp:positionH>
+                <wp:positionV relativeFrom="paragraph">
+                  <wp:posOffset>944531</wp:posOffset>
+                </wp:positionV>
+                <wp:extent cx="285420" cy="243136"/>
+                <wp:effectExtent l="0" t="0" r="19685" b="24130"/>
+                <wp:wrapNone/>
+                <wp:docPr id="1867638108" name="Retângulo 18"/>
+                <wp:cNvGraphicFramePr/>
+                <a:graphic xmlns:a="http://schemas.openxmlformats.org/drawingml/2006/main">
+                  <a:graphicData uri="http://schemas.microsoft.com/office/word/2010/wordprocessingShape">
+                    <wps:wsp>
+                      <wps:cNvSpPr/>
+                      <wps:spPr>
+                        <a:xfrm>
+                          <a:off x="0" y="0"/>
+                          <a:ext cx="285420" cy="243136"/>
+                        </a:xfrm>
+                        <a:prstGeom prst="rect">
+                          <a:avLst/>
+                        </a:prstGeom>
+                        <a:noFill/>
+                        <a:ln>
+                          <a:solidFill>
+                            <a:schemeClr val="accent6"/>
+                          </a:solidFill>
+                        </a:ln>
+                      </wps:spPr>
+                      <wps:style>
+                        <a:lnRef idx="2">
+                          <a:schemeClr val="accent1">
+                            <a:shade val="15000"/>
+                          </a:schemeClr>
+                        </a:lnRef>
+                        <a:fillRef idx="1">
+                          <a:schemeClr val="accent1"/>
+                        </a:fillRef>
+                        <a:effectRef idx="0">
+                          <a:schemeClr val="accent1"/>
+                        </a:effectRef>
+                        <a:fontRef idx="minor">
+                          <a:schemeClr val="lt1"/>
+                        </a:fontRef>
+                      </wps:style>
+                      <wps:bodyPr rot="0" spcFirstLastPara="0" vertOverflow="overflow" horzOverflow="overflow" vert="horz" wrap="square" lIns="91440" tIns="45720" rIns="91440" bIns="45720" numCol="1" spcCol="0" rtlCol="0" fromWordArt="0" anchor="ctr" anchorCtr="0" forceAA="0" compatLnSpc="1">
+                        <a:prstTxWarp prst="textNoShape">
+                          <a:avLst/>
+                        </a:prstTxWarp>
+                        <a:noAutofit/>
+                      </wps:bodyPr>
+                    </wps:wsp>
+                  </a:graphicData>
+                </a:graphic>
+              </wp:anchor>
+            </w:drawing>
+          </mc:Choice>
+          <mc:Fallback>
+            <w:pict>
+              <v:rect w14:anchorId="6A9AB68D" id="Retângulo 18" o:spid="_x0000_s1026" style="position:absolute;margin-left:217.5pt;margin-top:74.35pt;width:22.45pt;height:19.15pt;z-index:251688960;visibility:visible;mso-wrap-style:square;mso-wrap-distance-left:9pt;mso-wrap-distance-top:0;mso-wrap-distance-right:9pt;mso-wrap-distance-bottom:0;mso-position-horizontal:absolute;mso-position-horizontal-relative:text;mso-position-vertical:absolute;mso-position-vertical-relative:text;v-text-anchor:middle" o:gfxdata="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" filled="f" strokecolor="#4ea72e [3209]" strokeweight="1pt"/>
+            </w:pict>
+          </mc:Fallback>
+        </mc:AlternateContent>
+      </w:r>
+      <w:r>
+        <w:rPr>
+          <w:b/>
+          <w:bCs/>
+          <w:noProof/>
+        </w:rPr>
+        <mc:AlternateContent>
+          <mc:Choice Requires="wps">
+            <w:drawing>
+              <wp:anchor distT="0" distB="0" distL="114300" distR="114300" simplePos="0" relativeHeight="251687936" behindDoc="0" locked="0" layoutInCell="1" allowOverlap="1" wp14:anchorId="63364E38" wp14:editId="31BBB129">
+                <wp:simplePos x="0" y="0"/>
+                <wp:positionH relativeFrom="column">
+                  <wp:posOffset>24545</wp:posOffset>
+                </wp:positionH>
+                <wp:positionV relativeFrom="paragraph">
+                  <wp:posOffset>1224665</wp:posOffset>
+                </wp:positionV>
+                <wp:extent cx="845688" cy="380560"/>
+                <wp:effectExtent l="0" t="0" r="12065" b="19685"/>
+                <wp:wrapNone/>
+                <wp:docPr id="1443987735" name="Retângulo 17"/>
+                <wp:cNvGraphicFramePr/>
+                <a:graphic xmlns:a="http://schemas.openxmlformats.org/drawingml/2006/main">
+                  <a:graphicData uri="http://schemas.microsoft.com/office/word/2010/wordprocessingShape">
+                    <wps:wsp>
+                      <wps:cNvSpPr/>
+                      <wps:spPr>
+                        <a:xfrm>
+                          <a:off x="0" y="0"/>
+                          <a:ext cx="845688" cy="380560"/>
+                        </a:xfrm>
+                        <a:prstGeom prst="rect">
+                          <a:avLst/>
+                        </a:prstGeom>
+                        <a:noFill/>
+                        <a:ln>
+                          <a:solidFill>
+                            <a:schemeClr val="accent6"/>
+                          </a:solidFill>
+                        </a:ln>
+                      </wps:spPr>
+                      <wps:style>
+                        <a:lnRef idx="2">
+                          <a:schemeClr val="accent1">
+                            <a:shade val="15000"/>
+                          </a:schemeClr>
+                        </a:lnRef>
+                        <a:fillRef idx="1">
+                          <a:schemeClr val="accent1"/>
+                        </a:fillRef>
+                        <a:effectRef idx="0">
+                          <a:schemeClr val="accent1"/>
+                        </a:effectRef>
+                        <a:fontRef idx="minor">
+                          <a:schemeClr val="lt1"/>
+                        </a:fontRef>
+                      </wps:style>
+                      <wps:bodyPr rot="0" spcFirstLastPara="0" vertOverflow="overflow" horzOverflow="overflow" vert="horz" wrap="square" lIns="91440" tIns="45720" rIns="91440" bIns="45720" numCol="1" spcCol="0" rtlCol="0" fromWordArt="0" anchor="ctr" anchorCtr="0" forceAA="0" compatLnSpc="1">
+                        <a:prstTxWarp prst="textNoShape">
+                          <a:avLst/>
+                        </a:prstTxWarp>
+                        <a:noAutofit/>
+                      </wps:bodyPr>
+                    </wps:wsp>
+                  </a:graphicData>
+                </a:graphic>
+              </wp:anchor>
+            </w:drawing>
+          </mc:Choice>
+          <mc:Fallback>
+            <w:pict>
+              <v:rect w14:anchorId="1699E945" id="Retângulo 17" o:spid="_x0000_s1026" style="position:absolute;margin-left:1.95pt;margin-top:96.45pt;width:66.6pt;height:29.95pt;z-index:251687936;visibility:visible;mso-wrap-style:square;mso-wrap-distance-left:9pt;mso-wrap-distance-top:0;mso-wrap-distance-right:9pt;mso-wrap-distance-bottom:0;mso-position-horizontal:absolute;mso-position-horizontal-relative:text;mso-position-vertical:absolute;mso-position-vertical-relative:text;v-text-anchor:middle" o:gfxdata="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" filled="f" strokecolor="#4ea72e [3209]" strokeweight="1pt"/>
+            </w:pict>
+          </mc:Fallback>
+        </mc:AlternateContent>
+      </w:r>
+      <w:r>
+        <w:rPr>
+          <w:b/>
+          <w:bCs/>
+        </w:rPr>
+        <w:drawing>
+          <wp:inline distT="0" distB="0" distL="0" distR="0" wp14:anchorId="7BE1D0D5" wp14:editId="4E7DE888">
+            <wp:extent cx="3077004" cy="2896004"/>
+            <wp:effectExtent l="0" t="0" r="9525" b="0"/>
+            <wp:docPr id="852463568" name="Imagem 1" descr="Calendário&#10;&#10;O conteúdo gerado por IA pode estar incorreto."/>
+            <wp:cNvGraphicFramePr>
+              <a:graphicFrameLocks xmlns:a="http://schemas.openxmlformats.org/drawingml/2006/main" noChangeAspect="1"/>
+            </wp:cNvGraphicFramePr>
+            <a:graphic xmlns:a="http://schemas.openxmlformats.org/drawingml/2006/main">
+              <a:graphicData uri="http://schemas.openxmlformats.org/drawingml/2006/picture">
+                <pic:pic xmlns:pic="http://schemas.openxmlformats.org/drawingml/2006/picture">
+                  <pic:nvPicPr>
+                    <pic:cNvPr id="852463568" name="Imagem 1" descr="Calendário&#10;&#10;O conteúdo gerado por IA pode estar incorreto."/>
+                    <pic:cNvPicPr/>
+                  </pic:nvPicPr>
+                  <pic:blipFill>
+                    <a:blip r:embed="rId12"/>
+                    <a:stretch>
+                      <a:fillRect/>
+                    </a:stretch>
+                  </pic:blipFill>
+                  <pic:spPr>
+                    <a:xfrm>
+                      <a:off x="0" y="0"/>
+                      <a:ext cx="3077004" cy="2896004"/>
+                    </a:xfrm>
+                    <a:prstGeom prst="rect">
+                      <a:avLst/>
+                    </a:prstGeom>
+                  </pic:spPr>
+                </pic:pic>
+              </a:graphicData>
+            </a:graphic>
+          </wp:inline>
+        </w:drawing>
+      </w:r>
+    </w:p>
+    <w:p>
+      <w:pPr>
+        <w:rPr>
+          <w:color w:val="00B050"/>
+        </w:rPr>
+      </w:pPr>
+      <w:r>
+        <w:rPr>
+          <w:color w:val="00B050"/>
+        </w:rPr>
+        <w:t>Independência do Brasil</w:t>
+      </w:r>
+      <w:r>
+        <w:rPr>
+          <w:color w:val="00B050"/>
+        </w:rPr>
+        <w:t xml:space="preserve"> – </w:t>
+      </w:r>
+      <w:r>
+        <w:rPr>
+          <w:color w:val="00B050"/>
+        </w:rPr>
+        <w:t>07</w:t>
+      </w:r>
+      <w:r>
+        <w:rPr>
+          <w:color w:val="00B050"/>
+        </w:rPr>
+        <w:t xml:space="preserve"> (</w:t>
+      </w:r>
+      <w:r>
+        <w:rPr>
+          <w:color w:val="00B050"/>
+        </w:rPr>
+        <w:t>05</w:t>
+      </w:r>
+      <w:r>
+        <w:rPr>
+          <w:color w:val="00B050"/>
+        </w:rPr>
+        <w:t xml:space="preserve"> a </w:t>
+      </w:r>
+      <w:r>
+        <w:rPr>
+          <w:color w:val="00B050"/>
+        </w:rPr>
+        <w:t>07</w:t>
+      </w:r>
+      <w:r>
+        <w:rPr>
+          <w:color w:val="00B050"/>
+        </w:rPr>
+        <w:t xml:space="preserve"> de </w:t>
       </w:r>
       <w:proofErr w:type="gramStart"/>
       <w:r>
-        <w:t>Agosto</w:t>
+        <w:rPr>
+          <w:color w:val="00B050"/>
+        </w:rPr>
+        <w:t>Setembro</w:t>
       </w:r>
       <w:proofErr w:type="gramEnd"/>
       <w:r>
-        <w:t xml:space="preserve"> – Padroeira de Fortaleza</w:t>
-      </w:r>
-    </w:p>
-    <w:p>
-      <w:r>
-        <w:t>Setembro</w:t>
-      </w:r>
-    </w:p>
-    <w:p>
-      <w:r>
+        <w:rPr>
+          <w:color w:val="00B050"/>
+        </w:rPr>
+        <w:t>)</w:t>
+      </w:r>
+    </w:p>
+    <w:p>
+      <w:pPr>
+        <w:rPr>
+          <w:b/>
+          <w:bCs/>
+        </w:rPr>
+      </w:pPr>
+      <w:r>
+        <w:rPr>
+          <w:b/>
+          <w:bCs/>
+        </w:rPr>
         <w:t>Outubro</w:t>
       </w:r>
     </w:p>
+    <w:p/>
+    <w:p/>
+    <w:p/>
     <w:p>
       <w:r>
         <w:t>Novembro</w:t>
@@ -1880,11 +2247,7 @@
         <w:t>Dezembro</w:t>
       </w:r>
     </w:p>
-    <w:p>
-      <w:r>
-        <w:t>Grande Prêmio do Brasil</w:t>
-      </w:r>
-    </w:p>
+    <w:p/>
     <w:sectPr>
       <w:pgSz w:w="11906" w:h="16838"/>
       <w:pgMar w:top="1417" w:right="1701" w:bottom="1417" w:left="1701" w:header="708" w:footer="708" w:gutter="0"/>

--- a/feriados26.docx
+++ b/feriados26.docx
@@ -2027,7 +2027,7 @@
           </mc:Choice>
           <mc:Fallback>
             <w:pict>
-              <v:rect w14:anchorId="6A9AB68D" id="Retângulo 18" o:spid="_x0000_s1026" style="position:absolute;margin-left:217.5pt;margin-top:74.35pt;width:22.45pt;height:19.15pt;z-index:251688960;visibility:visible;mso-wrap-style:square;mso-wrap-distance-left:9pt;mso-wrap-distance-top:0;mso-wrap-distance-right:9pt;mso-wrap-distance-bottom:0;mso-position-horizontal:absolute;mso-position-horizontal-relative:text;mso-position-vertical:absolute;mso-position-vertical-relative:text;v-text-anchor:middle" o:gfxdata="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" filled="f" strokecolor="#4ea72e [3209]" strokeweight="1pt"/>
+              <v:rect w14:anchorId="34AE0196" id="Retângulo 18" o:spid="_x0000_s1026" style="position:absolute;margin-left:217.5pt;margin-top:74.35pt;width:22.45pt;height:19.15pt;z-index:251688960;visibility:visible;mso-wrap-style:square;mso-wrap-distance-left:9pt;mso-wrap-distance-top:0;mso-wrap-distance-right:9pt;mso-wrap-distance-bottom:0;mso-position-horizontal:absolute;mso-position-horizontal-relative:text;mso-position-vertical:absolute;mso-position-vertical-relative:text;v-text-anchor:middle" o:gfxdata="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" filled="f" strokecolor="#4ea72e [3209]" strokeweight="1pt"/>
             </w:pict>
           </mc:Fallback>
         </mc:AlternateContent>
@@ -2103,7 +2103,7 @@
           </mc:Choice>
           <mc:Fallback>
             <w:pict>
-              <v:rect w14:anchorId="1699E945" id="Retângulo 17" o:spid="_x0000_s1026" style="position:absolute;margin-left:1.95pt;margin-top:96.45pt;width:66.6pt;height:29.95pt;z-index:251687936;visibility:visible;mso-wrap-style:square;mso-wrap-distance-left:9pt;mso-wrap-distance-top:0;mso-wrap-distance-right:9pt;mso-wrap-distance-bottom:0;mso-position-horizontal:absolute;mso-position-horizontal-relative:text;mso-position-vertical:absolute;mso-position-vertical-relative:text;v-text-anchor:middle" o:gfxdata="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" filled="f" strokecolor="#4ea72e [3209]" strokeweight="1pt"/>
+              <v:rect w14:anchorId="64149F2E" id="Retângulo 17" o:spid="_x0000_s1026" style="position:absolute;margin-left:1.95pt;margin-top:96.45pt;width:66.6pt;height:29.95pt;z-index:251687936;visibility:visible;mso-wrap-style:square;mso-wrap-distance-left:9pt;mso-wrap-distance-top:0;mso-wrap-distance-right:9pt;mso-wrap-distance-bottom:0;mso-position-horizontal:absolute;mso-position-horizontal-relative:text;mso-position-vertical:absolute;mso-position-vertical-relative:text;v-text-anchor:middle" o:gfxdata="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" filled="f" strokecolor="#4ea72e [3209]" strokeweight="1pt"/>
             </w:pict>
           </mc:Fallback>
         </mc:AlternateContent>
@@ -2234,13 +2234,405 @@
         <w:t>Outubro</w:t>
       </w:r>
     </w:p>
+    <w:p>
+      <w:r>
+        <w:rPr>
+          <w:b/>
+          <w:bCs/>
+          <w:noProof/>
+        </w:rPr>
+        <mc:AlternateContent>
+          <mc:Choice Requires="wps">
+            <w:drawing>
+              <wp:anchor distT="0" distB="0" distL="114300" distR="114300" simplePos="0" relativeHeight="251695104" behindDoc="0" locked="0" layoutInCell="1" allowOverlap="1" wp14:anchorId="4E7A9647" wp14:editId="0E36D264">
+                <wp:simplePos x="0" y="0"/>
+                <wp:positionH relativeFrom="column">
+                  <wp:posOffset>1379528</wp:posOffset>
+                </wp:positionH>
+                <wp:positionV relativeFrom="paragraph">
+                  <wp:posOffset>2636388</wp:posOffset>
+                </wp:positionV>
+                <wp:extent cx="285420" cy="243136"/>
+                <wp:effectExtent l="0" t="0" r="19685" b="24130"/>
+                <wp:wrapNone/>
+                <wp:docPr id="1573876315" name="Retângulo 18"/>
+                <wp:cNvGraphicFramePr/>
+                <a:graphic xmlns:a="http://schemas.openxmlformats.org/drawingml/2006/main">
+                  <a:graphicData uri="http://schemas.microsoft.com/office/word/2010/wordprocessingShape">
+                    <wps:wsp>
+                      <wps:cNvSpPr/>
+                      <wps:spPr>
+                        <a:xfrm>
+                          <a:off x="0" y="0"/>
+                          <a:ext cx="285420" cy="243136"/>
+                        </a:xfrm>
+                        <a:prstGeom prst="rect">
+                          <a:avLst/>
+                        </a:prstGeom>
+                        <a:noFill/>
+                        <a:ln>
+                          <a:solidFill>
+                            <a:schemeClr val="accent6"/>
+                          </a:solidFill>
+                        </a:ln>
+                      </wps:spPr>
+                      <wps:style>
+                        <a:lnRef idx="2">
+                          <a:schemeClr val="accent1">
+                            <a:shade val="15000"/>
+                          </a:schemeClr>
+                        </a:lnRef>
+                        <a:fillRef idx="1">
+                          <a:schemeClr val="accent1"/>
+                        </a:fillRef>
+                        <a:effectRef idx="0">
+                          <a:schemeClr val="accent1"/>
+                        </a:effectRef>
+                        <a:fontRef idx="minor">
+                          <a:schemeClr val="lt1"/>
+                        </a:fontRef>
+                      </wps:style>
+                      <wps:bodyPr rot="0" spcFirstLastPara="0" vertOverflow="overflow" horzOverflow="overflow" vert="horz" wrap="square" lIns="91440" tIns="45720" rIns="91440" bIns="45720" numCol="1" spcCol="0" rtlCol="0" fromWordArt="0" anchor="ctr" anchorCtr="0" forceAA="0" compatLnSpc="1">
+                        <a:prstTxWarp prst="textNoShape">
+                          <a:avLst/>
+                        </a:prstTxWarp>
+                        <a:noAutofit/>
+                      </wps:bodyPr>
+                    </wps:wsp>
+                  </a:graphicData>
+                </a:graphic>
+              </wp:anchor>
+            </w:drawing>
+          </mc:Choice>
+          <mc:Fallback>
+            <w:pict>
+              <v:rect w14:anchorId="34F9F67A" id="Retângulo 18" o:spid="_x0000_s1026" style="position:absolute;margin-left:108.6pt;margin-top:207.6pt;width:22.45pt;height:19.15pt;z-index:251695104;visibility:visible;mso-wrap-style:square;mso-wrap-distance-left:9pt;mso-wrap-distance-top:0;mso-wrap-distance-right:9pt;mso-wrap-distance-bottom:0;mso-position-horizontal:absolute;mso-position-horizontal-relative:text;mso-position-vertical:absolute;mso-position-vertical-relative:text;v-text-anchor:middle" o:gfxdata="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" filled="f" strokecolor="#4ea72e [3209]" strokeweight="1pt"/>
+            </w:pict>
+          </mc:Fallback>
+        </mc:AlternateContent>
+      </w:r>
+      <w:r>
+        <w:rPr>
+          <w:b/>
+          <w:bCs/>
+          <w:noProof/>
+        </w:rPr>
+        <mc:AlternateContent>
+          <mc:Choice Requires="wps">
+            <w:drawing>
+              <wp:anchor distT="0" distB="0" distL="114300" distR="114300" simplePos="0" relativeHeight="251693056" behindDoc="0" locked="0" layoutInCell="1" allowOverlap="1" wp14:anchorId="47281A2C" wp14:editId="497CE5EC">
+                <wp:simplePos x="0" y="0"/>
+                <wp:positionH relativeFrom="column">
+                  <wp:posOffset>2737915</wp:posOffset>
+                </wp:positionH>
+                <wp:positionV relativeFrom="paragraph">
+                  <wp:posOffset>1441523</wp:posOffset>
+                </wp:positionV>
+                <wp:extent cx="285420" cy="243136"/>
+                <wp:effectExtent l="0" t="0" r="19685" b="24130"/>
+                <wp:wrapNone/>
+                <wp:docPr id="1939177698" name="Retângulo 18"/>
+                <wp:cNvGraphicFramePr/>
+                <a:graphic xmlns:a="http://schemas.openxmlformats.org/drawingml/2006/main">
+                  <a:graphicData uri="http://schemas.microsoft.com/office/word/2010/wordprocessingShape">
+                    <wps:wsp>
+                      <wps:cNvSpPr/>
+                      <wps:spPr>
+                        <a:xfrm>
+                          <a:off x="0" y="0"/>
+                          <a:ext cx="285420" cy="243136"/>
+                        </a:xfrm>
+                        <a:prstGeom prst="rect">
+                          <a:avLst/>
+                        </a:prstGeom>
+                        <a:noFill/>
+                        <a:ln>
+                          <a:solidFill>
+                            <a:schemeClr val="accent6"/>
+                          </a:solidFill>
+                        </a:ln>
+                      </wps:spPr>
+                      <wps:style>
+                        <a:lnRef idx="2">
+                          <a:schemeClr val="accent1">
+                            <a:shade val="15000"/>
+                          </a:schemeClr>
+                        </a:lnRef>
+                        <a:fillRef idx="1">
+                          <a:schemeClr val="accent1"/>
+                        </a:fillRef>
+                        <a:effectRef idx="0">
+                          <a:schemeClr val="accent1"/>
+                        </a:effectRef>
+                        <a:fontRef idx="minor">
+                          <a:schemeClr val="lt1"/>
+                        </a:fontRef>
+                      </wps:style>
+                      <wps:bodyPr rot="0" spcFirstLastPara="0" vertOverflow="overflow" horzOverflow="overflow" vert="horz" wrap="square" lIns="91440" tIns="45720" rIns="91440" bIns="45720" numCol="1" spcCol="0" rtlCol="0" fromWordArt="0" anchor="ctr" anchorCtr="0" forceAA="0" compatLnSpc="1">
+                        <a:prstTxWarp prst="textNoShape">
+                          <a:avLst/>
+                        </a:prstTxWarp>
+                        <a:noAutofit/>
+                      </wps:bodyPr>
+                    </wps:wsp>
+                  </a:graphicData>
+                </a:graphic>
+              </wp:anchor>
+            </w:drawing>
+          </mc:Choice>
+          <mc:Fallback>
+            <w:pict>
+              <v:rect w14:anchorId="5326EB6A" id="Retângulo 18" o:spid="_x0000_s1026" style="position:absolute;margin-left:215.6pt;margin-top:113.5pt;width:22.45pt;height:19.15pt;z-index:251693056;visibility:visible;mso-wrap-style:square;mso-wrap-distance-left:9pt;mso-wrap-distance-top:0;mso-wrap-distance-right:9pt;mso-wrap-distance-bottom:0;mso-position-horizontal:absolute;mso-position-horizontal-relative:text;mso-position-vertical:absolute;mso-position-vertical-relative:text;v-text-anchor:middle" o:gfxdata="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" filled="f" strokecolor="#4ea72e [3209]" strokeweight="1pt"/>
+            </w:pict>
+          </mc:Fallback>
+        </mc:AlternateContent>
+      </w:r>
+      <w:r>
+        <w:rPr>
+          <w:b/>
+          <w:bCs/>
+          <w:noProof/>
+        </w:rPr>
+        <mc:AlternateContent>
+          <mc:Choice Requires="wps">
+            <w:drawing>
+              <wp:anchor distT="0" distB="0" distL="114300" distR="114300" simplePos="0" relativeHeight="251691008" behindDoc="0" locked="0" layoutInCell="1" allowOverlap="1" wp14:anchorId="6C5CAB3C" wp14:editId="1893F5FD">
+                <wp:simplePos x="0" y="0"/>
+                <wp:positionH relativeFrom="margin">
+                  <wp:align>left</wp:align>
+                </wp:positionH>
+                <wp:positionV relativeFrom="paragraph">
+                  <wp:posOffset>1800611</wp:posOffset>
+                </wp:positionV>
+                <wp:extent cx="845688" cy="380560"/>
+                <wp:effectExtent l="0" t="0" r="12065" b="19685"/>
+                <wp:wrapNone/>
+                <wp:docPr id="601813066" name="Retângulo 17"/>
+                <wp:cNvGraphicFramePr/>
+                <a:graphic xmlns:a="http://schemas.openxmlformats.org/drawingml/2006/main">
+                  <a:graphicData uri="http://schemas.microsoft.com/office/word/2010/wordprocessingShape">
+                    <wps:wsp>
+                      <wps:cNvSpPr/>
+                      <wps:spPr>
+                        <a:xfrm>
+                          <a:off x="0" y="0"/>
+                          <a:ext cx="845688" cy="380560"/>
+                        </a:xfrm>
+                        <a:prstGeom prst="rect">
+                          <a:avLst/>
+                        </a:prstGeom>
+                        <a:noFill/>
+                        <a:ln>
+                          <a:solidFill>
+                            <a:schemeClr val="accent6"/>
+                          </a:solidFill>
+                        </a:ln>
+                      </wps:spPr>
+                      <wps:style>
+                        <a:lnRef idx="2">
+                          <a:schemeClr val="accent1">
+                            <a:shade val="15000"/>
+                          </a:schemeClr>
+                        </a:lnRef>
+                        <a:fillRef idx="1">
+                          <a:schemeClr val="accent1"/>
+                        </a:fillRef>
+                        <a:effectRef idx="0">
+                          <a:schemeClr val="accent1"/>
+                        </a:effectRef>
+                        <a:fontRef idx="minor">
+                          <a:schemeClr val="lt1"/>
+                        </a:fontRef>
+                      </wps:style>
+                      <wps:bodyPr rot="0" spcFirstLastPara="0" vertOverflow="overflow" horzOverflow="overflow" vert="horz" wrap="square" lIns="91440" tIns="45720" rIns="91440" bIns="45720" numCol="1" spcCol="0" rtlCol="0" fromWordArt="0" anchor="ctr" anchorCtr="0" forceAA="0" compatLnSpc="1">
+                        <a:prstTxWarp prst="textNoShape">
+                          <a:avLst/>
+                        </a:prstTxWarp>
+                        <a:noAutofit/>
+                      </wps:bodyPr>
+                    </wps:wsp>
+                  </a:graphicData>
+                </a:graphic>
+              </wp:anchor>
+            </w:drawing>
+          </mc:Choice>
+          <mc:Fallback>
+            <w:pict>
+              <v:rect w14:anchorId="4B9DCDE7" id="Retângulo 17" o:spid="_x0000_s1026" style="position:absolute;margin-left:0;margin-top:141.8pt;width:66.6pt;height:29.95pt;z-index:251691008;visibility:visible;mso-wrap-style:square;mso-wrap-distance-left:9pt;mso-wrap-distance-top:0;mso-wrap-distance-right:9pt;mso-wrap-distance-bottom:0;mso-position-horizontal:left;mso-position-horizontal-relative:margin;mso-position-vertical:absolute;mso-position-vertical-relative:text;v-text-anchor:middle" o:gfxdata="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" filled="f" strokecolor="#4ea72e [3209]" strokeweight="1pt">
+                <w10:wrap anchorx="margin"/>
+              </v:rect>
+            </w:pict>
+          </mc:Fallback>
+        </mc:AlternateContent>
+      </w:r>
+      <w:r>
+        <w:drawing>
+          <wp:inline distT="0" distB="0" distL="0" distR="0" wp14:anchorId="6704D9F5" wp14:editId="360D9295">
+            <wp:extent cx="3057952" cy="2924583"/>
+            <wp:effectExtent l="0" t="0" r="9525" b="9525"/>
+            <wp:docPr id="1637185473" name="Imagem 1" descr="Calendário&#10;&#10;O conteúdo gerado por IA pode estar incorreto."/>
+            <wp:cNvGraphicFramePr>
+              <a:graphicFrameLocks xmlns:a="http://schemas.openxmlformats.org/drawingml/2006/main" noChangeAspect="1"/>
+            </wp:cNvGraphicFramePr>
+            <a:graphic xmlns:a="http://schemas.openxmlformats.org/drawingml/2006/main">
+              <a:graphicData uri="http://schemas.openxmlformats.org/drawingml/2006/picture">
+                <pic:pic xmlns:pic="http://schemas.openxmlformats.org/drawingml/2006/picture">
+                  <pic:nvPicPr>
+                    <pic:cNvPr id="1637185473" name="Imagem 1" descr="Calendário&#10;&#10;O conteúdo gerado por IA pode estar incorreto."/>
+                    <pic:cNvPicPr/>
+                  </pic:nvPicPr>
+                  <pic:blipFill>
+                    <a:blip r:embed="rId13"/>
+                    <a:stretch>
+                      <a:fillRect/>
+                    </a:stretch>
+                  </pic:blipFill>
+                  <pic:spPr>
+                    <a:xfrm>
+                      <a:off x="0" y="0"/>
+                      <a:ext cx="3057952" cy="2924583"/>
+                    </a:xfrm>
+                    <a:prstGeom prst="rect">
+                      <a:avLst/>
+                    </a:prstGeom>
+                  </pic:spPr>
+                </pic:pic>
+              </a:graphicData>
+            </a:graphic>
+          </wp:inline>
+        </w:drawing>
+      </w:r>
+    </w:p>
+    <w:p>
+      <w:pPr>
+        <w:rPr>
+          <w:color w:val="00B050"/>
+        </w:rPr>
+      </w:pPr>
+      <w:r>
+        <w:rPr>
+          <w:color w:val="00B050"/>
+        </w:rPr>
+        <w:t>Padroeira</w:t>
+      </w:r>
+      <w:r>
+        <w:rPr>
+          <w:color w:val="00B050"/>
+        </w:rPr>
+        <w:t xml:space="preserve"> do Brasil</w:t>
+      </w:r>
+      <w:r>
+        <w:rPr>
+          <w:color w:val="00B050"/>
+        </w:rPr>
+        <w:t xml:space="preserve"> – </w:t>
+      </w:r>
+      <w:r>
+        <w:rPr>
+          <w:color w:val="00B050"/>
+        </w:rPr>
+        <w:t>12</w:t>
+      </w:r>
+      <w:r>
+        <w:rPr>
+          <w:color w:val="00B050"/>
+        </w:rPr>
+        <w:t xml:space="preserve"> (</w:t>
+      </w:r>
+      <w:r>
+        <w:rPr>
+          <w:color w:val="00B050"/>
+        </w:rPr>
+        <w:t>1</w:t>
+      </w:r>
+      <w:r>
+        <w:rPr>
+          <w:color w:val="00B050"/>
+        </w:rPr>
+        <w:t>0</w:t>
+      </w:r>
+      <w:r>
+        <w:rPr>
+          <w:color w:val="00B050"/>
+        </w:rPr>
+        <w:t xml:space="preserve"> a </w:t>
+      </w:r>
+      <w:r>
+        <w:rPr>
+          <w:color w:val="00B050"/>
+        </w:rPr>
+        <w:t>12</w:t>
+      </w:r>
+      <w:r>
+        <w:rPr>
+          <w:color w:val="00B050"/>
+        </w:rPr>
+        <w:t xml:space="preserve"> de </w:t>
+      </w:r>
+      <w:proofErr w:type="gramStart"/>
+      <w:r>
+        <w:rPr>
+          <w:color w:val="00B050"/>
+        </w:rPr>
+        <w:t>Outubro</w:t>
+      </w:r>
+      <w:proofErr w:type="gramEnd"/>
+      <w:r>
+        <w:rPr>
+          <w:color w:val="00B050"/>
+        </w:rPr>
+        <w:t>)</w:t>
+      </w:r>
+    </w:p>
+    <w:p>
+      <w:pPr>
+        <w:rPr>
+          <w:color w:val="00B050"/>
+        </w:rPr>
+      </w:pPr>
+      <w:r>
+        <w:rPr>
+          <w:color w:val="00B050"/>
+        </w:rPr>
+        <w:t>Dia do Servidor - 28</w:t>
+      </w:r>
+    </w:p>
     <w:p/>
     <w:p/>
     <w:p/>
-    <w:p>
-      <w:r>
+    <w:p/>
+    <w:p/>
+    <w:p>
+      <w:pPr>
+        <w:rPr>
+          <w:b/>
+          <w:bCs/>
+        </w:rPr>
+      </w:pPr>
+      <w:r>
+        <w:rPr>
+          <w:b/>
+          <w:bCs/>
+        </w:rPr>
+        <w:lastRenderedPageBreak/>
         <w:t>Novembro</w:t>
       </w:r>
+    </w:p>
+    <w:p>
+      <w:pPr>
+        <w:rPr>
+          <w:b/>
+          <w:bCs/>
+        </w:rPr>
+      </w:pPr>
+    </w:p>
+    <w:p>
+      <w:pPr>
+        <w:rPr>
+          <w:b/>
+          <w:bCs/>
+        </w:rPr>
+      </w:pPr>
     </w:p>
     <w:p>
       <w:r>

--- a/feriados26.docx
+++ b/feriados26.docx
@@ -359,19 +359,11 @@
           <w:color w:val="4EA72E" w:themeColor="accent6"/>
         </w:rPr>
       </w:pPr>
-      <w:proofErr w:type="gramStart"/>
       <w:r>
         <w:rPr>
           <w:color w:val="4EA72E" w:themeColor="accent6"/>
         </w:rPr>
-        <w:t>Carnaval  –</w:t>
-      </w:r>
-      <w:proofErr w:type="gramEnd"/>
-      <w:r>
-        <w:rPr>
-          <w:color w:val="4EA72E" w:themeColor="accent6"/>
-        </w:rPr>
-        <w:t xml:space="preserve"> 14 a 18 de fevereiro</w:t>
+        <w:t>Carnaval  – 14 a 18 de fevereiro</w:t>
       </w:r>
     </w:p>
     <w:p/>
@@ -665,34 +657,12 @@
         <w:rPr>
           <w:color w:val="00B050"/>
         </w:rPr>
-        <w:t xml:space="preserve">19 de </w:t>
-      </w:r>
-      <w:proofErr w:type="gramStart"/>
-      <w:r>
-        <w:rPr>
-          <w:color w:val="00B050"/>
-        </w:rPr>
-        <w:t>Março</w:t>
-      </w:r>
-      <w:proofErr w:type="gramEnd"/>
-      <w:r>
-        <w:rPr>
-          <w:color w:val="00B050"/>
-        </w:rPr>
-        <w:t xml:space="preserve"> – Dia de São José (19 a 22 de março)</w:t>
-      </w:r>
-    </w:p>
-    <w:p>
-      <w:r>
-        <w:t xml:space="preserve">25 de </w:t>
-      </w:r>
-      <w:proofErr w:type="gramStart"/>
-      <w:r>
-        <w:t>Março</w:t>
-      </w:r>
-      <w:proofErr w:type="gramEnd"/>
-      <w:r>
-        <w:t xml:space="preserve"> – Data Magna do Ceará</w:t>
+        <w:t>19 de Março – Dia de São José (19 a 22 de março)</w:t>
+      </w:r>
+    </w:p>
+    <w:p>
+      <w:r>
+        <w:t>25 de Março – Data Magna do Ceará</w:t>
       </w:r>
     </w:p>
     <w:p>
@@ -1050,28 +1020,12 @@
     </w:p>
     <w:p>
       <w:r>
-        <w:t xml:space="preserve">03 de </w:t>
-      </w:r>
-      <w:proofErr w:type="gramStart"/>
-      <w:r>
-        <w:t>Abril</w:t>
-      </w:r>
-      <w:proofErr w:type="gramEnd"/>
-      <w:r>
-        <w:t xml:space="preserve"> – Sexta-feira Santa (03 a 05 de abril)</w:t>
-      </w:r>
-    </w:p>
-    <w:p>
-      <w:r>
-        <w:t xml:space="preserve">21 de </w:t>
-      </w:r>
-      <w:proofErr w:type="gramStart"/>
-      <w:r>
-        <w:t>Abril</w:t>
-      </w:r>
-      <w:proofErr w:type="gramEnd"/>
-      <w:r>
-        <w:t xml:space="preserve"> – Tiradentes (18 a 21 de abril)</w:t>
+        <w:t>03 de Abril – Sexta-feira Santa (03 a 05 de abril)</w:t>
+      </w:r>
+    </w:p>
+    <w:p>
+      <w:r>
+        <w:t>21 de Abril – Tiradentes (18 a 21 de abril)</w:t>
       </w:r>
     </w:p>
     <w:p>
@@ -1324,15 +1278,7 @@
     </w:p>
     <w:p>
       <w:r>
-        <w:t xml:space="preserve">01 de </w:t>
-      </w:r>
-      <w:proofErr w:type="gramStart"/>
-      <w:r>
-        <w:t>Maio</w:t>
-      </w:r>
-      <w:proofErr w:type="gramEnd"/>
-      <w:r>
-        <w:t xml:space="preserve"> – Dia do Trabalhador (01 a 03 de maio)</w:t>
+        <w:t>01 de Maio – Dia do Trabalhador (01 a 03 de maio)</w:t>
       </w:r>
     </w:p>
     <w:p>
@@ -1627,16 +1573,8 @@
         <w:rPr>
           <w:color w:val="00B050"/>
         </w:rPr>
-        <w:t xml:space="preserve">Aniversário Débora – 29 de </w:t>
-      </w:r>
-      <w:proofErr w:type="gramStart"/>
-      <w:r>
-        <w:rPr>
-          <w:color w:val="00B050"/>
-        </w:rPr>
-        <w:t>Junho</w:t>
-      </w:r>
-      <w:proofErr w:type="gramEnd"/>
+        <w:t>Aniversário Débora – 29 de Junho</w:t>
+      </w:r>
     </w:p>
     <w:p>
       <w:pPr>
@@ -1648,21 +1586,7 @@
         <w:rPr>
           <w:color w:val="00B050"/>
         </w:rPr>
-        <w:t xml:space="preserve">Corpus Christi – 19 (19 a 21 de </w:t>
-      </w:r>
-      <w:proofErr w:type="gramStart"/>
-      <w:r>
-        <w:rPr>
-          <w:color w:val="00B050"/>
-        </w:rPr>
-        <w:t>Junho</w:t>
-      </w:r>
-      <w:proofErr w:type="gramEnd"/>
-      <w:r>
-        <w:rPr>
-          <w:color w:val="00B050"/>
-        </w:rPr>
-        <w:t>)</w:t>
+        <w:t>Corpus Christi – 19 (19 a 21 de Junho)</w:t>
       </w:r>
     </w:p>
     <w:p/>
@@ -1816,13 +1740,8 @@
     </w:p>
     <w:p>
       <w:r>
-        <w:t xml:space="preserve">Aniversário Dival – 15 de </w:t>
-      </w:r>
-      <w:proofErr w:type="gramStart"/>
-      <w:r>
-        <w:t>Julho</w:t>
-      </w:r>
-      <w:proofErr w:type="gramEnd"/>
+        <w:t>Aniversário Dival – 15 de Julho</w:t>
+      </w:r>
     </w:p>
     <w:p>
       <w:pPr>
@@ -2027,7 +1946,7 @@
           </mc:Choice>
           <mc:Fallback>
             <w:pict>
-              <v:rect w14:anchorId="34AE0196" id="Retângulo 18" o:spid="_x0000_s1026" style="position:absolute;margin-left:217.5pt;margin-top:74.35pt;width:22.45pt;height:19.15pt;z-index:251688960;visibility:visible;mso-wrap-style:square;mso-wrap-distance-left:9pt;mso-wrap-distance-top:0;mso-wrap-distance-right:9pt;mso-wrap-distance-bottom:0;mso-position-horizontal:absolute;mso-position-horizontal-relative:text;mso-position-vertical:absolute;mso-position-vertical-relative:text;v-text-anchor:middle" o:gfxdata="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" filled="f" strokecolor="#4ea72e [3209]" strokeweight="1pt"/>
+              <v:rect w14:anchorId="7C4C253B" id="Retângulo 18" o:spid="_x0000_s1026" style="position:absolute;margin-left:217.5pt;margin-top:74.35pt;width:22.45pt;height:19.15pt;z-index:251688960;visibility:visible;mso-wrap-style:square;mso-wrap-distance-left:9pt;mso-wrap-distance-top:0;mso-wrap-distance-right:9pt;mso-wrap-distance-bottom:0;mso-position-horizontal:absolute;mso-position-horizontal-relative:text;mso-position-vertical:absolute;mso-position-vertical-relative:text;v-text-anchor:middle" o:gfxdata="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" filled="f" strokecolor="#4ea72e [3209]" strokeweight="1pt"/>
             </w:pict>
           </mc:Fallback>
         </mc:AlternateContent>
@@ -2103,7 +2022,7 @@
           </mc:Choice>
           <mc:Fallback>
             <w:pict>
-              <v:rect w14:anchorId="64149F2E" id="Retângulo 17" o:spid="_x0000_s1026" style="position:absolute;margin-left:1.95pt;margin-top:96.45pt;width:66.6pt;height:29.95pt;z-index:251687936;visibility:visible;mso-wrap-style:square;mso-wrap-distance-left:9pt;mso-wrap-distance-top:0;mso-wrap-distance-right:9pt;mso-wrap-distance-bottom:0;mso-position-horizontal:absolute;mso-position-horizontal-relative:text;mso-position-vertical:absolute;mso-position-vertical-relative:text;v-text-anchor:middle" o:gfxdata="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" filled="f" strokecolor="#4ea72e [3209]" strokeweight="1pt"/>
+              <v:rect w14:anchorId="730F6730" id="Retângulo 17" o:spid="_x0000_s1026" style="position:absolute;margin-left:1.95pt;margin-top:96.45pt;width:66.6pt;height:29.95pt;z-index:251687936;visibility:visible;mso-wrap-style:square;mso-wrap-distance-left:9pt;mso-wrap-distance-top:0;mso-wrap-distance-right:9pt;mso-wrap-distance-bottom:0;mso-position-horizontal:absolute;mso-position-horizontal-relative:text;mso-position-vertical:absolute;mso-position-vertical-relative:text;v-text-anchor:middle" o:gfxdata="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" filled="f" strokecolor="#4ea72e [3209]" strokeweight="1pt"/>
             </w:pict>
           </mc:Fallback>
         </mc:AlternateContent>
@@ -2204,14 +2123,12 @@
         </w:rPr>
         <w:t xml:space="preserve"> de </w:t>
       </w:r>
-      <w:proofErr w:type="gramStart"/>
       <w:r>
         <w:rPr>
           <w:color w:val="00B050"/>
         </w:rPr>
         <w:t>Setembro</w:t>
       </w:r>
-      <w:proofErr w:type="gramEnd"/>
       <w:r>
         <w:rPr>
           <w:color w:val="00B050"/>
@@ -2306,7 +2223,7 @@
           </mc:Choice>
           <mc:Fallback>
             <w:pict>
-              <v:rect w14:anchorId="34F9F67A" id="Retângulo 18" o:spid="_x0000_s1026" style="position:absolute;margin-left:108.6pt;margin-top:207.6pt;width:22.45pt;height:19.15pt;z-index:251695104;visibility:visible;mso-wrap-style:square;mso-wrap-distance-left:9pt;mso-wrap-distance-top:0;mso-wrap-distance-right:9pt;mso-wrap-distance-bottom:0;mso-position-horizontal:absolute;mso-position-horizontal-relative:text;mso-position-vertical:absolute;mso-position-vertical-relative:text;v-text-anchor:middle" o:gfxdata="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" filled="f" strokecolor="#4ea72e [3209]" strokeweight="1pt"/>
+              <v:rect w14:anchorId="03D89822" id="Retângulo 18" o:spid="_x0000_s1026" style="position:absolute;margin-left:108.6pt;margin-top:207.6pt;width:22.45pt;height:19.15pt;z-index:251695104;visibility:visible;mso-wrap-style:square;mso-wrap-distance-left:9pt;mso-wrap-distance-top:0;mso-wrap-distance-right:9pt;mso-wrap-distance-bottom:0;mso-position-horizontal:absolute;mso-position-horizontal-relative:text;mso-position-vertical:absolute;mso-position-vertical-relative:text;v-text-anchor:middle" o:gfxdata="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" filled="f" strokecolor="#4ea72e [3209]" strokeweight="1pt"/>
             </w:pict>
           </mc:Fallback>
         </mc:AlternateContent>
@@ -2382,7 +2299,7 @@
           </mc:Choice>
           <mc:Fallback>
             <w:pict>
-              <v:rect w14:anchorId="5326EB6A" id="Retângulo 18" o:spid="_x0000_s1026" style="position:absolute;margin-left:215.6pt;margin-top:113.5pt;width:22.45pt;height:19.15pt;z-index:251693056;visibility:visible;mso-wrap-style:square;mso-wrap-distance-left:9pt;mso-wrap-distance-top:0;mso-wrap-distance-right:9pt;mso-wrap-distance-bottom:0;mso-position-horizontal:absolute;mso-position-horizontal-relative:text;mso-position-vertical:absolute;mso-position-vertical-relative:text;v-text-anchor:middle" o:gfxdata="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" filled="f" strokecolor="#4ea72e [3209]" strokeweight="1pt"/>
+              <v:rect w14:anchorId="7AE7B756" id="Retângulo 18" o:spid="_x0000_s1026" style="position:absolute;margin-left:215.6pt;margin-top:113.5pt;width:22.45pt;height:19.15pt;z-index:251693056;visibility:visible;mso-wrap-style:square;mso-wrap-distance-left:9pt;mso-wrap-distance-top:0;mso-wrap-distance-right:9pt;mso-wrap-distance-bottom:0;mso-position-horizontal:absolute;mso-position-horizontal-relative:text;mso-position-vertical:absolute;mso-position-vertical-relative:text;v-text-anchor:middle" o:gfxdata="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" filled="f" strokecolor="#4ea72e [3209]" strokeweight="1pt"/>
             </w:pict>
           </mc:Fallback>
         </mc:AlternateContent>
@@ -2458,7 +2375,7 @@
           </mc:Choice>
           <mc:Fallback>
             <w:pict>
-              <v:rect w14:anchorId="4B9DCDE7" id="Retângulo 17" o:spid="_x0000_s1026" style="position:absolute;margin-left:0;margin-top:141.8pt;width:66.6pt;height:29.95pt;z-index:251691008;visibility:visible;mso-wrap-style:square;mso-wrap-distance-left:9pt;mso-wrap-distance-top:0;mso-wrap-distance-right:9pt;mso-wrap-distance-bottom:0;mso-position-horizontal:left;mso-position-horizontal-relative:margin;mso-position-vertical:absolute;mso-position-vertical-relative:text;v-text-anchor:middle" o:gfxdata="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" filled="f" strokecolor="#4ea72e [3209]" strokeweight="1pt">
+              <v:rect w14:anchorId="5CB130EA" id="Retângulo 17" o:spid="_x0000_s1026" style="position:absolute;margin-left:0;margin-top:141.8pt;width:66.6pt;height:29.95pt;z-index:251691008;visibility:visible;mso-wrap-style:square;mso-wrap-distance-left:9pt;mso-wrap-distance-top:0;mso-wrap-distance-right:9pt;mso-wrap-distance-bottom:0;mso-position-horizontal:left;mso-position-horizontal-relative:margin;mso-position-vertical:absolute;mso-position-vertical-relative:text;v-text-anchor:middle" o:gfxdata="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" filled="f" strokecolor="#4ea72e [3209]" strokeweight="1pt">
                 <w10:wrap anchorx="margin"/>
               </v:rect>
             </w:pict>
@@ -2569,14 +2486,12 @@
         </w:rPr>
         <w:t xml:space="preserve"> de </w:t>
       </w:r>
-      <w:proofErr w:type="gramStart"/>
       <w:r>
         <w:rPr>
           <w:color w:val="00B050"/>
         </w:rPr>
         <w:t>Outubro</w:t>
       </w:r>
-      <w:proofErr w:type="gramEnd"/>
       <w:r>
         <w:rPr>
           <w:color w:val="00B050"/>
@@ -2594,7 +2509,19 @@
         <w:rPr>
           <w:color w:val="00B050"/>
         </w:rPr>
-        <w:t>Dia do Servidor - 28</w:t>
+        <w:t>Dia do Servidor</w:t>
+      </w:r>
+      <w:r>
+        <w:rPr>
+          <w:color w:val="00B050"/>
+        </w:rPr>
+        <w:t xml:space="preserve"> Público</w:t>
+      </w:r>
+      <w:r>
+        <w:rPr>
+          <w:color w:val="00B050"/>
+        </w:rPr>
+        <w:t xml:space="preserve"> - 28</w:t>
       </w:r>
     </w:p>
     <w:p/>
@@ -2625,17 +2552,392 @@
           <w:bCs/>
         </w:rPr>
       </w:pPr>
+      <w:r>
+        <w:rPr>
+          <w:b/>
+          <w:bCs/>
+          <w:noProof/>
+        </w:rPr>
+        <mc:AlternateContent>
+          <mc:Choice Requires="wps">
+            <w:drawing>
+              <wp:anchor distT="0" distB="0" distL="114300" distR="114300" simplePos="0" relativeHeight="251699200" behindDoc="0" locked="0" layoutInCell="1" allowOverlap="1" wp14:anchorId="577DFDAB" wp14:editId="468A1A94">
+                <wp:simplePos x="0" y="0"/>
+                <wp:positionH relativeFrom="margin">
+                  <wp:posOffset>2270904</wp:posOffset>
+                </wp:positionH>
+                <wp:positionV relativeFrom="paragraph">
+                  <wp:posOffset>1679223</wp:posOffset>
+                </wp:positionV>
+                <wp:extent cx="771690" cy="380560"/>
+                <wp:effectExtent l="0" t="0" r="28575" b="19685"/>
+                <wp:wrapNone/>
+                <wp:docPr id="779914419" name="Retângulo 17"/>
+                <wp:cNvGraphicFramePr/>
+                <a:graphic xmlns:a="http://schemas.openxmlformats.org/drawingml/2006/main">
+                  <a:graphicData uri="http://schemas.microsoft.com/office/word/2010/wordprocessingShape">
+                    <wps:wsp>
+                      <wps:cNvSpPr/>
+                      <wps:spPr>
+                        <a:xfrm>
+                          <a:off x="0" y="0"/>
+                          <a:ext cx="771690" cy="380560"/>
+                        </a:xfrm>
+                        <a:prstGeom prst="rect">
+                          <a:avLst/>
+                        </a:prstGeom>
+                        <a:noFill/>
+                        <a:ln>
+                          <a:solidFill>
+                            <a:schemeClr val="accent6"/>
+                          </a:solidFill>
+                        </a:ln>
+                      </wps:spPr>
+                      <wps:style>
+                        <a:lnRef idx="2">
+                          <a:schemeClr val="accent1">
+                            <a:shade val="15000"/>
+                          </a:schemeClr>
+                        </a:lnRef>
+                        <a:fillRef idx="1">
+                          <a:schemeClr val="accent1"/>
+                        </a:fillRef>
+                        <a:effectRef idx="0">
+                          <a:schemeClr val="accent1"/>
+                        </a:effectRef>
+                        <a:fontRef idx="minor">
+                          <a:schemeClr val="lt1"/>
+                        </a:fontRef>
+                      </wps:style>
+                      <wps:bodyPr rot="0" spcFirstLastPara="0" vertOverflow="overflow" horzOverflow="overflow" vert="horz" wrap="square" lIns="91440" tIns="45720" rIns="91440" bIns="45720" numCol="1" spcCol="0" rtlCol="0" fromWordArt="0" anchor="ctr" anchorCtr="0" forceAA="0" compatLnSpc="1">
+                        <a:prstTxWarp prst="textNoShape">
+                          <a:avLst/>
+                        </a:prstTxWarp>
+                        <a:noAutofit/>
+                      </wps:bodyPr>
+                    </wps:wsp>
+                  </a:graphicData>
+                </a:graphic>
+                <wp14:sizeRelH relativeFrom="margin">
+                  <wp14:pctWidth>0</wp14:pctWidth>
+                </wp14:sizeRelH>
+              </wp:anchor>
+            </w:drawing>
+          </mc:Choice>
+          <mc:Fallback>
+            <w:pict>
+              <v:rect w14:anchorId="795091D5" id="Retângulo 17" o:spid="_x0000_s1026" style="position:absolute;margin-left:178.8pt;margin-top:132.2pt;width:60.75pt;height:29.95pt;z-index:251699200;visibility:visible;mso-wrap-style:square;mso-width-percent:0;mso-wrap-distance-left:9pt;mso-wrap-distance-top:0;mso-wrap-distance-right:9pt;mso-wrap-distance-bottom:0;mso-position-horizontal:absolute;mso-position-horizontal-relative:margin;mso-position-vertical:absolute;mso-position-vertical-relative:text;mso-width-percent:0;mso-width-relative:margin;v-text-anchor:middle" o:gfxdata="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" filled="f" strokecolor="#4ea72e [3209]" strokeweight="1pt">
+                <w10:wrap anchorx="margin"/>
+              </v:rect>
+            </w:pict>
+          </mc:Fallback>
+        </mc:AlternateContent>
+      </w:r>
+      <w:r>
+        <w:rPr>
+          <w:b/>
+          <w:bCs/>
+          <w:noProof/>
+        </w:rPr>
+        <mc:AlternateContent>
+          <mc:Choice Requires="wps">
+            <w:drawing>
+              <wp:anchor distT="0" distB="0" distL="114300" distR="114300" simplePos="0" relativeHeight="251701248" behindDoc="0" locked="0" layoutInCell="1" allowOverlap="1" wp14:anchorId="0C2B8324" wp14:editId="2BF24CE7">
+                <wp:simplePos x="0" y="0"/>
+                <wp:positionH relativeFrom="margin">
+                  <wp:align>left</wp:align>
+                </wp:positionH>
+                <wp:positionV relativeFrom="paragraph">
+                  <wp:posOffset>2080924</wp:posOffset>
+                </wp:positionV>
+                <wp:extent cx="354132" cy="380560"/>
+                <wp:effectExtent l="0" t="0" r="27305" b="19685"/>
+                <wp:wrapNone/>
+                <wp:docPr id="1862074390" name="Retângulo 17"/>
+                <wp:cNvGraphicFramePr/>
+                <a:graphic xmlns:a="http://schemas.openxmlformats.org/drawingml/2006/main">
+                  <a:graphicData uri="http://schemas.microsoft.com/office/word/2010/wordprocessingShape">
+                    <wps:wsp>
+                      <wps:cNvSpPr/>
+                      <wps:spPr>
+                        <a:xfrm>
+                          <a:off x="0" y="0"/>
+                          <a:ext cx="354132" cy="380560"/>
+                        </a:xfrm>
+                        <a:prstGeom prst="rect">
+                          <a:avLst/>
+                        </a:prstGeom>
+                        <a:noFill/>
+                        <a:ln>
+                          <a:solidFill>
+                            <a:schemeClr val="accent6"/>
+                          </a:solidFill>
+                        </a:ln>
+                      </wps:spPr>
+                      <wps:style>
+                        <a:lnRef idx="2">
+                          <a:schemeClr val="accent1">
+                            <a:shade val="15000"/>
+                          </a:schemeClr>
+                        </a:lnRef>
+                        <a:fillRef idx="1">
+                          <a:schemeClr val="accent1"/>
+                        </a:fillRef>
+                        <a:effectRef idx="0">
+                          <a:schemeClr val="accent1"/>
+                        </a:effectRef>
+                        <a:fontRef idx="minor">
+                          <a:schemeClr val="lt1"/>
+                        </a:fontRef>
+                      </wps:style>
+                      <wps:bodyPr rot="0" spcFirstLastPara="0" vertOverflow="overflow" horzOverflow="overflow" vert="horz" wrap="square" lIns="91440" tIns="45720" rIns="91440" bIns="45720" numCol="1" spcCol="0" rtlCol="0" fromWordArt="0" anchor="ctr" anchorCtr="0" forceAA="0" compatLnSpc="1">
+                        <a:prstTxWarp prst="textNoShape">
+                          <a:avLst/>
+                        </a:prstTxWarp>
+                        <a:noAutofit/>
+                      </wps:bodyPr>
+                    </wps:wsp>
+                  </a:graphicData>
+                </a:graphic>
+                <wp14:sizeRelH relativeFrom="margin">
+                  <wp14:pctWidth>0</wp14:pctWidth>
+                </wp14:sizeRelH>
+              </wp:anchor>
+            </w:drawing>
+          </mc:Choice>
+          <mc:Fallback>
+            <w:pict>
+              <v:rect w14:anchorId="70392ECA" id="Retângulo 17" o:spid="_x0000_s1026" style="position:absolute;margin-left:0;margin-top:163.85pt;width:27.9pt;height:29.95pt;z-index:251701248;visibility:visible;mso-wrap-style:square;mso-width-percent:0;mso-wrap-distance-left:9pt;mso-wrap-distance-top:0;mso-wrap-distance-right:9pt;mso-wrap-distance-bottom:0;mso-position-horizontal:left;mso-position-horizontal-relative:margin;mso-position-vertical:absolute;mso-position-vertical-relative:text;mso-width-percent:0;mso-width-relative:margin;v-text-anchor:middle" o:gfxdata="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" filled="f" strokecolor="#4ea72e [3209]" strokeweight="1pt">
+                <w10:wrap anchorx="margin"/>
+              </v:rect>
+            </w:pict>
+          </mc:Fallback>
+        </mc:AlternateContent>
+      </w:r>
+      <w:r>
+        <w:rPr>
+          <w:b/>
+          <w:bCs/>
+          <w:noProof/>
+        </w:rPr>
+        <mc:AlternateContent>
+          <mc:Choice Requires="wps">
+            <w:drawing>
+              <wp:anchor distT="0" distB="0" distL="114300" distR="114300" simplePos="0" relativeHeight="251697152" behindDoc="0" locked="0" layoutInCell="1" allowOverlap="1" wp14:anchorId="24331E97" wp14:editId="5A671764">
+                <wp:simplePos x="0" y="0"/>
+                <wp:positionH relativeFrom="margin">
+                  <wp:align>left</wp:align>
+                </wp:positionH>
+                <wp:positionV relativeFrom="paragraph">
+                  <wp:posOffset>859650</wp:posOffset>
+                </wp:positionV>
+                <wp:extent cx="845688" cy="380560"/>
+                <wp:effectExtent l="0" t="0" r="12065" b="19685"/>
+                <wp:wrapNone/>
+                <wp:docPr id="1072462369" name="Retângulo 17"/>
+                <wp:cNvGraphicFramePr/>
+                <a:graphic xmlns:a="http://schemas.openxmlformats.org/drawingml/2006/main">
+                  <a:graphicData uri="http://schemas.microsoft.com/office/word/2010/wordprocessingShape">
+                    <wps:wsp>
+                      <wps:cNvSpPr/>
+                      <wps:spPr>
+                        <a:xfrm>
+                          <a:off x="0" y="0"/>
+                          <a:ext cx="845688" cy="380560"/>
+                        </a:xfrm>
+                        <a:prstGeom prst="rect">
+                          <a:avLst/>
+                        </a:prstGeom>
+                        <a:noFill/>
+                        <a:ln>
+                          <a:solidFill>
+                            <a:schemeClr val="accent6"/>
+                          </a:solidFill>
+                        </a:ln>
+                      </wps:spPr>
+                      <wps:style>
+                        <a:lnRef idx="2">
+                          <a:schemeClr val="accent1">
+                            <a:shade val="15000"/>
+                          </a:schemeClr>
+                        </a:lnRef>
+                        <a:fillRef idx="1">
+                          <a:schemeClr val="accent1"/>
+                        </a:fillRef>
+                        <a:effectRef idx="0">
+                          <a:schemeClr val="accent1"/>
+                        </a:effectRef>
+                        <a:fontRef idx="minor">
+                          <a:schemeClr val="lt1"/>
+                        </a:fontRef>
+                      </wps:style>
+                      <wps:bodyPr rot="0" spcFirstLastPara="0" vertOverflow="overflow" horzOverflow="overflow" vert="horz" wrap="square" lIns="91440" tIns="45720" rIns="91440" bIns="45720" numCol="1" spcCol="0" rtlCol="0" fromWordArt="0" anchor="ctr" anchorCtr="0" forceAA="0" compatLnSpc="1">
+                        <a:prstTxWarp prst="textNoShape">
+                          <a:avLst/>
+                        </a:prstTxWarp>
+                        <a:noAutofit/>
+                      </wps:bodyPr>
+                    </wps:wsp>
+                  </a:graphicData>
+                </a:graphic>
+              </wp:anchor>
+            </w:drawing>
+          </mc:Choice>
+          <mc:Fallback>
+            <w:pict>
+              <v:rect w14:anchorId="1FF75694" id="Retângulo 17" o:spid="_x0000_s1026" style="position:absolute;margin-left:0;margin-top:67.7pt;width:66.6pt;height:29.95pt;z-index:251697152;visibility:visible;mso-wrap-style:square;mso-wrap-distance-left:9pt;mso-wrap-distance-top:0;mso-wrap-distance-right:9pt;mso-wrap-distance-bottom:0;mso-position-horizontal:left;mso-position-horizontal-relative:margin;mso-position-vertical:absolute;mso-position-vertical-relative:text;v-text-anchor:middle" o:gfxdata="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" filled="f" strokecolor="#4ea72e [3209]" strokeweight="1pt">
+                <w10:wrap anchorx="margin"/>
+              </v:rect>
+            </w:pict>
+          </mc:Fallback>
+        </mc:AlternateContent>
+      </w:r>
+      <w:r>
+        <w:rPr>
+          <w:b/>
+          <w:bCs/>
+        </w:rPr>
+        <w:drawing>
+          <wp:inline distT="0" distB="0" distL="0" distR="0" wp14:anchorId="33215339" wp14:editId="2171D7BF">
+            <wp:extent cx="3067478" cy="2886478"/>
+            <wp:effectExtent l="0" t="0" r="0" b="9525"/>
+            <wp:docPr id="751311954" name="Imagem 1" descr="Calendário&#10;&#10;O conteúdo gerado por IA pode estar incorreto."/>
+            <wp:cNvGraphicFramePr>
+              <a:graphicFrameLocks xmlns:a="http://schemas.openxmlformats.org/drawingml/2006/main" noChangeAspect="1"/>
+            </wp:cNvGraphicFramePr>
+            <a:graphic xmlns:a="http://schemas.openxmlformats.org/drawingml/2006/main">
+              <a:graphicData uri="http://schemas.openxmlformats.org/drawingml/2006/picture">
+                <pic:pic xmlns:pic="http://schemas.openxmlformats.org/drawingml/2006/picture">
+                  <pic:nvPicPr>
+                    <pic:cNvPr id="751311954" name="Imagem 1" descr="Calendário&#10;&#10;O conteúdo gerado por IA pode estar incorreto."/>
+                    <pic:cNvPicPr/>
+                  </pic:nvPicPr>
+                  <pic:blipFill>
+                    <a:blip r:embed="rId14"/>
+                    <a:stretch>
+                      <a:fillRect/>
+                    </a:stretch>
+                  </pic:blipFill>
+                  <pic:spPr>
+                    <a:xfrm>
+                      <a:off x="0" y="0"/>
+                      <a:ext cx="3067478" cy="2886478"/>
+                    </a:xfrm>
+                    <a:prstGeom prst="rect">
+                      <a:avLst/>
+                    </a:prstGeom>
+                  </pic:spPr>
+                </pic:pic>
+              </a:graphicData>
+            </a:graphic>
+          </wp:inline>
+        </w:drawing>
+      </w:r>
     </w:p>
     <w:p>
       <w:pPr>
         <w:rPr>
-          <w:b/>
-          <w:bCs/>
+          <w:color w:val="00B050"/>
         </w:rPr>
       </w:pPr>
-    </w:p>
-    <w:p>
-      <w:r>
+      <w:r>
+        <w:rPr>
+          <w:color w:val="00B050"/>
+        </w:rPr>
+        <w:t>Dia de Finados</w:t>
+      </w:r>
+      <w:r>
+        <w:rPr>
+          <w:color w:val="00B050"/>
+        </w:rPr>
+        <w:t xml:space="preserve"> – </w:t>
+      </w:r>
+      <w:r>
+        <w:rPr>
+          <w:color w:val="00B050"/>
+        </w:rPr>
+        <w:t>0</w:t>
+      </w:r>
+      <w:r>
+        <w:rPr>
+          <w:color w:val="00B050"/>
+        </w:rPr>
+        <w:t>2</w:t>
+      </w:r>
+      <w:r>
+        <w:rPr>
+          <w:color w:val="00B050"/>
+        </w:rPr>
+        <w:t xml:space="preserve"> (</w:t>
+      </w:r>
+      <w:r>
+        <w:rPr>
+          <w:color w:val="00B050"/>
+        </w:rPr>
+        <w:t>31/10 a</w:t>
+      </w:r>
+      <w:r>
+        <w:rPr>
+          <w:color w:val="00B050"/>
+        </w:rPr>
+        <w:t xml:space="preserve"> </w:t>
+      </w:r>
+      <w:r>
+        <w:rPr>
+          <w:color w:val="00B050"/>
+        </w:rPr>
+        <w:t>0</w:t>
+      </w:r>
+      <w:r>
+        <w:rPr>
+          <w:color w:val="00B050"/>
+        </w:rPr>
+        <w:t>2</w:t>
+      </w:r>
+      <w:r>
+        <w:rPr>
+          <w:color w:val="00B050"/>
+        </w:rPr>
+        <w:t xml:space="preserve"> de </w:t>
+      </w:r>
+      <w:r>
+        <w:rPr>
+          <w:color w:val="00B050"/>
+        </w:rPr>
+        <w:t>novembro</w:t>
+      </w:r>
+      <w:r>
+        <w:rPr>
+          <w:color w:val="00B050"/>
+        </w:rPr>
+        <w:t>)</w:t>
+      </w:r>
+    </w:p>
+    <w:p>
+      <w:pPr>
+        <w:rPr>
+          <w:color w:val="00B050"/>
+        </w:rPr>
+      </w:pPr>
+      <w:r>
+        <w:rPr>
+          <w:color w:val="00B050"/>
+        </w:rPr>
+        <w:t>Consciência Negra – 20 (20 a 22 de novembro)</w:t>
+      </w:r>
+    </w:p>
+    <w:p>
+      <w:pPr>
+        <w:rPr>
+          <w:b/>
+          <w:bCs/>
+        </w:rPr>
+      </w:pPr>
+      <w:r>
+        <w:rPr>
+          <w:b/>
+          <w:bCs/>
+        </w:rPr>
         <w:t>Dezembro</w:t>
       </w:r>
     </w:p>

--- a/feriados26.docx
+++ b/feriados26.docx
@@ -1777,6 +1777,7 @@
         <w:rPr>
           <w:b/>
           <w:bCs/>
+          <w:noProof/>
         </w:rPr>
         <w:drawing>
           <wp:inline distT="0" distB="0" distL="0" distR="0" wp14:anchorId="67704074" wp14:editId="4D992112">
@@ -2031,6 +2032,7 @@
         <w:rPr>
           <w:b/>
           <w:bCs/>
+          <w:noProof/>
         </w:rPr>
         <w:drawing>
           <wp:inline distT="0" distB="0" distL="0" distR="0" wp14:anchorId="7BE1D0D5" wp14:editId="4E7DE888">
@@ -2383,6 +2385,9 @@
         </mc:AlternateContent>
       </w:r>
       <w:r>
+        <w:rPr>
+          <w:noProof/>
+        </w:rPr>
         <w:drawing>
           <wp:inline distT="0" distB="0" distL="0" distR="0" wp14:anchorId="6704D9F5" wp14:editId="360D9295">
             <wp:extent cx="3057952" cy="2924583"/>
@@ -2430,13 +2435,7 @@
         <w:rPr>
           <w:color w:val="00B050"/>
         </w:rPr>
-        <w:t>Padroeira</w:t>
-      </w:r>
-      <w:r>
-        <w:rPr>
-          <w:color w:val="00B050"/>
-        </w:rPr>
-        <w:t xml:space="preserve"> do Brasil</w:t>
+        <w:t>Padroeira do Brasil</w:t>
       </w:r>
       <w:r>
         <w:rPr>
@@ -2460,13 +2459,7 @@
         <w:rPr>
           <w:color w:val="00B050"/>
         </w:rPr>
-        <w:t>1</w:t>
-      </w:r>
-      <w:r>
-        <w:rPr>
-          <w:color w:val="00B050"/>
-        </w:rPr>
-        <w:t>0</w:t>
+        <w:t>10</w:t>
       </w:r>
       <w:r>
         <w:rPr>
@@ -2796,6 +2789,7 @@
         <w:rPr>
           <w:b/>
           <w:bCs/>
+          <w:noProof/>
         </w:rPr>
         <w:drawing>
           <wp:inline distT="0" distB="0" distL="0" distR="0" wp14:anchorId="33215339" wp14:editId="2171D7BF">
@@ -2856,13 +2850,7 @@
         <w:rPr>
           <w:color w:val="00B050"/>
         </w:rPr>
-        <w:t>0</w:t>
-      </w:r>
-      <w:r>
-        <w:rPr>
-          <w:color w:val="00B050"/>
-        </w:rPr>
-        <w:t>2</w:t>
+        <w:t>02</w:t>
       </w:r>
       <w:r>
         <w:rPr>
@@ -2886,13 +2874,7 @@
         <w:rPr>
           <w:color w:val="00B050"/>
         </w:rPr>
-        <w:t>0</w:t>
-      </w:r>
-      <w:r>
-        <w:rPr>
-          <w:color w:val="00B050"/>
-        </w:rPr>
-        <w:t>2</w:t>
+        <w:t>02</w:t>
       </w:r>
       <w:r>
         <w:rPr>
@@ -2939,6 +2921,422 @@
           <w:bCs/>
         </w:rPr>
         <w:t>Dezembro</w:t>
+      </w:r>
+    </w:p>
+    <w:p>
+      <w:r>
+        <w:rPr>
+          <w:b/>
+          <w:bCs/>
+          <w:noProof/>
+        </w:rPr>
+        <mc:AlternateContent>
+          <mc:Choice Requires="wps">
+            <w:drawing>
+              <wp:anchor distT="0" distB="0" distL="114300" distR="114300" simplePos="0" relativeHeight="251709440" behindDoc="0" locked="0" layoutInCell="1" allowOverlap="1" wp14:anchorId="254FA383" wp14:editId="3C5C742A">
+                <wp:simplePos x="0" y="0"/>
+                <wp:positionH relativeFrom="margin">
+                  <wp:posOffset>41403</wp:posOffset>
+                </wp:positionH>
+                <wp:positionV relativeFrom="paragraph">
+                  <wp:posOffset>2473552</wp:posOffset>
+                </wp:positionV>
+                <wp:extent cx="338275" cy="380365"/>
+                <wp:effectExtent l="0" t="0" r="24130" b="19685"/>
+                <wp:wrapNone/>
+                <wp:docPr id="1362192282" name="Retângulo 17"/>
+                <wp:cNvGraphicFramePr/>
+                <a:graphic xmlns:a="http://schemas.openxmlformats.org/drawingml/2006/main">
+                  <a:graphicData uri="http://schemas.microsoft.com/office/word/2010/wordprocessingShape">
+                    <wps:wsp>
+                      <wps:cNvSpPr/>
+                      <wps:spPr>
+                        <a:xfrm>
+                          <a:off x="0" y="0"/>
+                          <a:ext cx="338275" cy="380365"/>
+                        </a:xfrm>
+                        <a:prstGeom prst="rect">
+                          <a:avLst/>
+                        </a:prstGeom>
+                        <a:noFill/>
+                        <a:ln>
+                          <a:solidFill>
+                            <a:schemeClr val="accent6"/>
+                          </a:solidFill>
+                        </a:ln>
+                      </wps:spPr>
+                      <wps:style>
+                        <a:lnRef idx="2">
+                          <a:schemeClr val="accent1">
+                            <a:shade val="15000"/>
+                          </a:schemeClr>
+                        </a:lnRef>
+                        <a:fillRef idx="1">
+                          <a:schemeClr val="accent1"/>
+                        </a:fillRef>
+                        <a:effectRef idx="0">
+                          <a:schemeClr val="accent1"/>
+                        </a:effectRef>
+                        <a:fontRef idx="minor">
+                          <a:schemeClr val="lt1"/>
+                        </a:fontRef>
+                      </wps:style>
+                      <wps:bodyPr rot="0" spcFirstLastPara="0" vertOverflow="overflow" horzOverflow="overflow" vert="horz" wrap="square" lIns="91440" tIns="45720" rIns="91440" bIns="45720" numCol="1" spcCol="0" rtlCol="0" fromWordArt="0" anchor="ctr" anchorCtr="0" forceAA="0" compatLnSpc="1">
+                        <a:prstTxWarp prst="textNoShape">
+                          <a:avLst/>
+                        </a:prstTxWarp>
+                        <a:noAutofit/>
+                      </wps:bodyPr>
+                    </wps:wsp>
+                  </a:graphicData>
+                </a:graphic>
+                <wp14:sizeRelH relativeFrom="margin">
+                  <wp14:pctWidth>0</wp14:pctWidth>
+                </wp14:sizeRelH>
+              </wp:anchor>
+            </w:drawing>
+          </mc:Choice>
+          <mc:Fallback>
+            <w:pict>
+              <v:rect w14:anchorId="501C2926" id="Retângulo 17" o:spid="_x0000_s1026" style="position:absolute;margin-left:3.25pt;margin-top:194.75pt;width:26.65pt;height:29.95pt;z-index:251709440;visibility:visible;mso-wrap-style:square;mso-width-percent:0;mso-wrap-distance-left:9pt;mso-wrap-distance-top:0;mso-wrap-distance-right:9pt;mso-wrap-distance-bottom:0;mso-position-horizontal:absolute;mso-position-horizontal-relative:margin;mso-position-vertical:absolute;mso-position-vertical-relative:text;mso-width-percent:0;mso-width-relative:margin;v-text-anchor:middle" o:gfxdata="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" filled="f" strokecolor="#4ea72e [3209]" strokeweight="1pt">
+                <w10:wrap anchorx="margin"/>
+              </v:rect>
+            </w:pict>
+          </mc:Fallback>
+        </mc:AlternateContent>
+      </w:r>
+      <w:r>
+        <w:rPr>
+          <w:b/>
+          <w:bCs/>
+          <w:noProof/>
+        </w:rPr>
+        <mc:AlternateContent>
+          <mc:Choice Requires="wps">
+            <w:drawing>
+              <wp:anchor distT="0" distB="0" distL="114300" distR="114300" simplePos="0" relativeHeight="251705344" behindDoc="0" locked="0" layoutInCell="1" allowOverlap="1" wp14:anchorId="4DB5ACDB" wp14:editId="688A15D9">
+                <wp:simplePos x="0" y="0"/>
+                <wp:positionH relativeFrom="margin">
+                  <wp:align>center</wp:align>
+                </wp:positionH>
+                <wp:positionV relativeFrom="paragraph">
+                  <wp:posOffset>2501056</wp:posOffset>
+                </wp:positionV>
+                <wp:extent cx="771690" cy="380560"/>
+                <wp:effectExtent l="0" t="0" r="28575" b="19685"/>
+                <wp:wrapNone/>
+                <wp:docPr id="629360246" name="Retângulo 17"/>
+                <wp:cNvGraphicFramePr/>
+                <a:graphic xmlns:a="http://schemas.openxmlformats.org/drawingml/2006/main">
+                  <a:graphicData uri="http://schemas.microsoft.com/office/word/2010/wordprocessingShape">
+                    <wps:wsp>
+                      <wps:cNvSpPr/>
+                      <wps:spPr>
+                        <a:xfrm>
+                          <a:off x="0" y="0"/>
+                          <a:ext cx="771690" cy="380560"/>
+                        </a:xfrm>
+                        <a:prstGeom prst="rect">
+                          <a:avLst/>
+                        </a:prstGeom>
+                        <a:noFill/>
+                        <a:ln>
+                          <a:solidFill>
+                            <a:schemeClr val="accent6"/>
+                          </a:solidFill>
+                        </a:ln>
+                      </wps:spPr>
+                      <wps:style>
+                        <a:lnRef idx="2">
+                          <a:schemeClr val="accent1">
+                            <a:shade val="15000"/>
+                          </a:schemeClr>
+                        </a:lnRef>
+                        <a:fillRef idx="1">
+                          <a:schemeClr val="accent1"/>
+                        </a:fillRef>
+                        <a:effectRef idx="0">
+                          <a:schemeClr val="accent1"/>
+                        </a:effectRef>
+                        <a:fontRef idx="minor">
+                          <a:schemeClr val="lt1"/>
+                        </a:fontRef>
+                      </wps:style>
+                      <wps:bodyPr rot="0" spcFirstLastPara="0" vertOverflow="overflow" horzOverflow="overflow" vert="horz" wrap="square" lIns="91440" tIns="45720" rIns="91440" bIns="45720" numCol="1" spcCol="0" rtlCol="0" fromWordArt="0" anchor="ctr" anchorCtr="0" forceAA="0" compatLnSpc="1">
+                        <a:prstTxWarp prst="textNoShape">
+                          <a:avLst/>
+                        </a:prstTxWarp>
+                        <a:noAutofit/>
+                      </wps:bodyPr>
+                    </wps:wsp>
+                  </a:graphicData>
+                </a:graphic>
+                <wp14:sizeRelH relativeFrom="margin">
+                  <wp14:pctWidth>0</wp14:pctWidth>
+                </wp14:sizeRelH>
+              </wp:anchor>
+            </w:drawing>
+          </mc:Choice>
+          <mc:Fallback>
+            <w:pict>
+              <v:rect w14:anchorId="18AE2EA7" id="Retângulo 17" o:spid="_x0000_s1026" style="position:absolute;margin-left:0;margin-top:196.95pt;width:60.75pt;height:29.95pt;z-index:251705344;visibility:visible;mso-wrap-style:square;mso-width-percent:0;mso-wrap-distance-left:9pt;mso-wrap-distance-top:0;mso-wrap-distance-right:9pt;mso-wrap-distance-bottom:0;mso-position-horizontal:center;mso-position-horizontal-relative:margin;mso-position-vertical:absolute;mso-position-vertical-relative:text;mso-width-percent:0;mso-width-relative:margin;v-text-anchor:middle" o:gfxdata="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" filled="f" strokecolor="#4ea72e [3209]" strokeweight="1pt">
+                <w10:wrap anchorx="margin"/>
+              </v:rect>
+            </w:pict>
+          </mc:Fallback>
+        </mc:AlternateContent>
+      </w:r>
+      <w:r>
+        <w:rPr>
+          <w:b/>
+          <w:bCs/>
+          <w:noProof/>
+        </w:rPr>
+        <mc:AlternateContent>
+          <mc:Choice Requires="wps">
+            <w:drawing>
+              <wp:anchor distT="0" distB="0" distL="114300" distR="114300" simplePos="0" relativeHeight="251703296" behindDoc="0" locked="0" layoutInCell="1" allowOverlap="1" wp14:anchorId="51E4E880" wp14:editId="67524E96">
+                <wp:simplePos x="0" y="0"/>
+                <wp:positionH relativeFrom="margin">
+                  <wp:align>center</wp:align>
+                </wp:positionH>
+                <wp:positionV relativeFrom="paragraph">
+                  <wp:posOffset>2094068</wp:posOffset>
+                </wp:positionV>
+                <wp:extent cx="771690" cy="380560"/>
+                <wp:effectExtent l="0" t="0" r="28575" b="19685"/>
+                <wp:wrapNone/>
+                <wp:docPr id="1553999257" name="Retângulo 17"/>
+                <wp:cNvGraphicFramePr/>
+                <a:graphic xmlns:a="http://schemas.openxmlformats.org/drawingml/2006/main">
+                  <a:graphicData uri="http://schemas.microsoft.com/office/word/2010/wordprocessingShape">
+                    <wps:wsp>
+                      <wps:cNvSpPr/>
+                      <wps:spPr>
+                        <a:xfrm>
+                          <a:off x="0" y="0"/>
+                          <a:ext cx="771690" cy="380560"/>
+                        </a:xfrm>
+                        <a:prstGeom prst="rect">
+                          <a:avLst/>
+                        </a:prstGeom>
+                        <a:noFill/>
+                        <a:ln>
+                          <a:solidFill>
+                            <a:schemeClr val="accent6"/>
+                          </a:solidFill>
+                        </a:ln>
+                      </wps:spPr>
+                      <wps:style>
+                        <a:lnRef idx="2">
+                          <a:schemeClr val="accent1">
+                            <a:shade val="15000"/>
+                          </a:schemeClr>
+                        </a:lnRef>
+                        <a:fillRef idx="1">
+                          <a:schemeClr val="accent1"/>
+                        </a:fillRef>
+                        <a:effectRef idx="0">
+                          <a:schemeClr val="accent1"/>
+                        </a:effectRef>
+                        <a:fontRef idx="minor">
+                          <a:schemeClr val="lt1"/>
+                        </a:fontRef>
+                      </wps:style>
+                      <wps:bodyPr rot="0" spcFirstLastPara="0" vertOverflow="overflow" horzOverflow="overflow" vert="horz" wrap="square" lIns="91440" tIns="45720" rIns="91440" bIns="45720" numCol="1" spcCol="0" rtlCol="0" fromWordArt="0" anchor="ctr" anchorCtr="0" forceAA="0" compatLnSpc="1">
+                        <a:prstTxWarp prst="textNoShape">
+                          <a:avLst/>
+                        </a:prstTxWarp>
+                        <a:noAutofit/>
+                      </wps:bodyPr>
+                    </wps:wsp>
+                  </a:graphicData>
+                </a:graphic>
+                <wp14:sizeRelH relativeFrom="margin">
+                  <wp14:pctWidth>0</wp14:pctWidth>
+                </wp14:sizeRelH>
+              </wp:anchor>
+            </w:drawing>
+          </mc:Choice>
+          <mc:Fallback>
+            <w:pict>
+              <v:rect w14:anchorId="18801A0D" id="Retângulo 17" o:spid="_x0000_s1026" style="position:absolute;margin-left:0;margin-top:164.9pt;width:60.75pt;height:29.95pt;z-index:251703296;visibility:visible;mso-wrap-style:square;mso-width-percent:0;mso-wrap-distance-left:9pt;mso-wrap-distance-top:0;mso-wrap-distance-right:9pt;mso-wrap-distance-bottom:0;mso-position-horizontal:center;mso-position-horizontal-relative:margin;mso-position-vertical:absolute;mso-position-vertical-relative:text;mso-width-percent:0;mso-width-relative:margin;v-text-anchor:middle" o:gfxdata="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" filled="f" strokecolor="#4ea72e [3209]" strokeweight="1pt">
+                <w10:wrap anchorx="margin"/>
+              </v:rect>
+            </w:pict>
+          </mc:Fallback>
+        </mc:AlternateContent>
+      </w:r>
+      <w:r>
+        <w:drawing>
+          <wp:inline distT="0" distB="0" distL="0" distR="0" wp14:anchorId="4DF6AAF9" wp14:editId="1980F157">
+            <wp:extent cx="3067478" cy="2905530"/>
+            <wp:effectExtent l="0" t="0" r="0" b="9525"/>
+            <wp:docPr id="559035575" name="Imagem 1" descr="Calendário&#10;&#10;O conteúdo gerado por IA pode estar incorreto."/>
+            <wp:cNvGraphicFramePr>
+              <a:graphicFrameLocks xmlns:a="http://schemas.openxmlformats.org/drawingml/2006/main" noChangeAspect="1"/>
+            </wp:cNvGraphicFramePr>
+            <a:graphic xmlns:a="http://schemas.openxmlformats.org/drawingml/2006/main">
+              <a:graphicData uri="http://schemas.openxmlformats.org/drawingml/2006/picture">
+                <pic:pic xmlns:pic="http://schemas.openxmlformats.org/drawingml/2006/picture">
+                  <pic:nvPicPr>
+                    <pic:cNvPr id="559035575" name="Imagem 1" descr="Calendário&#10;&#10;O conteúdo gerado por IA pode estar incorreto."/>
+                    <pic:cNvPicPr/>
+                  </pic:nvPicPr>
+                  <pic:blipFill>
+                    <a:blip r:embed="rId15"/>
+                    <a:stretch>
+                      <a:fillRect/>
+                    </a:stretch>
+                  </pic:blipFill>
+                  <pic:spPr>
+                    <a:xfrm>
+                      <a:off x="0" y="0"/>
+                      <a:ext cx="3067478" cy="2905530"/>
+                    </a:xfrm>
+                    <a:prstGeom prst="rect">
+                      <a:avLst/>
+                    </a:prstGeom>
+                  </pic:spPr>
+                </pic:pic>
+              </a:graphicData>
+            </a:graphic>
+          </wp:inline>
+        </w:drawing>
+      </w:r>
+    </w:p>
+    <w:p>
+      <w:pPr>
+        <w:rPr>
+          <w:color w:val="00B050"/>
+        </w:rPr>
+      </w:pPr>
+      <w:r>
+        <w:rPr>
+          <w:color w:val="00B050"/>
+        </w:rPr>
+        <w:t>Natal</w:t>
+      </w:r>
+      <w:r>
+        <w:rPr>
+          <w:color w:val="00B050"/>
+        </w:rPr>
+        <w:t xml:space="preserve"> – </w:t>
+      </w:r>
+      <w:r>
+        <w:rPr>
+          <w:color w:val="00B050"/>
+        </w:rPr>
+        <w:t>25</w:t>
+      </w:r>
+      <w:r>
+        <w:rPr>
+          <w:color w:val="00B050"/>
+        </w:rPr>
+        <w:t xml:space="preserve"> (</w:t>
+      </w:r>
+      <w:r>
+        <w:rPr>
+          <w:color w:val="00B050"/>
+        </w:rPr>
+        <w:t>25 a 27</w:t>
+      </w:r>
+      <w:r>
+        <w:rPr>
+          <w:color w:val="00B050"/>
+        </w:rPr>
+        <w:t xml:space="preserve"> </w:t>
+      </w:r>
+      <w:r>
+        <w:rPr>
+          <w:color w:val="00B050"/>
+        </w:rPr>
+        <w:t xml:space="preserve">de </w:t>
+      </w:r>
+      <w:r>
+        <w:rPr>
+          <w:color w:val="00B050"/>
+        </w:rPr>
+        <w:t>dez</w:t>
+      </w:r>
+      <w:r>
+        <w:rPr>
+          <w:color w:val="00B050"/>
+        </w:rPr>
+        <w:t>embro</w:t>
+      </w:r>
+      <w:r>
+        <w:rPr>
+          <w:color w:val="00B050"/>
+        </w:rPr>
+        <w:t>)</w:t>
+      </w:r>
+    </w:p>
+    <w:p>
+      <w:pPr>
+        <w:rPr>
+          <w:color w:val="00B050"/>
+        </w:rPr>
+      </w:pPr>
+      <w:r>
+        <w:rPr>
+          <w:color w:val="00B050"/>
+        </w:rPr>
+        <w:t>Ano Novo</w:t>
+      </w:r>
+      <w:r>
+        <w:rPr>
+          <w:color w:val="00B050"/>
+        </w:rPr>
+        <w:t xml:space="preserve"> – </w:t>
+      </w:r>
+      <w:r>
+        <w:rPr>
+          <w:color w:val="00B050"/>
+        </w:rPr>
+        <w:t>01</w:t>
+      </w:r>
+      <w:r>
+        <w:rPr>
+          <w:color w:val="00B050"/>
+        </w:rPr>
+        <w:t xml:space="preserve"> (</w:t>
+      </w:r>
+      <w:r>
+        <w:rPr>
+          <w:color w:val="00B050"/>
+        </w:rPr>
+        <w:t>01</w:t>
+      </w:r>
+      <w:r>
+        <w:rPr>
+          <w:color w:val="00B050"/>
+        </w:rPr>
+        <w:t xml:space="preserve"> a </w:t>
+      </w:r>
+      <w:r>
+        <w:rPr>
+          <w:color w:val="00B050"/>
+        </w:rPr>
+        <w:t>03</w:t>
+      </w:r>
+      <w:r>
+        <w:rPr>
+          <w:color w:val="00B050"/>
+        </w:rPr>
+        <w:t xml:space="preserve"> de </w:t>
+      </w:r>
+      <w:r>
+        <w:rPr>
+          <w:color w:val="00B050"/>
+        </w:rPr>
+        <w:t>janeiro</w:t>
+      </w:r>
+      <w:r>
+        <w:rPr>
+          <w:color w:val="00B050"/>
+        </w:rPr>
+        <w:t>)</w:t>
       </w:r>
     </w:p>
     <w:p/>

--- a/feriados26.docx
+++ b/feriados26.docx
@@ -3,7 +3,18 @@
 <w:document xmlns:wpc="http://schemas.microsoft.com/office/word/2010/wordprocessingCanvas" xmlns:cx="http://schemas.microsoft.com/office/drawing/2014/chartex" xmlns:cx1="http://schemas.microsoft.com/office/drawing/2015/9/8/chartex" xmlns:cx2="http://schemas.microsoft.com/office/drawing/2015/10/21/chartex" xmlns:cx3="http://schemas.microsoft.com/office/drawing/2016/5/9/chartex" xmlns:cx4="http://schemas.microsoft.com/office/drawing/2016/5/10/chartex" xmlns:cx5="http://schemas.microsoft.com/office/drawing/2016/5/11/chartex" xmlns:cx6="http://schemas.microsoft.com/office/drawing/2016/5/12/chartex" xmlns:cx7="http://schemas.microsoft.com/office/drawing/2016/5/13/chartex" xmlns:cx8="http://schemas.microsoft.com/office/drawing/2016/5/14/chartex" xmlns:mc="http://schemas.openxmlformats.org/markup-compatibility/2006" xmlns:aink="http://schemas.microsoft.com/office/drawing/2016/ink" xmlns:am3d="http://schemas.microsoft.com/office/drawing/2017/model3d" xmlns:o="urn:schemas-microsoft-com:office:office" xmlns:oel="http://schemas.microsoft.com/office/2019/extlst" xmlns:r="http://schemas.openxmlformats.org/officeDocument/2006/relationships" xmlns:m="http://schemas.openxmlformats.org/officeDocument/2006/math" xmlns:v="urn:schemas-microsoft-com:vml" xmlns:wp14="http://schemas.microsoft.com/office/word/2010/wordprocessingDrawing" xmlns:wp="http://schemas.openxmlformats.org/drawingml/2006/wordprocessingDrawing" xmlns:w10="urn:schemas-microsoft-com:office:word" xmlns:w="http://schemas.openxmlformats.org/wordprocessingml/2006/main" xmlns:w14="http://schemas.microsoft.com/office/word/2010/wordml" xmlns:w15="http://schemas.microsoft.com/office/word/2012/wordml" xmlns:w16cex="http://schemas.microsoft.com/office/word/2018/wordml/cex" xmlns:w16cid="http://schemas.microsoft.com/office/word/2016/wordml/cid" xmlns:w16="http://schemas.microsoft.com/office/word/2018/wordml" xmlns:w16du="http://schemas.microsoft.com/office/word/2023/wordml/word16du" xmlns:w16sdtdh="http://schemas.microsoft.com/office/word/2020/wordml/sdtdatahash" xmlns:w16sdtfl="http://schemas.microsoft.com/office/word/2024/wordml/sdtformatlock" xmlns:w16se="http://schemas.microsoft.com/office/word/2015/wordml/symex" xmlns:wpg="http://schemas.microsoft.com/office/word/2010/wordprocessingGroup" xmlns:wpi="http://schemas.microsoft.com/office/word/2010/wordprocessingInk" xmlns:wne="http://schemas.microsoft.com/office/word/2006/wordml" xmlns:wps="http://schemas.microsoft.com/office/word/2010/wordprocessingShape" mc:Ignorable="w14 w15 w16se w16cid w16 w16cex w16sdtdh w16sdtfl w16du wp14">
   <w:body>
     <w:p>
-      <w:r>
+      <w:pPr>
+        <w:jc w:val="center"/>
+        <w:rPr>
+          <w:b/>
+          <w:bCs/>
+        </w:rPr>
+      </w:pPr>
+      <w:r>
+        <w:rPr>
+          <w:b/>
+          <w:bCs/>
+        </w:rPr>
         <w:t>Calendário 2026</w:t>
       </w:r>
     </w:p>
@@ -88,7 +99,7 @@
           </mc:Choice>
           <mc:Fallback>
             <w:pict>
-              <v:rect w14:anchorId="1EBBF467" id="Retângulo 1" o:spid="_x0000_s1026" style="position:absolute;margin-left:4.85pt;margin-top:194.55pt;width:133.05pt;height:23.3pt;z-index:251661312;visibility:visible;mso-wrap-style:square;mso-width-percent:0;mso-wrap-distance-left:9pt;mso-wrap-distance-top:0;mso-wrap-distance-right:9pt;mso-wrap-distance-bottom:0;mso-position-horizontal:absolute;mso-position-horizontal-relative:margin;mso-position-vertical:absolute;mso-position-vertical-relative:text;mso-width-percent:0;mso-width-relative:margin;v-text-anchor:middle" o:gfxdata="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" filled="f" strokecolor="#4ea72e [3209]" strokeweight="1pt">
+              <v:rect w14:anchorId="4005597E" id="Retângulo 1" o:spid="_x0000_s1026" style="position:absolute;margin-left:4.85pt;margin-top:194.55pt;width:133.05pt;height:23.3pt;z-index:251661312;visibility:visible;mso-wrap-style:square;mso-width-percent:0;mso-wrap-distance-left:9pt;mso-wrap-distance-top:0;mso-wrap-distance-right:9pt;mso-wrap-distance-bottom:0;mso-position-horizontal:absolute;mso-position-horizontal-relative:margin;mso-position-vertical:absolute;mso-position-vertical-relative:text;mso-width-percent:0;mso-width-relative:margin;v-text-anchor:middle" o:gfxdata="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" filled="f" strokecolor="#4ea72e [3209]" strokeweight="1pt">
                 <w10:wrap anchorx="margin"/>
               </v:rect>
             </w:pict>
@@ -157,7 +168,7 @@
           </mc:Choice>
           <mc:Fallback>
             <w:pict>
-              <v:rect w14:anchorId="4B0F8A21" id="Retângulo 1" o:spid="_x0000_s1026" style="position:absolute;margin-left:4.45pt;margin-top:162.9pt;width:234.3pt;height:23.3pt;z-index:251659264;visibility:visible;mso-wrap-style:square;mso-wrap-distance-left:9pt;mso-wrap-distance-top:0;mso-wrap-distance-right:9pt;mso-wrap-distance-bottom:0;mso-position-horizontal:absolute;mso-position-horizontal-relative:text;mso-position-vertical:absolute;mso-position-vertical-relative:text;v-text-anchor:middle" o:gfxdata="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" filled="f" strokecolor="#4ea72e [3209]" strokeweight="1pt"/>
+              <v:rect w14:anchorId="186CF4C3" id="Retângulo 1" o:spid="_x0000_s1026" style="position:absolute;margin-left:4.45pt;margin-top:162.9pt;width:234.3pt;height:23.3pt;z-index:251659264;visibility:visible;mso-wrap-style:square;mso-wrap-distance-left:9pt;mso-wrap-distance-top:0;mso-wrap-distance-right:9pt;mso-wrap-distance-bottom:0;mso-position-horizontal:absolute;mso-position-horizontal-relative:text;mso-position-vertical:absolute;mso-position-vertical-relative:text;v-text-anchor:middle" o:gfxdata="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" filled="f" strokecolor="#4ea72e [3209]" strokeweight="1pt"/>
             </w:pict>
           </mc:Fallback>
         </mc:AlternateContent>
@@ -305,7 +316,7 @@
           </mc:Choice>
           <mc:Fallback>
             <w:pict>
-              <v:rect w14:anchorId="6BEE9F63" id="Retângulo 1" o:spid="_x0000_s1026" style="position:absolute;margin-left:2.5pt;margin-top:136pt;width:133.05pt;height:23.3pt;z-index:251663360;visibility:visible;mso-wrap-style:square;mso-width-percent:0;mso-wrap-distance-left:9pt;mso-wrap-distance-top:0;mso-wrap-distance-right:9pt;mso-wrap-distance-bottom:0;mso-position-horizontal:absolute;mso-position-horizontal-relative:margin;mso-position-vertical:absolute;mso-position-vertical-relative:text;mso-width-percent:0;mso-width-relative:margin;v-text-anchor:middle" o:gfxdata="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" filled="f" strokecolor="#4ea72e [3209]" strokeweight="1pt">
+              <v:rect w14:anchorId="73387DF9" id="Retângulo 1" o:spid="_x0000_s1026" style="position:absolute;margin-left:2.5pt;margin-top:136pt;width:133.05pt;height:23.3pt;z-index:251663360;visibility:visible;mso-wrap-style:square;mso-width-percent:0;mso-wrap-distance-left:9pt;mso-wrap-distance-top:0;mso-wrap-distance-right:9pt;mso-wrap-distance-bottom:0;mso-position-horizontal:absolute;mso-position-horizontal-relative:margin;mso-position-vertical:absolute;mso-position-vertical-relative:text;mso-width-percent:0;mso-width-relative:margin;v-text-anchor:middle" o:gfxdata="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" filled="f" strokecolor="#4ea72e [3209]" strokeweight="1pt">
                 <w10:wrap anchorx="margin"/>
               </v:rect>
             </w:pict>
@@ -458,7 +469,7 @@
           </mc:Choice>
           <mc:Fallback>
             <w:pict>
-              <v:rect w14:anchorId="7CEE1809" id="Retângulo 10" o:spid="_x0000_s1026" style="position:absolute;margin-left:143.85pt;margin-top:135.15pt;width:91.55pt;height:22.45pt;z-index:251673600;visibility:visible;mso-wrap-style:square;mso-wrap-distance-left:9pt;mso-wrap-distance-top:0;mso-wrap-distance-right:9pt;mso-wrap-distance-bottom:0;mso-position-horizontal:absolute;mso-position-horizontal-relative:text;mso-position-vertical:absolute;mso-position-vertical-relative:text;v-text-anchor:middle" o:gfxdata="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" filled="f" strokecolor="#00b050" strokeweight="1pt"/>
+              <v:rect w14:anchorId="04F81B2F" id="Retângulo 10" o:spid="_x0000_s1026" style="position:absolute;margin-left:143.85pt;margin-top:135.15pt;width:91.55pt;height:22.45pt;z-index:251673600;visibility:visible;mso-wrap-style:square;mso-wrap-distance-left:9pt;mso-wrap-distance-top:0;mso-wrap-distance-right:9pt;mso-wrap-distance-bottom:0;mso-position-horizontal:absolute;mso-position-horizontal-relative:text;mso-position-vertical:absolute;mso-position-vertical-relative:text;v-text-anchor:middle" o:gfxdata="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" filled="f" strokecolor="#00b050" strokeweight="1pt"/>
             </w:pict>
           </mc:Fallback>
         </mc:AlternateContent>
@@ -532,7 +543,7 @@
           </mc:Choice>
           <mc:Fallback>
             <w:pict>
-              <v:rect w14:anchorId="2363D1AC" id="Retângulo 5" o:spid="_x0000_s1026" style="position:absolute;margin-left:5pt;margin-top:169.4pt;width:20pt;height:20pt;z-index:251669504;visibility:visible;mso-wrap-style:square;mso-wrap-distance-left:9pt;mso-wrap-distance-top:0;mso-wrap-distance-right:9pt;mso-wrap-distance-bottom:0;mso-position-horizontal:absolute;mso-position-horizontal-relative:text;mso-position-vertical:absolute;mso-position-vertical-relative:text;v-text-anchor:middle" o:gfxdata="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" filled="f" strokecolor="#00b050" strokeweight="1pt"/>
+              <v:rect w14:anchorId="3E2B50CB" id="Retângulo 5" o:spid="_x0000_s1026" style="position:absolute;margin-left:5pt;margin-top:169.4pt;width:20pt;height:20pt;z-index:251669504;visibility:visible;mso-wrap-style:square;mso-wrap-distance-left:9pt;mso-wrap-distance-top:0;mso-wrap-distance-right:9pt;mso-wrap-distance-bottom:0;mso-position-horizontal:absolute;mso-position-horizontal-relative:text;mso-position-vertical:absolute;mso-position-vertical-relative:text;v-text-anchor:middle" o:gfxdata="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" filled="f" strokecolor="#00b050" strokeweight="1pt"/>
             </w:pict>
           </mc:Fallback>
         </mc:AlternateContent>
@@ -601,7 +612,7 @@
           </mc:Choice>
           <mc:Fallback>
             <w:pict>
-              <v:rect w14:anchorId="2D8F6732" id="Retângulo 5" o:spid="_x0000_s1026" style="position:absolute;margin-left:110.15pt;margin-top:168pt;width:20pt;height:20pt;z-index:251667456;visibility:visible;mso-wrap-style:square;mso-wrap-distance-left:9pt;mso-wrap-distance-top:0;mso-wrap-distance-right:9pt;mso-wrap-distance-bottom:0;mso-position-horizontal:absolute;mso-position-horizontal-relative:text;mso-position-vertical:absolute;mso-position-vertical-relative:text;v-text-anchor:middle" o:gfxdata="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" filled="f" strokecolor="#030e13 [484]" strokeweight="1pt"/>
+              <v:rect w14:anchorId="3A1D5A82" id="Retângulo 5" o:spid="_x0000_s1026" style="position:absolute;margin-left:110.15pt;margin-top:168pt;width:20pt;height:20pt;z-index:251667456;visibility:visible;mso-wrap-style:square;mso-wrap-distance-left:9pt;mso-wrap-distance-top:0;mso-wrap-distance-right:9pt;mso-wrap-distance-bottom:0;mso-position-horizontal:absolute;mso-position-horizontal-relative:text;mso-position-vertical:absolute;mso-position-vertical-relative:text;v-text-anchor:middle" o:gfxdata="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" filled="f" strokecolor="#030e13 [484]" strokeweight="1pt"/>
             </w:pict>
           </mc:Fallback>
         </mc:AlternateContent>
@@ -750,7 +761,7 @@
           </mc:Choice>
           <mc:Fallback>
             <w:pict>
-              <v:rect w14:anchorId="015D4D12" id="Retângulo 7" o:spid="_x0000_s1026" style="position:absolute;margin-left:2.5pt;margin-top:107.75pt;width:26.15pt;height:20.4pt;z-index:251676672;visibility:visible;mso-wrap-style:square;mso-wrap-distance-left:9pt;mso-wrap-distance-top:0;mso-wrap-distance-right:9pt;mso-wrap-distance-bottom:0;mso-position-horizontal:absolute;mso-position-horizontal-relative:text;mso-position-vertical:absolute;mso-position-vertical-relative:text;v-text-anchor:middle" o:gfxdata="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" filled="f" strokecolor="#4ea72e [3209]" strokeweight="1pt"/>
+              <v:rect w14:anchorId="3FFE9026" id="Retângulo 7" o:spid="_x0000_s1026" style="position:absolute;margin-left:2.5pt;margin-top:107.75pt;width:26.15pt;height:20.4pt;z-index:251676672;visibility:visible;mso-wrap-style:square;mso-wrap-distance-left:9pt;mso-wrap-distance-top:0;mso-wrap-distance-right:9pt;mso-wrap-distance-bottom:0;mso-position-horizontal:absolute;mso-position-horizontal-relative:text;mso-position-vertical:absolute;mso-position-vertical-relative:text;v-text-anchor:middle" o:gfxdata="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" filled="f" strokecolor="#4ea72e [3209]" strokeweight="1pt"/>
             </w:pict>
           </mc:Fallback>
         </mc:AlternateContent>
@@ -824,7 +835,7 @@
           </mc:Choice>
           <mc:Fallback>
             <w:pict>
-              <v:rect w14:anchorId="7943EF93" id="Retângulo 11" o:spid="_x0000_s1026" style="position:absolute;margin-left:182.55pt;margin-top:73.9pt;width:52.85pt;height:18.75pt;z-index:251674624;visibility:visible;mso-wrap-style:square;mso-wrap-distance-left:9pt;mso-wrap-distance-top:0;mso-wrap-distance-right:9pt;mso-wrap-distance-bottom:0;mso-position-horizontal:absolute;mso-position-horizontal-relative:text;mso-position-vertical:absolute;mso-position-vertical-relative:text;v-text-anchor:middle" o:gfxdata="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" filled="f" strokecolor="#00b050" strokeweight="1pt"/>
+              <v:rect w14:anchorId="42F5928D" id="Retângulo 11" o:spid="_x0000_s1026" style="position:absolute;margin-left:182.55pt;margin-top:73.9pt;width:52.85pt;height:18.75pt;z-index:251674624;visibility:visible;mso-wrap-style:square;mso-wrap-distance-left:9pt;mso-wrap-distance-top:0;mso-wrap-distance-right:9pt;mso-wrap-distance-bottom:0;mso-position-horizontal:absolute;mso-position-horizontal-relative:text;mso-position-vertical:absolute;mso-position-vertical-relative:text;v-text-anchor:middle" o:gfxdata="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" filled="f" strokecolor="#00b050" strokeweight="1pt"/>
             </w:pict>
           </mc:Fallback>
         </mc:AlternateContent>
@@ -898,7 +909,7 @@
           </mc:Choice>
           <mc:Fallback>
             <w:pict>
-              <v:rect w14:anchorId="0714C58C" id="Retângulo 8" o:spid="_x0000_s1026" style="position:absolute;margin-left:3.2pt;margin-top:165.05pt;width:95.7pt;height:24.55pt;z-index:251671552;visibility:visible;mso-wrap-style:square;mso-wrap-distance-left:9pt;mso-wrap-distance-top:0;mso-wrap-distance-right:9pt;mso-wrap-distance-bottom:0;mso-position-horizontal:absolute;mso-position-horizontal-relative:text;mso-position-vertical:absolute;mso-position-vertical-relative:text;v-text-anchor:middle" o:gfxdata="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" filled="f" strokecolor="#00b050" strokeweight="1pt"/>
+              <v:rect w14:anchorId="743AAE77" id="Retângulo 8" o:spid="_x0000_s1026" style="position:absolute;margin-left:3.2pt;margin-top:165.05pt;width:95.7pt;height:24.55pt;z-index:251671552;visibility:visible;mso-wrap-style:square;mso-wrap-distance-left:9pt;mso-wrap-distance-top:0;mso-wrap-distance-right:9pt;mso-wrap-distance-bottom:0;mso-position-horizontal:absolute;mso-position-horizontal-relative:text;mso-position-vertical:absolute;mso-position-vertical-relative:text;v-text-anchor:middle" o:gfxdata="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" filled="f" strokecolor="#00b050" strokeweight="1pt"/>
             </w:pict>
           </mc:Fallback>
         </mc:AlternateContent>
@@ -972,7 +983,7 @@
           </mc:Choice>
           <mc:Fallback>
             <w:pict>
-              <v:rect w14:anchorId="38A01560" id="Retângulo 7" o:spid="_x0000_s1026" style="position:absolute;margin-left:212.95pt;margin-top:137.15pt;width:26.15pt;height:20.4pt;z-index:251670528;visibility:visible;mso-wrap-style:square;mso-wrap-distance-left:9pt;mso-wrap-distance-top:0;mso-wrap-distance-right:9pt;mso-wrap-distance-bottom:0;mso-position-horizontal:absolute;mso-position-horizontal-relative:text;mso-position-vertical:absolute;mso-position-vertical-relative:text;v-text-anchor:middle" o:gfxdata="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" filled="f" strokecolor="#4ea72e [3209]" strokeweight="1pt"/>
+              <v:rect w14:anchorId="6E8F9EFB" id="Retângulo 7" o:spid="_x0000_s1026" style="position:absolute;margin-left:212.95pt;margin-top:137.15pt;width:26.15pt;height:20.4pt;z-index:251670528;visibility:visible;mso-wrap-style:square;mso-wrap-distance-left:9pt;mso-wrap-distance-top:0;mso-wrap-distance-right:9pt;mso-wrap-distance-bottom:0;mso-position-horizontal:absolute;mso-position-horizontal-relative:text;mso-position-vertical:absolute;mso-position-vertical-relative:text;v-text-anchor:middle" o:gfxdata="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" filled="f" strokecolor="#4ea72e [3209]" strokeweight="1pt"/>
             </w:pict>
           </mc:Fallback>
         </mc:AlternateContent>
@@ -1152,7 +1163,7 @@
           </mc:Choice>
           <mc:Fallback>
             <w:pict>
-              <v:rect w14:anchorId="03C8F571" id="Retângulo 7" o:spid="_x0000_s1026" style="position:absolute;margin-left:3.75pt;margin-top:105.65pt;width:26.15pt;height:20.4pt;z-index:251680768;visibility:visible;mso-wrap-style:square;mso-wrap-distance-left:9pt;mso-wrap-distance-top:0;mso-wrap-distance-right:9pt;mso-wrap-distance-bottom:0;mso-position-horizontal:absolute;mso-position-horizontal-relative:text;mso-position-vertical:absolute;mso-position-vertical-relative:text;v-text-anchor:middle" o:gfxdata="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" filled="f" strokecolor="#4ea72e [3209]" strokeweight="1pt"/>
+              <v:rect w14:anchorId="3445B69D" id="Retângulo 7" o:spid="_x0000_s1026" style="position:absolute;margin-left:3.75pt;margin-top:105.65pt;width:26.15pt;height:20.4pt;z-index:251680768;visibility:visible;mso-wrap-style:square;mso-wrap-distance-left:9pt;mso-wrap-distance-top:0;mso-wrap-distance-right:9pt;mso-wrap-distance-bottom:0;mso-position-horizontal:absolute;mso-position-horizontal-relative:text;mso-position-vertical:absolute;mso-position-vertical-relative:text;v-text-anchor:middle" o:gfxdata="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" filled="f" strokecolor="#4ea72e [3209]" strokeweight="1pt"/>
             </w:pict>
           </mc:Fallback>
         </mc:AlternateContent>
@@ -1226,7 +1237,7 @@
           </mc:Choice>
           <mc:Fallback>
             <w:pict>
-              <v:rect w14:anchorId="51B9EC45" id="Retângulo 11" o:spid="_x0000_s1026" style="position:absolute;margin-left:0;margin-top:75.1pt;width:52.85pt;height:18.75pt;z-index:251678720;visibility:visible;mso-wrap-style:square;mso-wrap-distance-left:9pt;mso-wrap-distance-top:0;mso-wrap-distance-right:9pt;mso-wrap-distance-bottom:0;mso-position-horizontal:center;mso-position-horizontal-relative:margin;mso-position-vertical:absolute;mso-position-vertical-relative:text;v-text-anchor:middle" o:gfxdata="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" filled="f" strokecolor="#00b050" strokeweight="1pt">
+              <v:rect w14:anchorId="3EC69DD4" id="Retângulo 11" o:spid="_x0000_s1026" style="position:absolute;margin-left:0;margin-top:75.1pt;width:52.85pt;height:18.75pt;z-index:251678720;visibility:visible;mso-wrap-style:square;mso-wrap-distance-left:9pt;mso-wrap-distance-top:0;mso-wrap-distance-right:9pt;mso-wrap-distance-bottom:0;mso-position-horizontal:center;mso-position-horizontal-relative:margin;mso-position-vertical:absolute;mso-position-vertical-relative:text;v-text-anchor:middle" o:gfxdata="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" filled="f" strokecolor="#00b050" strokeweight="1pt">
                 <w10:wrap anchorx="margin"/>
               </v:rect>
             </w:pict>
@@ -1366,7 +1377,7 @@
           </mc:Choice>
           <mc:Fallback>
             <w:pict>
-              <v:rect w14:anchorId="5650FC67" id="Retângulo 9" o:spid="_x0000_s1026" style="position:absolute;margin-left:2.5pt;margin-top:171pt;width:25.8pt;height:26.65pt;z-index:251686912;visibility:visible;mso-wrap-style:square;mso-wrap-distance-left:9pt;mso-wrap-distance-top:0;mso-wrap-distance-right:9pt;mso-wrap-distance-bottom:0;mso-position-horizontal:absolute;mso-position-horizontal-relative:text;mso-position-vertical:absolute;mso-position-vertical-relative:text;v-text-anchor:middle" o:gfxdata="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" filled="f" strokecolor="#00b050" strokeweight="1pt"/>
+              <v:rect w14:anchorId="1C75F9BE" id="Retângulo 9" o:spid="_x0000_s1026" style="position:absolute;margin-left:2.5pt;margin-top:171pt;width:25.8pt;height:26.65pt;z-index:251686912;visibility:visible;mso-wrap-style:square;mso-wrap-distance-left:9pt;mso-wrap-distance-top:0;mso-wrap-distance-right:9pt;mso-wrap-distance-bottom:0;mso-position-horizontal:absolute;mso-position-horizontal-relative:text;mso-position-vertical:absolute;mso-position-vertical-relative:text;v-text-anchor:middle" o:gfxdata="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" filled="f" strokecolor="#00b050" strokeweight="1pt"/>
             </w:pict>
           </mc:Fallback>
         </mc:AlternateContent>
@@ -1443,7 +1454,7 @@
           </mc:Choice>
           <mc:Fallback>
             <w:pict>
-              <v:rect w14:anchorId="3108A4A4" id="Retângulo 9" o:spid="_x0000_s1026" style="position:absolute;margin-left:178.4pt;margin-top:138.95pt;width:58.7pt;height:26.65pt;z-index:251684864;visibility:visible;mso-wrap-style:square;mso-width-percent:0;mso-wrap-distance-left:9pt;mso-wrap-distance-top:0;mso-wrap-distance-right:9pt;mso-wrap-distance-bottom:0;mso-position-horizontal:absolute;mso-position-horizontal-relative:text;mso-position-vertical:absolute;mso-position-vertical-relative:text;mso-width-percent:0;mso-width-relative:margin;v-text-anchor:middle" o:gfxdata="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" filled="f" strokecolor="#00b050" strokeweight="1pt"/>
+              <v:rect w14:anchorId="1398BCF2" id="Retângulo 9" o:spid="_x0000_s1026" style="position:absolute;margin-left:178.4pt;margin-top:138.95pt;width:58.7pt;height:26.65pt;z-index:251684864;visibility:visible;mso-wrap-style:square;mso-width-percent:0;mso-wrap-distance-left:9pt;mso-wrap-distance-top:0;mso-wrap-distance-right:9pt;mso-wrap-distance-bottom:0;mso-position-horizontal:absolute;mso-position-horizontal-relative:text;mso-position-vertical:absolute;mso-position-vertical-relative:text;mso-width-percent:0;mso-width-relative:margin;v-text-anchor:middle" o:gfxdata="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" filled="f" strokecolor="#00b050" strokeweight="1pt"/>
             </w:pict>
           </mc:Fallback>
         </mc:AlternateContent>
@@ -1517,7 +1528,7 @@
           </mc:Choice>
           <mc:Fallback>
             <w:pict>
-              <v:rect w14:anchorId="498247AC" id="Retângulo 9" o:spid="_x0000_s1026" style="position:absolute;margin-left:38.7pt;margin-top:202.4pt;width:25.8pt;height:26.65pt;z-index:251682816;visibility:visible;mso-wrap-style:square;mso-wrap-distance-left:9pt;mso-wrap-distance-top:0;mso-wrap-distance-right:9pt;mso-wrap-distance-bottom:0;mso-position-horizontal:absolute;mso-position-horizontal-relative:text;mso-position-vertical:absolute;mso-position-vertical-relative:text;v-text-anchor:middle" o:gfxdata="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" filled="f" strokecolor="#00b050" strokeweight="1pt"/>
+              <v:rect w14:anchorId="2BD9D81A" id="Retângulo 9" o:spid="_x0000_s1026" style="position:absolute;margin-left:38.7pt;margin-top:202.4pt;width:25.8pt;height:26.65pt;z-index:251682816;visibility:visible;mso-wrap-style:square;mso-wrap-distance-left:9pt;mso-wrap-distance-top:0;mso-wrap-distance-right:9pt;mso-wrap-distance-bottom:0;mso-position-horizontal:absolute;mso-position-horizontal-relative:text;mso-position-vertical:absolute;mso-position-vertical-relative:text;v-text-anchor:middle" o:gfxdata="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" filled="f" strokecolor="#00b050" strokeweight="1pt"/>
             </w:pict>
           </mc:Fallback>
         </mc:AlternateContent>
@@ -1692,7 +1703,7 @@
           </mc:Choice>
           <mc:Fallback>
             <w:pict>
-              <v:rect w14:anchorId="34B71DEA" id="Retângulo 9" o:spid="_x0000_s1026" style="position:absolute;margin-left:108.05pt;margin-top:135.5pt;width:25.8pt;height:26.65pt;z-index:251672576;visibility:visible;mso-wrap-style:square;mso-wrap-distance-left:9pt;mso-wrap-distance-top:0;mso-wrap-distance-right:9pt;mso-wrap-distance-bottom:0;mso-position-horizontal:absolute;mso-position-horizontal-relative:text;mso-position-vertical:absolute;mso-position-vertical-relative:text;v-text-anchor:middle" o:gfxdata="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" filled="f" strokecolor="#00b050" strokeweight="1pt"/>
+              <v:rect w14:anchorId="1A16F62F" id="Retângulo 9" o:spid="_x0000_s1026" style="position:absolute;margin-left:108.05pt;margin-top:135.5pt;width:25.8pt;height:26.65pt;z-index:251672576;visibility:visible;mso-wrap-style:square;mso-wrap-distance-left:9pt;mso-wrap-distance-top:0;mso-wrap-distance-right:9pt;mso-wrap-distance-bottom:0;mso-position-horizontal:absolute;mso-position-horizontal-relative:text;mso-position-vertical:absolute;mso-position-vertical-relative:text;v-text-anchor:middle" o:gfxdata="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" filled="f" strokecolor="#00b050" strokeweight="1pt"/>
             </w:pict>
           </mc:Fallback>
         </mc:AlternateContent>
@@ -1947,7 +1958,7 @@
           </mc:Choice>
           <mc:Fallback>
             <w:pict>
-              <v:rect w14:anchorId="7C4C253B" id="Retângulo 18" o:spid="_x0000_s1026" style="position:absolute;margin-left:217.5pt;margin-top:74.35pt;width:22.45pt;height:19.15pt;z-index:251688960;visibility:visible;mso-wrap-style:square;mso-wrap-distance-left:9pt;mso-wrap-distance-top:0;mso-wrap-distance-right:9pt;mso-wrap-distance-bottom:0;mso-position-horizontal:absolute;mso-position-horizontal-relative:text;mso-position-vertical:absolute;mso-position-vertical-relative:text;v-text-anchor:middle" o:gfxdata="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" filled="f" strokecolor="#4ea72e [3209]" strokeweight="1pt"/>
+              <v:rect w14:anchorId="4C47BA46" id="Retângulo 18" o:spid="_x0000_s1026" style="position:absolute;margin-left:217.5pt;margin-top:74.35pt;width:22.45pt;height:19.15pt;z-index:251688960;visibility:visible;mso-wrap-style:square;mso-wrap-distance-left:9pt;mso-wrap-distance-top:0;mso-wrap-distance-right:9pt;mso-wrap-distance-bottom:0;mso-position-horizontal:absolute;mso-position-horizontal-relative:text;mso-position-vertical:absolute;mso-position-vertical-relative:text;v-text-anchor:middle" o:gfxdata="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" filled="f" strokecolor="#4ea72e [3209]" strokeweight="1pt"/>
             </w:pict>
           </mc:Fallback>
         </mc:AlternateContent>
@@ -2023,7 +2034,7 @@
           </mc:Choice>
           <mc:Fallback>
             <w:pict>
-              <v:rect w14:anchorId="730F6730" id="Retângulo 17" o:spid="_x0000_s1026" style="position:absolute;margin-left:1.95pt;margin-top:96.45pt;width:66.6pt;height:29.95pt;z-index:251687936;visibility:visible;mso-wrap-style:square;mso-wrap-distance-left:9pt;mso-wrap-distance-top:0;mso-wrap-distance-right:9pt;mso-wrap-distance-bottom:0;mso-position-horizontal:absolute;mso-position-horizontal-relative:text;mso-position-vertical:absolute;mso-position-vertical-relative:text;v-text-anchor:middle" o:gfxdata="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" filled="f" strokecolor="#4ea72e [3209]" strokeweight="1pt"/>
+              <v:rect w14:anchorId="4F36C336" id="Retângulo 17" o:spid="_x0000_s1026" style="position:absolute;margin-left:1.95pt;margin-top:96.45pt;width:66.6pt;height:29.95pt;z-index:251687936;visibility:visible;mso-wrap-style:square;mso-wrap-distance-left:9pt;mso-wrap-distance-top:0;mso-wrap-distance-right:9pt;mso-wrap-distance-bottom:0;mso-position-horizontal:absolute;mso-position-horizontal-relative:text;mso-position-vertical:absolute;mso-position-vertical-relative:text;v-text-anchor:middle" o:gfxdata="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" filled="f" strokecolor="#4ea72e [3209]" strokeweight="1pt"/>
             </w:pict>
           </mc:Fallback>
         </mc:AlternateContent>
@@ -2225,7 +2236,7 @@
           </mc:Choice>
           <mc:Fallback>
             <w:pict>
-              <v:rect w14:anchorId="03D89822" id="Retângulo 18" o:spid="_x0000_s1026" style="position:absolute;margin-left:108.6pt;margin-top:207.6pt;width:22.45pt;height:19.15pt;z-index:251695104;visibility:visible;mso-wrap-style:square;mso-wrap-distance-left:9pt;mso-wrap-distance-top:0;mso-wrap-distance-right:9pt;mso-wrap-distance-bottom:0;mso-position-horizontal:absolute;mso-position-horizontal-relative:text;mso-position-vertical:absolute;mso-position-vertical-relative:text;v-text-anchor:middle" o:gfxdata="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" filled="f" strokecolor="#4ea72e [3209]" strokeweight="1pt"/>
+              <v:rect w14:anchorId="35FF0F4F" id="Retângulo 18" o:spid="_x0000_s1026" style="position:absolute;margin-left:108.6pt;margin-top:207.6pt;width:22.45pt;height:19.15pt;z-index:251695104;visibility:visible;mso-wrap-style:square;mso-wrap-distance-left:9pt;mso-wrap-distance-top:0;mso-wrap-distance-right:9pt;mso-wrap-distance-bottom:0;mso-position-horizontal:absolute;mso-position-horizontal-relative:text;mso-position-vertical:absolute;mso-position-vertical-relative:text;v-text-anchor:middle" o:gfxdata="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" filled="f" strokecolor="#4ea72e [3209]" strokeweight="1pt"/>
             </w:pict>
           </mc:Fallback>
         </mc:AlternateContent>
@@ -2301,7 +2312,7 @@
           </mc:Choice>
           <mc:Fallback>
             <w:pict>
-              <v:rect w14:anchorId="7AE7B756" id="Retângulo 18" o:spid="_x0000_s1026" style="position:absolute;margin-left:215.6pt;margin-top:113.5pt;width:22.45pt;height:19.15pt;z-index:251693056;visibility:visible;mso-wrap-style:square;mso-wrap-distance-left:9pt;mso-wrap-distance-top:0;mso-wrap-distance-right:9pt;mso-wrap-distance-bottom:0;mso-position-horizontal:absolute;mso-position-horizontal-relative:text;mso-position-vertical:absolute;mso-position-vertical-relative:text;v-text-anchor:middle" o:gfxdata="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" filled="f" strokecolor="#4ea72e [3209]" strokeweight="1pt"/>
+              <v:rect w14:anchorId="0EADA192" id="Retângulo 18" o:spid="_x0000_s1026" style="position:absolute;margin-left:215.6pt;margin-top:113.5pt;width:22.45pt;height:19.15pt;z-index:251693056;visibility:visible;mso-wrap-style:square;mso-wrap-distance-left:9pt;mso-wrap-distance-top:0;mso-wrap-distance-right:9pt;mso-wrap-distance-bottom:0;mso-position-horizontal:absolute;mso-position-horizontal-relative:text;mso-position-vertical:absolute;mso-position-vertical-relative:text;v-text-anchor:middle" o:gfxdata="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" filled="f" strokecolor="#4ea72e [3209]" strokeweight="1pt"/>
             </w:pict>
           </mc:Fallback>
         </mc:AlternateContent>
@@ -2377,7 +2388,7 @@
           </mc:Choice>
           <mc:Fallback>
             <w:pict>
-              <v:rect w14:anchorId="5CB130EA" id="Retângulo 17" o:spid="_x0000_s1026" style="position:absolute;margin-left:0;margin-top:141.8pt;width:66.6pt;height:29.95pt;z-index:251691008;visibility:visible;mso-wrap-style:square;mso-wrap-distance-left:9pt;mso-wrap-distance-top:0;mso-wrap-distance-right:9pt;mso-wrap-distance-bottom:0;mso-position-horizontal:left;mso-position-horizontal-relative:margin;mso-position-vertical:absolute;mso-position-vertical-relative:text;v-text-anchor:middle" o:gfxdata="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" filled="f" strokecolor="#4ea72e [3209]" strokeweight="1pt">
+              <v:rect w14:anchorId="40A6747D" id="Retângulo 17" o:spid="_x0000_s1026" style="position:absolute;margin-left:0;margin-top:141.8pt;width:66.6pt;height:29.95pt;z-index:251691008;visibility:visible;mso-wrap-style:square;mso-wrap-distance-left:9pt;mso-wrap-distance-top:0;mso-wrap-distance-right:9pt;mso-wrap-distance-bottom:0;mso-position-horizontal:left;mso-position-horizontal-relative:margin;mso-position-vertical:absolute;mso-position-vertical-relative:text;v-text-anchor:middle" o:gfxdata="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" filled="f" strokecolor="#4ea72e [3209]" strokeweight="1pt">
                 <w10:wrap anchorx="margin"/>
               </v:rect>
             </w:pict>
@@ -2619,7 +2630,7 @@
           </mc:Choice>
           <mc:Fallback>
             <w:pict>
-              <v:rect w14:anchorId="795091D5" id="Retângulo 17" o:spid="_x0000_s1026" style="position:absolute;margin-left:178.8pt;margin-top:132.2pt;width:60.75pt;height:29.95pt;z-index:251699200;visibility:visible;mso-wrap-style:square;mso-width-percent:0;mso-wrap-distance-left:9pt;mso-wrap-distance-top:0;mso-wrap-distance-right:9pt;mso-wrap-distance-bottom:0;mso-position-horizontal:absolute;mso-position-horizontal-relative:margin;mso-position-vertical:absolute;mso-position-vertical-relative:text;mso-width-percent:0;mso-width-relative:margin;v-text-anchor:middle" o:gfxdata="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" filled="f" strokecolor="#4ea72e [3209]" strokeweight="1pt">
+              <v:rect w14:anchorId="72CF0818" id="Retângulo 17" o:spid="_x0000_s1026" style="position:absolute;margin-left:178.8pt;margin-top:132.2pt;width:60.75pt;height:29.95pt;z-index:251699200;visibility:visible;mso-wrap-style:square;mso-width-percent:0;mso-wrap-distance-left:9pt;mso-wrap-distance-top:0;mso-wrap-distance-right:9pt;mso-wrap-distance-bottom:0;mso-position-horizontal:absolute;mso-position-horizontal-relative:margin;mso-position-vertical:absolute;mso-position-vertical-relative:text;mso-width-percent:0;mso-width-relative:margin;v-text-anchor:middle" o:gfxdata="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" filled="f" strokecolor="#4ea72e [3209]" strokeweight="1pt">
                 <w10:wrap anchorx="margin"/>
               </v:rect>
             </w:pict>
@@ -2700,7 +2711,7 @@
           </mc:Choice>
           <mc:Fallback>
             <w:pict>
-              <v:rect w14:anchorId="70392ECA" id="Retângulo 17" o:spid="_x0000_s1026" style="position:absolute;margin-left:0;margin-top:163.85pt;width:27.9pt;height:29.95pt;z-index:251701248;visibility:visible;mso-wrap-style:square;mso-width-percent:0;mso-wrap-distance-left:9pt;mso-wrap-distance-top:0;mso-wrap-distance-right:9pt;mso-wrap-distance-bottom:0;mso-position-horizontal:left;mso-position-horizontal-relative:margin;mso-position-vertical:absolute;mso-position-vertical-relative:text;mso-width-percent:0;mso-width-relative:margin;v-text-anchor:middle" o:gfxdata="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" filled="f" strokecolor="#4ea72e [3209]" strokeweight="1pt">
+              <v:rect w14:anchorId="7BC5311C" id="Retângulo 17" o:spid="_x0000_s1026" style="position:absolute;margin-left:0;margin-top:163.85pt;width:27.9pt;height:29.95pt;z-index:251701248;visibility:visible;mso-wrap-style:square;mso-width-percent:0;mso-wrap-distance-left:9pt;mso-wrap-distance-top:0;mso-wrap-distance-right:9pt;mso-wrap-distance-bottom:0;mso-position-horizontal:left;mso-position-horizontal-relative:margin;mso-position-vertical:absolute;mso-position-vertical-relative:text;mso-width-percent:0;mso-width-relative:margin;v-text-anchor:middle" o:gfxdata="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" filled="f" strokecolor="#4ea72e [3209]" strokeweight="1pt">
                 <w10:wrap anchorx="margin"/>
               </v:rect>
             </w:pict>
@@ -2778,7 +2789,7 @@
           </mc:Choice>
           <mc:Fallback>
             <w:pict>
-              <v:rect w14:anchorId="1FF75694" id="Retângulo 17" o:spid="_x0000_s1026" style="position:absolute;margin-left:0;margin-top:67.7pt;width:66.6pt;height:29.95pt;z-index:251697152;visibility:visible;mso-wrap-style:square;mso-wrap-distance-left:9pt;mso-wrap-distance-top:0;mso-wrap-distance-right:9pt;mso-wrap-distance-bottom:0;mso-position-horizontal:left;mso-position-horizontal-relative:margin;mso-position-vertical:absolute;mso-position-vertical-relative:text;v-text-anchor:middle" o:gfxdata="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" filled="f" strokecolor="#4ea72e [3209]" strokeweight="1pt">
+              <v:rect w14:anchorId="09D0F047" id="Retângulo 17" o:spid="_x0000_s1026" style="position:absolute;margin-left:0;margin-top:67.7pt;width:66.6pt;height:29.95pt;z-index:251697152;visibility:visible;mso-wrap-style:square;mso-wrap-distance-left:9pt;mso-wrap-distance-top:0;mso-wrap-distance-right:9pt;mso-wrap-distance-bottom:0;mso-position-horizontal:left;mso-position-horizontal-relative:margin;mso-position-vertical:absolute;mso-position-vertical-relative:text;v-text-anchor:middle" o:gfxdata="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" filled="f" strokecolor="#4ea72e [3209]" strokeweight="1pt">
                 <w10:wrap anchorx="margin"/>
               </v:rect>
             </w:pict>
@@ -2998,7 +3009,7 @@
           </mc:Choice>
           <mc:Fallback>
             <w:pict>
-              <v:rect w14:anchorId="501C2926" id="Retângulo 17" o:spid="_x0000_s1026" style="position:absolute;margin-left:3.25pt;margin-top:194.75pt;width:26.65pt;height:29.95pt;z-index:251709440;visibility:visible;mso-wrap-style:square;mso-width-percent:0;mso-wrap-distance-left:9pt;mso-wrap-distance-top:0;mso-wrap-distance-right:9pt;mso-wrap-distance-bottom:0;mso-position-horizontal:absolute;mso-position-horizontal-relative:margin;mso-position-vertical:absolute;mso-position-vertical-relative:text;mso-width-percent:0;mso-width-relative:margin;v-text-anchor:middle" o:gfxdata="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" filled="f" strokecolor="#4ea72e [3209]" strokeweight="1pt">
+              <v:rect w14:anchorId="395E237A" id="Retângulo 17" o:spid="_x0000_s1026" style="position:absolute;margin-left:3.25pt;margin-top:194.75pt;width:26.65pt;height:29.95pt;z-index:251709440;visibility:visible;mso-wrap-style:square;mso-width-percent:0;mso-wrap-distance-left:9pt;mso-wrap-distance-top:0;mso-wrap-distance-right:9pt;mso-wrap-distance-bottom:0;mso-position-horizontal:absolute;mso-position-horizontal-relative:margin;mso-position-vertical:absolute;mso-position-vertical-relative:text;mso-width-percent:0;mso-width-relative:margin;v-text-anchor:middle" o:gfxdata="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" filled="f" strokecolor="#4ea72e [3209]" strokeweight="1pt">
                 <w10:wrap anchorx="margin"/>
               </v:rect>
             </w:pict>
@@ -3079,7 +3090,7 @@
           </mc:Choice>
           <mc:Fallback>
             <w:pict>
-              <v:rect w14:anchorId="18AE2EA7" id="Retângulo 17" o:spid="_x0000_s1026" style="position:absolute;margin-left:0;margin-top:196.95pt;width:60.75pt;height:29.95pt;z-index:251705344;visibility:visible;mso-wrap-style:square;mso-width-percent:0;mso-wrap-distance-left:9pt;mso-wrap-distance-top:0;mso-wrap-distance-right:9pt;mso-wrap-distance-bottom:0;mso-position-horizontal:center;mso-position-horizontal-relative:margin;mso-position-vertical:absolute;mso-position-vertical-relative:text;mso-width-percent:0;mso-width-relative:margin;v-text-anchor:middle" o:gfxdata="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" filled="f" strokecolor="#4ea72e [3209]" strokeweight="1pt">
+              <v:rect w14:anchorId="354E7E68" id="Retângulo 17" o:spid="_x0000_s1026" style="position:absolute;margin-left:0;margin-top:196.95pt;width:60.75pt;height:29.95pt;z-index:251705344;visibility:visible;mso-wrap-style:square;mso-width-percent:0;mso-wrap-distance-left:9pt;mso-wrap-distance-top:0;mso-wrap-distance-right:9pt;mso-wrap-distance-bottom:0;mso-position-horizontal:center;mso-position-horizontal-relative:margin;mso-position-vertical:absolute;mso-position-vertical-relative:text;mso-width-percent:0;mso-width-relative:margin;v-text-anchor:middle" o:gfxdata="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" filled="f" strokecolor="#4ea72e [3209]" strokeweight="1pt">
                 <w10:wrap anchorx="margin"/>
               </v:rect>
             </w:pict>
@@ -3160,7 +3171,7 @@
           </mc:Choice>
           <mc:Fallback>
             <w:pict>
-              <v:rect w14:anchorId="18801A0D" id="Retângulo 17" o:spid="_x0000_s1026" style="position:absolute;margin-left:0;margin-top:164.9pt;width:60.75pt;height:29.95pt;z-index:251703296;visibility:visible;mso-wrap-style:square;mso-width-percent:0;mso-wrap-distance-left:9pt;mso-wrap-distance-top:0;mso-wrap-distance-right:9pt;mso-wrap-distance-bottom:0;mso-position-horizontal:center;mso-position-horizontal-relative:margin;mso-position-vertical:absolute;mso-position-vertical-relative:text;mso-width-percent:0;mso-width-relative:margin;v-text-anchor:middle" o:gfxdata="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" filled="f" strokecolor="#4ea72e [3209]" strokeweight="1pt">
+              <v:rect w14:anchorId="6D5E1CDD" id="Retângulo 17" o:spid="_x0000_s1026" style="position:absolute;margin-left:0;margin-top:164.9pt;width:60.75pt;height:29.95pt;z-index:251703296;visibility:visible;mso-wrap-style:square;mso-width-percent:0;mso-wrap-distance-left:9pt;mso-wrap-distance-top:0;mso-wrap-distance-right:9pt;mso-wrap-distance-bottom:0;mso-position-horizontal:center;mso-position-horizontal-relative:margin;mso-position-vertical:absolute;mso-position-vertical-relative:text;mso-width-percent:0;mso-width-relative:margin;v-text-anchor:middle" o:gfxdata="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" filled="f" strokecolor="#4ea72e [3209]" strokeweight="1pt">
                 <w10:wrap anchorx="margin"/>
               </v:rect>
             </w:pict>
@@ -3239,13 +3250,7 @@
         <w:rPr>
           <w:color w:val="00B050"/>
         </w:rPr>
-        <w:t>25 a 27</w:t>
-      </w:r>
-      <w:r>
-        <w:rPr>
-          <w:color w:val="00B050"/>
-        </w:rPr>
-        <w:t xml:space="preserve"> </w:t>
+        <w:t xml:space="preserve">25 a 27 </w:t>
       </w:r>
       <w:r>
         <w:rPr>
@@ -3257,13 +3262,7 @@
         <w:rPr>
           <w:color w:val="00B050"/>
         </w:rPr>
-        <w:t>dez</w:t>
-      </w:r>
-      <w:r>
-        <w:rPr>
-          <w:color w:val="00B050"/>
-        </w:rPr>
-        <w:t>embro</w:t>
+        <w:t>dezembro</w:t>
       </w:r>
       <w:r>
         <w:rPr>
@@ -3282,61 +3281,7 @@
         <w:rPr>
           <w:color w:val="00B050"/>
         </w:rPr>
-        <w:t>Ano Novo</w:t>
-      </w:r>
-      <w:r>
-        <w:rPr>
-          <w:color w:val="00B050"/>
-        </w:rPr>
-        <w:t xml:space="preserve"> – </w:t>
-      </w:r>
-      <w:r>
-        <w:rPr>
-          <w:color w:val="00B050"/>
-        </w:rPr>
-        <w:t>01</w:t>
-      </w:r>
-      <w:r>
-        <w:rPr>
-          <w:color w:val="00B050"/>
-        </w:rPr>
-        <w:t xml:space="preserve"> (</w:t>
-      </w:r>
-      <w:r>
-        <w:rPr>
-          <w:color w:val="00B050"/>
-        </w:rPr>
-        <w:t>01</w:t>
-      </w:r>
-      <w:r>
-        <w:rPr>
-          <w:color w:val="00B050"/>
-        </w:rPr>
-        <w:t xml:space="preserve"> a </w:t>
-      </w:r>
-      <w:r>
-        <w:rPr>
-          <w:color w:val="00B050"/>
-        </w:rPr>
-        <w:t>03</w:t>
-      </w:r>
-      <w:r>
-        <w:rPr>
-          <w:color w:val="00B050"/>
-        </w:rPr>
-        <w:t xml:space="preserve"> de </w:t>
-      </w:r>
-      <w:r>
-        <w:rPr>
-          <w:color w:val="00B050"/>
-        </w:rPr>
-        <w:t>janeiro</w:t>
-      </w:r>
-      <w:r>
-        <w:rPr>
-          <w:color w:val="00B050"/>
-        </w:rPr>
-        <w:t>)</w:t>
+        <w:t>Ano Novo – 01 (01 a 03 de janeiro)</w:t>
       </w:r>
     </w:p>
     <w:p/>

--- a/feriados26.docx
+++ b/feriados26.docx
@@ -34,6 +34,379 @@
       </w:r>
     </w:p>
     <w:p>
+      <w:r>
+        <w:rPr>
+          <w:noProof/>
+        </w:rPr>
+        <mc:AlternateContent>
+          <mc:Choice Requires="wps">
+            <w:drawing>
+              <wp:anchor distT="0" distB="0" distL="114300" distR="114300" simplePos="0" relativeHeight="251723776" behindDoc="0" locked="0" layoutInCell="1" allowOverlap="1" wp14:anchorId="14955F0F" wp14:editId="16DAC3CE">
+                <wp:simplePos x="0" y="0"/>
+                <wp:positionH relativeFrom="column">
+                  <wp:posOffset>2309719</wp:posOffset>
+                </wp:positionH>
+                <wp:positionV relativeFrom="paragraph">
+                  <wp:posOffset>903194</wp:posOffset>
+                </wp:positionV>
+                <wp:extent cx="253706" cy="253706"/>
+                <wp:effectExtent l="0" t="0" r="13335" b="13335"/>
+                <wp:wrapNone/>
+                <wp:docPr id="1139633267" name="Retângulo 5"/>
+                <wp:cNvGraphicFramePr/>
+                <a:graphic xmlns:a="http://schemas.openxmlformats.org/drawingml/2006/main">
+                  <a:graphicData uri="http://schemas.microsoft.com/office/word/2010/wordprocessingShape">
+                    <wps:wsp>
+                      <wps:cNvSpPr/>
+                      <wps:spPr>
+                        <a:xfrm>
+                          <a:off x="0" y="0"/>
+                          <a:ext cx="253706" cy="253706"/>
+                        </a:xfrm>
+                        <a:prstGeom prst="rect">
+                          <a:avLst/>
+                        </a:prstGeom>
+                        <a:noFill/>
+                        <a:ln>
+                          <a:solidFill>
+                            <a:srgbClr val="00B050"/>
+                          </a:solidFill>
+                        </a:ln>
+                      </wps:spPr>
+                      <wps:style>
+                        <a:lnRef idx="2">
+                          <a:schemeClr val="accent1">
+                            <a:shade val="15000"/>
+                          </a:schemeClr>
+                        </a:lnRef>
+                        <a:fillRef idx="1">
+                          <a:schemeClr val="accent1"/>
+                        </a:fillRef>
+                        <a:effectRef idx="0">
+                          <a:schemeClr val="accent1"/>
+                        </a:effectRef>
+                        <a:fontRef idx="minor">
+                          <a:schemeClr val="lt1"/>
+                        </a:fontRef>
+                      </wps:style>
+                      <wps:bodyPr rot="0" spcFirstLastPara="0" vertOverflow="overflow" horzOverflow="overflow" vert="horz" wrap="square" lIns="91440" tIns="45720" rIns="91440" bIns="45720" numCol="1" spcCol="0" rtlCol="0" fromWordArt="0" anchor="ctr" anchorCtr="0" forceAA="0" compatLnSpc="1">
+                        <a:prstTxWarp prst="textNoShape">
+                          <a:avLst/>
+                        </a:prstTxWarp>
+                        <a:noAutofit/>
+                      </wps:bodyPr>
+                    </wps:wsp>
+                  </a:graphicData>
+                </a:graphic>
+              </wp:anchor>
+            </w:drawing>
+          </mc:Choice>
+          <mc:Fallback>
+            <w:pict>
+              <v:rect w14:anchorId="59207634" id="Retângulo 5" o:spid="_x0000_s1026" style="position:absolute;margin-left:181.85pt;margin-top:71.1pt;width:20pt;height:20pt;z-index:251723776;visibility:visible;mso-wrap-style:square;mso-wrap-distance-left:9pt;mso-wrap-distance-top:0;mso-wrap-distance-right:9pt;mso-wrap-distance-bottom:0;mso-position-horizontal:absolute;mso-position-horizontal-relative:text;mso-position-vertical:absolute;mso-position-vertical-relative:text;v-text-anchor:middle" o:gfxdata="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" filled="f" strokecolor="#00b050" strokeweight="1pt"/>
+            </w:pict>
+          </mc:Fallback>
+        </mc:AlternateContent>
+      </w:r>
+      <w:r>
+        <w:rPr>
+          <w:noProof/>
+        </w:rPr>
+        <mc:AlternateContent>
+          <mc:Choice Requires="wps">
+            <w:drawing>
+              <wp:anchor distT="0" distB="0" distL="114300" distR="114300" simplePos="0" relativeHeight="251721728" behindDoc="0" locked="0" layoutInCell="1" allowOverlap="1" wp14:anchorId="18735F70" wp14:editId="241F2707">
+                <wp:simplePos x="0" y="0"/>
+                <wp:positionH relativeFrom="column">
+                  <wp:posOffset>2325641</wp:posOffset>
+                </wp:positionH>
+                <wp:positionV relativeFrom="paragraph">
+                  <wp:posOffset>2091205</wp:posOffset>
+                </wp:positionV>
+                <wp:extent cx="253706" cy="253706"/>
+                <wp:effectExtent l="0" t="0" r="13335" b="13335"/>
+                <wp:wrapNone/>
+                <wp:docPr id="1592204490" name="Retângulo 5"/>
+                <wp:cNvGraphicFramePr/>
+                <a:graphic xmlns:a="http://schemas.openxmlformats.org/drawingml/2006/main">
+                  <a:graphicData uri="http://schemas.microsoft.com/office/word/2010/wordprocessingShape">
+                    <wps:wsp>
+                      <wps:cNvSpPr/>
+                      <wps:spPr>
+                        <a:xfrm>
+                          <a:off x="0" y="0"/>
+                          <a:ext cx="253706" cy="253706"/>
+                        </a:xfrm>
+                        <a:prstGeom prst="rect">
+                          <a:avLst/>
+                        </a:prstGeom>
+                        <a:noFill/>
+                        <a:ln>
+                          <a:solidFill>
+                            <a:srgbClr val="00B050"/>
+                          </a:solidFill>
+                        </a:ln>
+                      </wps:spPr>
+                      <wps:style>
+                        <a:lnRef idx="2">
+                          <a:schemeClr val="accent1">
+                            <a:shade val="15000"/>
+                          </a:schemeClr>
+                        </a:lnRef>
+                        <a:fillRef idx="1">
+                          <a:schemeClr val="accent1"/>
+                        </a:fillRef>
+                        <a:effectRef idx="0">
+                          <a:schemeClr val="accent1"/>
+                        </a:effectRef>
+                        <a:fontRef idx="minor">
+                          <a:schemeClr val="lt1"/>
+                        </a:fontRef>
+                      </wps:style>
+                      <wps:bodyPr rot="0" spcFirstLastPara="0" vertOverflow="overflow" horzOverflow="overflow" vert="horz" wrap="square" lIns="91440" tIns="45720" rIns="91440" bIns="45720" numCol="1" spcCol="0" rtlCol="0" fromWordArt="0" anchor="ctr" anchorCtr="0" forceAA="0" compatLnSpc="1">
+                        <a:prstTxWarp prst="textNoShape">
+                          <a:avLst/>
+                        </a:prstTxWarp>
+                        <a:noAutofit/>
+                      </wps:bodyPr>
+                    </wps:wsp>
+                  </a:graphicData>
+                </a:graphic>
+              </wp:anchor>
+            </w:drawing>
+          </mc:Choice>
+          <mc:Fallback>
+            <w:pict>
+              <v:rect w14:anchorId="663AD48D" id="Retângulo 5" o:spid="_x0000_s1026" style="position:absolute;margin-left:183.1pt;margin-top:164.65pt;width:20pt;height:20pt;z-index:251721728;visibility:visible;mso-wrap-style:square;mso-wrap-distance-left:9pt;mso-wrap-distance-top:0;mso-wrap-distance-right:9pt;mso-wrap-distance-bottom:0;mso-position-horizontal:absolute;mso-position-horizontal-relative:text;mso-position-vertical:absolute;mso-position-vertical-relative:text;v-text-anchor:middle" o:gfxdata="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" filled="f" strokecolor="#00b050" strokeweight="1pt"/>
+            </w:pict>
+          </mc:Fallback>
+        </mc:AlternateContent>
+      </w:r>
+      <w:r>
+        <w:rPr>
+          <w:noProof/>
+        </w:rPr>
+        <mc:AlternateContent>
+          <mc:Choice Requires="wps">
+            <w:drawing>
+              <wp:anchor distT="0" distB="0" distL="114300" distR="114300" simplePos="0" relativeHeight="251719680" behindDoc="0" locked="0" layoutInCell="1" allowOverlap="1" wp14:anchorId="2CF03C7C" wp14:editId="56C7FF93">
+                <wp:simplePos x="0" y="0"/>
+                <wp:positionH relativeFrom="column">
+                  <wp:posOffset>2759057</wp:posOffset>
+                </wp:positionH>
+                <wp:positionV relativeFrom="paragraph">
+                  <wp:posOffset>2508763</wp:posOffset>
+                </wp:positionV>
+                <wp:extent cx="253706" cy="253706"/>
+                <wp:effectExtent l="0" t="0" r="13335" b="13335"/>
+                <wp:wrapNone/>
+                <wp:docPr id="444504898" name="Retângulo 5"/>
+                <wp:cNvGraphicFramePr/>
+                <a:graphic xmlns:a="http://schemas.openxmlformats.org/drawingml/2006/main">
+                  <a:graphicData uri="http://schemas.microsoft.com/office/word/2010/wordprocessingShape">
+                    <wps:wsp>
+                      <wps:cNvSpPr/>
+                      <wps:spPr>
+                        <a:xfrm>
+                          <a:off x="0" y="0"/>
+                          <a:ext cx="253706" cy="253706"/>
+                        </a:xfrm>
+                        <a:prstGeom prst="rect">
+                          <a:avLst/>
+                        </a:prstGeom>
+                        <a:noFill/>
+                        <a:ln>
+                          <a:solidFill>
+                            <a:srgbClr val="00B050"/>
+                          </a:solidFill>
+                        </a:ln>
+                      </wps:spPr>
+                      <wps:style>
+                        <a:lnRef idx="2">
+                          <a:schemeClr val="accent1">
+                            <a:shade val="15000"/>
+                          </a:schemeClr>
+                        </a:lnRef>
+                        <a:fillRef idx="1">
+                          <a:schemeClr val="accent1"/>
+                        </a:fillRef>
+                        <a:effectRef idx="0">
+                          <a:schemeClr val="accent1"/>
+                        </a:effectRef>
+                        <a:fontRef idx="minor">
+                          <a:schemeClr val="lt1"/>
+                        </a:fontRef>
+                      </wps:style>
+                      <wps:bodyPr rot="0" spcFirstLastPara="0" vertOverflow="overflow" horzOverflow="overflow" vert="horz" wrap="square" lIns="91440" tIns="45720" rIns="91440" bIns="45720" numCol="1" spcCol="0" rtlCol="0" fromWordArt="0" anchor="ctr" anchorCtr="0" forceAA="0" compatLnSpc="1">
+                        <a:prstTxWarp prst="textNoShape">
+                          <a:avLst/>
+                        </a:prstTxWarp>
+                        <a:noAutofit/>
+                      </wps:bodyPr>
+                    </wps:wsp>
+                  </a:graphicData>
+                </a:graphic>
+              </wp:anchor>
+            </w:drawing>
+          </mc:Choice>
+          <mc:Fallback>
+            <w:pict>
+              <v:rect w14:anchorId="35EF1DF0" id="Retângulo 5" o:spid="_x0000_s1026" style="position:absolute;margin-left:217.25pt;margin-top:197.55pt;width:20pt;height:20pt;z-index:251719680;visibility:visible;mso-wrap-style:square;mso-wrap-distance-left:9pt;mso-wrap-distance-top:0;mso-wrap-distance-right:9pt;mso-wrap-distance-bottom:0;mso-position-horizontal:absolute;mso-position-horizontal-relative:text;mso-position-vertical:absolute;mso-position-vertical-relative:text;v-text-anchor:middle" o:gfxdata="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" filled="f" strokecolor="#00b050" strokeweight="1pt"/>
+            </w:pict>
+          </mc:Fallback>
+        </mc:AlternateContent>
+      </w:r>
+      <w:r>
+        <w:rPr>
+          <w:noProof/>
+        </w:rPr>
+        <mc:AlternateContent>
+          <mc:Choice Requires="wps">
+            <w:drawing>
+              <wp:anchor distT="0" distB="0" distL="114300" distR="114300" simplePos="0" relativeHeight="251713536" behindDoc="0" locked="0" layoutInCell="1" allowOverlap="1" wp14:anchorId="084CB7D9" wp14:editId="2C2F3C1C">
+                <wp:simplePos x="0" y="0"/>
+                <wp:positionH relativeFrom="column">
+                  <wp:posOffset>1911485</wp:posOffset>
+                </wp:positionH>
+                <wp:positionV relativeFrom="paragraph">
+                  <wp:posOffset>891345</wp:posOffset>
+                </wp:positionV>
+                <wp:extent cx="1062395" cy="253365"/>
+                <wp:effectExtent l="0" t="0" r="23495" b="13335"/>
+                <wp:wrapNone/>
+                <wp:docPr id="2086034352" name="Retângulo 5"/>
+                <wp:cNvGraphicFramePr/>
+                <a:graphic xmlns:a="http://schemas.openxmlformats.org/drawingml/2006/main">
+                  <a:graphicData uri="http://schemas.microsoft.com/office/word/2010/wordprocessingShape">
+                    <wps:wsp>
+                      <wps:cNvSpPr/>
+                      <wps:spPr>
+                        <a:xfrm>
+                          <a:off x="0" y="0"/>
+                          <a:ext cx="1062395" cy="253365"/>
+                        </a:xfrm>
+                        <a:prstGeom prst="rect">
+                          <a:avLst/>
+                        </a:prstGeom>
+                        <a:noFill/>
+                        <a:ln>
+                          <a:solidFill>
+                            <a:srgbClr val="00B050"/>
+                          </a:solidFill>
+                        </a:ln>
+                      </wps:spPr>
+                      <wps:style>
+                        <a:lnRef idx="2">
+                          <a:schemeClr val="accent1">
+                            <a:shade val="15000"/>
+                          </a:schemeClr>
+                        </a:lnRef>
+                        <a:fillRef idx="1">
+                          <a:schemeClr val="accent1"/>
+                        </a:fillRef>
+                        <a:effectRef idx="0">
+                          <a:schemeClr val="accent1"/>
+                        </a:effectRef>
+                        <a:fontRef idx="minor">
+                          <a:schemeClr val="lt1"/>
+                        </a:fontRef>
+                      </wps:style>
+                      <wps:bodyPr rot="0" spcFirstLastPara="0" vertOverflow="overflow" horzOverflow="overflow" vert="horz" wrap="square" lIns="91440" tIns="45720" rIns="91440" bIns="45720" numCol="1" spcCol="0" rtlCol="0" fromWordArt="0" anchor="ctr" anchorCtr="0" forceAA="0" compatLnSpc="1">
+                        <a:prstTxWarp prst="textNoShape">
+                          <a:avLst/>
+                        </a:prstTxWarp>
+                        <a:noAutofit/>
+                      </wps:bodyPr>
+                    </wps:wsp>
+                  </a:graphicData>
+                </a:graphic>
+                <wp14:sizeRelH relativeFrom="margin">
+                  <wp14:pctWidth>0</wp14:pctWidth>
+                </wp14:sizeRelH>
+              </wp:anchor>
+            </w:drawing>
+          </mc:Choice>
+          <mc:Fallback>
+            <w:pict>
+              <v:rect w14:anchorId="036773A3" id="Retângulo 5" o:spid="_x0000_s1026" style="position:absolute;margin-left:150.5pt;margin-top:70.2pt;width:83.65pt;height:19.95pt;z-index:251713536;visibility:visible;mso-wrap-style:square;mso-width-percent:0;mso-wrap-distance-left:9pt;mso-wrap-distance-top:0;mso-wrap-distance-right:9pt;mso-wrap-distance-bottom:0;mso-position-horizontal:absolute;mso-position-horizontal-relative:text;mso-position-vertical:absolute;mso-position-vertical-relative:text;mso-width-percent:0;mso-width-relative:margin;v-text-anchor:middle" o:gfxdata="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" filled="f" strokecolor="#00b050" strokeweight="1pt"/>
+            </w:pict>
+          </mc:Fallback>
+        </mc:AlternateContent>
+      </w:r>
+      <w:r>
+        <w:rPr>
+          <w:noProof/>
+        </w:rPr>
+        <mc:AlternateContent>
+          <mc:Choice Requires="wps">
+            <w:drawing>
+              <wp:anchor distT="0" distB="0" distL="114300" distR="114300" simplePos="0" relativeHeight="251715584" behindDoc="0" locked="0" layoutInCell="1" allowOverlap="1" wp14:anchorId="5C96D949" wp14:editId="407BA24F">
+                <wp:simplePos x="0" y="0"/>
+                <wp:positionH relativeFrom="column">
+                  <wp:posOffset>73998</wp:posOffset>
+                </wp:positionH>
+                <wp:positionV relativeFrom="paragraph">
+                  <wp:posOffset>1315467</wp:posOffset>
+                </wp:positionV>
+                <wp:extent cx="253706" cy="253706"/>
+                <wp:effectExtent l="0" t="0" r="13335" b="13335"/>
+                <wp:wrapNone/>
+                <wp:docPr id="1133120953" name="Retângulo 5"/>
+                <wp:cNvGraphicFramePr/>
+                <a:graphic xmlns:a="http://schemas.openxmlformats.org/drawingml/2006/main">
+                  <a:graphicData uri="http://schemas.microsoft.com/office/word/2010/wordprocessingShape">
+                    <wps:wsp>
+                      <wps:cNvSpPr/>
+                      <wps:spPr>
+                        <a:xfrm>
+                          <a:off x="0" y="0"/>
+                          <a:ext cx="253706" cy="253706"/>
+                        </a:xfrm>
+                        <a:prstGeom prst="rect">
+                          <a:avLst/>
+                        </a:prstGeom>
+                        <a:noFill/>
+                        <a:ln>
+                          <a:solidFill>
+                            <a:srgbClr val="00B050"/>
+                          </a:solidFill>
+                        </a:ln>
+                      </wps:spPr>
+                      <wps:style>
+                        <a:lnRef idx="2">
+                          <a:schemeClr val="accent1">
+                            <a:shade val="15000"/>
+                          </a:schemeClr>
+                        </a:lnRef>
+                        <a:fillRef idx="1">
+                          <a:schemeClr val="accent1"/>
+                        </a:fillRef>
+                        <a:effectRef idx="0">
+                          <a:schemeClr val="accent1"/>
+                        </a:effectRef>
+                        <a:fontRef idx="minor">
+                          <a:schemeClr val="lt1"/>
+                        </a:fontRef>
+                      </wps:style>
+                      <wps:bodyPr rot="0" spcFirstLastPara="0" vertOverflow="overflow" horzOverflow="overflow" vert="horz" wrap="square" lIns="91440" tIns="45720" rIns="91440" bIns="45720" numCol="1" spcCol="0" rtlCol="0" fromWordArt="0" anchor="ctr" anchorCtr="0" forceAA="0" compatLnSpc="1">
+                        <a:prstTxWarp prst="textNoShape">
+                          <a:avLst/>
+                        </a:prstTxWarp>
+                        <a:noAutofit/>
+                      </wps:bodyPr>
+                    </wps:wsp>
+                  </a:graphicData>
+                </a:graphic>
+              </wp:anchor>
+            </w:drawing>
+          </mc:Choice>
+          <mc:Fallback>
+            <w:pict>
+              <v:rect w14:anchorId="747D9F76" id="Retângulo 5" o:spid="_x0000_s1026" style="position:absolute;margin-left:5.85pt;margin-top:103.6pt;width:20pt;height:20pt;z-index:251715584;visibility:visible;mso-wrap-style:square;mso-wrap-distance-left:9pt;mso-wrap-distance-top:0;mso-wrap-distance-right:9pt;mso-wrap-distance-bottom:0;mso-position-horizontal:absolute;mso-position-horizontal-relative:text;mso-position-vertical:absolute;mso-position-vertical-relative:text;v-text-anchor:middle" o:gfxdata="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" filled="f" strokecolor="#00b050" strokeweight="1pt"/>
+            </w:pict>
+          </mc:Fallback>
+        </mc:AlternateContent>
+      </w:r>
       <w:r>
         <w:rPr>
           <w:noProof/>
@@ -178,7 +551,7 @@
           <w:noProof/>
         </w:rPr>
         <w:drawing>
-          <wp:inline distT="0" distB="0" distL="0" distR="0" wp14:anchorId="10CEA0CF" wp14:editId="55B8F575">
+          <wp:inline distT="0" distB="0" distL="0" distR="0" wp14:anchorId="10CEA0CF" wp14:editId="5D21A2B1">
             <wp:extent cx="3048425" cy="2829320"/>
             <wp:effectExtent l="0" t="0" r="0" b="9525"/>
             <wp:docPr id="1245658754" name="Imagem 1" descr="Calendário&#10;&#10;O conteúdo gerado por IA pode estar incorreto."/>
@@ -217,14 +590,265 @@
     <w:p>
       <w:pPr>
         <w:rPr>
-          <w:color w:val="4EA72E" w:themeColor="accent6"/>
+          <w:rFonts w:ascii="Arial" w:hAnsi="Arial" w:cs="Arial"/>
+          <w:color w:val="4EA72E" w:themeColor="accent6"/>
+          <w:sz w:val="20"/>
+          <w:szCs w:val="20"/>
         </w:rPr>
       </w:pPr>
       <w:r>
         <w:rPr>
-          <w:color w:val="4EA72E" w:themeColor="accent6"/>
-        </w:rPr>
-        <w:t>Férias – 19 a 28 de janeiro</w:t>
+          <w:rFonts w:ascii="Arial" w:hAnsi="Arial" w:cs="Arial"/>
+          <w:color w:val="4EA72E" w:themeColor="accent6"/>
+          <w:sz w:val="20"/>
+          <w:szCs w:val="20"/>
+        </w:rPr>
+        <w:t xml:space="preserve">Recesso – 01 a 04 de </w:t>
+      </w:r>
+      <w:proofErr w:type="gramStart"/>
+      <w:r>
+        <w:rPr>
+          <w:rFonts w:ascii="Arial" w:hAnsi="Arial" w:cs="Arial"/>
+          <w:color w:val="4EA72E" w:themeColor="accent6"/>
+          <w:sz w:val="20"/>
+          <w:szCs w:val="20"/>
+        </w:rPr>
+        <w:t>Janeiro</w:t>
+      </w:r>
+      <w:proofErr w:type="gramEnd"/>
+    </w:p>
+    <w:p>
+      <w:pPr>
+        <w:rPr>
+          <w:rFonts w:ascii="Arial" w:hAnsi="Arial" w:cs="Arial"/>
+          <w:color w:val="4EA72E" w:themeColor="accent6"/>
+          <w:sz w:val="20"/>
+          <w:szCs w:val="20"/>
+        </w:rPr>
+      </w:pPr>
+      <w:r>
+        <w:rPr>
+          <w:rFonts w:ascii="Arial" w:hAnsi="Arial" w:cs="Arial"/>
+          <w:color w:val="4EA72E" w:themeColor="accent6"/>
+          <w:sz w:val="20"/>
+          <w:szCs w:val="20"/>
+        </w:rPr>
+        <w:t xml:space="preserve">Aniversário Diva – 02 de </w:t>
+      </w:r>
+      <w:proofErr w:type="gramStart"/>
+      <w:r>
+        <w:rPr>
+          <w:rFonts w:ascii="Arial" w:hAnsi="Arial" w:cs="Arial"/>
+          <w:color w:val="4EA72E" w:themeColor="accent6"/>
+          <w:sz w:val="20"/>
+          <w:szCs w:val="20"/>
+        </w:rPr>
+        <w:t>Janeiro</w:t>
+      </w:r>
+      <w:proofErr w:type="gramEnd"/>
+    </w:p>
+    <w:p>
+      <w:pPr>
+        <w:rPr>
+          <w:rFonts w:ascii="Arial" w:hAnsi="Arial" w:cs="Arial"/>
+          <w:color w:val="4EA72E" w:themeColor="accent6"/>
+          <w:sz w:val="20"/>
+          <w:szCs w:val="20"/>
+        </w:rPr>
+      </w:pPr>
+      <w:r>
+        <w:rPr>
+          <w:rFonts w:ascii="Arial" w:hAnsi="Arial" w:cs="Arial"/>
+          <w:color w:val="4EA72E" w:themeColor="accent6"/>
+          <w:sz w:val="20"/>
+          <w:szCs w:val="20"/>
+        </w:rPr>
+        <w:t xml:space="preserve">Aniversário </w:t>
+      </w:r>
+      <w:r>
+        <w:rPr>
+          <w:rFonts w:ascii="Arial" w:hAnsi="Arial" w:cs="Arial"/>
+          <w:color w:val="4EA72E" w:themeColor="accent6"/>
+          <w:sz w:val="20"/>
+          <w:szCs w:val="20"/>
+        </w:rPr>
+        <w:t>Vó Raimunda</w:t>
+      </w:r>
+      <w:r>
+        <w:rPr>
+          <w:rFonts w:ascii="Arial" w:hAnsi="Arial" w:cs="Arial"/>
+          <w:color w:val="4EA72E" w:themeColor="accent6"/>
+          <w:sz w:val="20"/>
+          <w:szCs w:val="20"/>
+        </w:rPr>
+        <w:t xml:space="preserve"> – 0</w:t>
+      </w:r>
+      <w:r>
+        <w:rPr>
+          <w:rFonts w:ascii="Arial" w:hAnsi="Arial" w:cs="Arial"/>
+          <w:color w:val="4EA72E" w:themeColor="accent6"/>
+          <w:sz w:val="20"/>
+          <w:szCs w:val="20"/>
+        </w:rPr>
+        <w:t>4</w:t>
+      </w:r>
+      <w:r>
+        <w:rPr>
+          <w:rFonts w:ascii="Arial" w:hAnsi="Arial" w:cs="Arial"/>
+          <w:color w:val="4EA72E" w:themeColor="accent6"/>
+          <w:sz w:val="20"/>
+          <w:szCs w:val="20"/>
+        </w:rPr>
+        <w:t xml:space="preserve"> de </w:t>
+      </w:r>
+      <w:proofErr w:type="gramStart"/>
+      <w:r>
+        <w:rPr>
+          <w:rFonts w:ascii="Arial" w:hAnsi="Arial" w:cs="Arial"/>
+          <w:color w:val="4EA72E" w:themeColor="accent6"/>
+          <w:sz w:val="20"/>
+          <w:szCs w:val="20"/>
+        </w:rPr>
+        <w:t>Janeiro</w:t>
+      </w:r>
+      <w:proofErr w:type="gramEnd"/>
+    </w:p>
+    <w:p>
+      <w:pPr>
+        <w:rPr>
+          <w:rFonts w:ascii="Arial" w:hAnsi="Arial" w:cs="Arial"/>
+          <w:color w:val="4EA72E" w:themeColor="accent6"/>
+          <w:sz w:val="20"/>
+          <w:szCs w:val="20"/>
+        </w:rPr>
+      </w:pPr>
+      <w:r>
+        <w:rPr>
+          <w:rFonts w:ascii="Arial" w:hAnsi="Arial" w:cs="Arial"/>
+          <w:color w:val="4EA72E" w:themeColor="accent6"/>
+          <w:sz w:val="20"/>
+          <w:szCs w:val="20"/>
+        </w:rPr>
+        <w:t>Férias</w:t>
+      </w:r>
+      <w:r>
+        <w:rPr>
+          <w:rFonts w:ascii="Arial" w:hAnsi="Arial" w:cs="Arial"/>
+          <w:color w:val="4EA72E" w:themeColor="accent6"/>
+          <w:sz w:val="20"/>
+          <w:szCs w:val="20"/>
+        </w:rPr>
+        <w:t xml:space="preserve"> Dival</w:t>
+      </w:r>
+      <w:r>
+        <w:rPr>
+          <w:rFonts w:ascii="Arial" w:hAnsi="Arial" w:cs="Arial"/>
+          <w:color w:val="4EA72E" w:themeColor="accent6"/>
+          <w:sz w:val="20"/>
+          <w:szCs w:val="20"/>
+        </w:rPr>
+        <w:t xml:space="preserve"> – 19 a 28 de janeiro</w:t>
+      </w:r>
+    </w:p>
+    <w:p>
+      <w:pPr>
+        <w:rPr>
+          <w:rFonts w:ascii="Arial" w:hAnsi="Arial" w:cs="Arial"/>
+          <w:color w:val="4EA72E" w:themeColor="accent6"/>
+          <w:sz w:val="20"/>
+          <w:szCs w:val="20"/>
+        </w:rPr>
+      </w:pPr>
+      <w:r>
+        <w:rPr>
+          <w:rFonts w:ascii="Arial" w:hAnsi="Arial" w:cs="Arial"/>
+          <w:color w:val="4EA72E" w:themeColor="accent6"/>
+          <w:sz w:val="20"/>
+          <w:szCs w:val="20"/>
+        </w:rPr>
+        <w:t xml:space="preserve">Aniversário </w:t>
+      </w:r>
+      <w:r>
+        <w:rPr>
+          <w:rFonts w:ascii="Arial" w:hAnsi="Arial" w:cs="Arial"/>
+          <w:color w:val="4EA72E" w:themeColor="accent6"/>
+          <w:sz w:val="20"/>
+          <w:szCs w:val="20"/>
+        </w:rPr>
+        <w:t>Paulo</w:t>
+      </w:r>
+      <w:r>
+        <w:rPr>
+          <w:rFonts w:ascii="Arial" w:hAnsi="Arial" w:cs="Arial"/>
+          <w:color w:val="4EA72E" w:themeColor="accent6"/>
+          <w:sz w:val="20"/>
+          <w:szCs w:val="20"/>
+        </w:rPr>
+        <w:t xml:space="preserve"> – </w:t>
+      </w:r>
+      <w:r>
+        <w:rPr>
+          <w:rFonts w:ascii="Arial" w:hAnsi="Arial" w:cs="Arial"/>
+          <w:color w:val="4EA72E" w:themeColor="accent6"/>
+          <w:sz w:val="20"/>
+          <w:szCs w:val="20"/>
+        </w:rPr>
+        <w:t>23</w:t>
+      </w:r>
+      <w:r>
+        <w:rPr>
+          <w:rFonts w:ascii="Arial" w:hAnsi="Arial" w:cs="Arial"/>
+          <w:color w:val="4EA72E" w:themeColor="accent6"/>
+          <w:sz w:val="20"/>
+          <w:szCs w:val="20"/>
+        </w:rPr>
+        <w:t xml:space="preserve"> de janeiro</w:t>
+      </w:r>
+    </w:p>
+    <w:p>
+      <w:pPr>
+        <w:rPr>
+          <w:rFonts w:ascii="Arial" w:hAnsi="Arial" w:cs="Arial"/>
+          <w:color w:val="4EA72E" w:themeColor="accent6"/>
+          <w:sz w:val="20"/>
+          <w:szCs w:val="20"/>
+        </w:rPr>
+      </w:pPr>
+      <w:r>
+        <w:rPr>
+          <w:rFonts w:ascii="Arial" w:hAnsi="Arial" w:cs="Arial"/>
+          <w:color w:val="4EA72E" w:themeColor="accent6"/>
+          <w:sz w:val="20"/>
+          <w:szCs w:val="20"/>
+        </w:rPr>
+        <w:t>Aniversário Dedê</w:t>
+      </w:r>
+      <w:r>
+        <w:rPr>
+          <w:rFonts w:ascii="Arial" w:hAnsi="Arial" w:cs="Arial"/>
+          <w:color w:val="4EA72E" w:themeColor="accent6"/>
+          <w:sz w:val="20"/>
+          <w:szCs w:val="20"/>
+        </w:rPr>
+        <w:t xml:space="preserve"> – </w:t>
+      </w:r>
+      <w:r>
+        <w:rPr>
+          <w:rFonts w:ascii="Arial" w:hAnsi="Arial" w:cs="Arial"/>
+          <w:color w:val="4EA72E" w:themeColor="accent6"/>
+          <w:sz w:val="20"/>
+          <w:szCs w:val="20"/>
+        </w:rPr>
+        <w:t>31</w:t>
+      </w:r>
+      <w:r>
+        <w:rPr>
+          <w:rFonts w:ascii="Arial" w:hAnsi="Arial" w:cs="Arial"/>
+          <w:color w:val="4EA72E" w:themeColor="accent6"/>
+          <w:sz w:val="20"/>
+          <w:szCs w:val="20"/>
+        </w:rPr>
+        <w:t xml:space="preserve"> de janeiro</w:t>
       </w:r>
     </w:p>
     <w:p>
@@ -234,23 +858,237 @@
           <w:bCs/>
         </w:rPr>
       </w:pPr>
-    </w:p>
-    <w:p>
-      <w:pPr>
+      <w:r>
         <w:rPr>
           <w:b/>
           <w:bCs/>
         </w:rPr>
-      </w:pPr>
-      <w:r>
-        <w:rPr>
-          <w:b/>
-          <w:bCs/>
-        </w:rPr>
         <w:t>Fevereiro</w:t>
       </w:r>
     </w:p>
     <w:p>
+      <w:r>
+        <w:rPr>
+          <w:noProof/>
+        </w:rPr>
+        <mc:AlternateContent>
+          <mc:Choice Requires="wps">
+            <w:drawing>
+              <wp:anchor distT="0" distB="0" distL="114300" distR="114300" simplePos="0" relativeHeight="251727872" behindDoc="0" locked="0" layoutInCell="1" allowOverlap="1" wp14:anchorId="51DA42CB" wp14:editId="22FC19B2">
+                <wp:simplePos x="0" y="0"/>
+                <wp:positionH relativeFrom="column">
+                  <wp:posOffset>2262215</wp:posOffset>
+                </wp:positionH>
+                <wp:positionV relativeFrom="paragraph">
+                  <wp:posOffset>1341183</wp:posOffset>
+                </wp:positionV>
+                <wp:extent cx="253706" cy="253706"/>
+                <wp:effectExtent l="0" t="0" r="13335" b="13335"/>
+                <wp:wrapNone/>
+                <wp:docPr id="639454809" name="Retângulo 5"/>
+                <wp:cNvGraphicFramePr/>
+                <a:graphic xmlns:a="http://schemas.openxmlformats.org/drawingml/2006/main">
+                  <a:graphicData uri="http://schemas.microsoft.com/office/word/2010/wordprocessingShape">
+                    <wps:wsp>
+                      <wps:cNvSpPr/>
+                      <wps:spPr>
+                        <a:xfrm>
+                          <a:off x="0" y="0"/>
+                          <a:ext cx="253706" cy="253706"/>
+                        </a:xfrm>
+                        <a:prstGeom prst="rect">
+                          <a:avLst/>
+                        </a:prstGeom>
+                        <a:noFill/>
+                        <a:ln>
+                          <a:solidFill>
+                            <a:srgbClr val="00B050"/>
+                          </a:solidFill>
+                        </a:ln>
+                      </wps:spPr>
+                      <wps:style>
+                        <a:lnRef idx="2">
+                          <a:schemeClr val="accent1">
+                            <a:shade val="15000"/>
+                          </a:schemeClr>
+                        </a:lnRef>
+                        <a:fillRef idx="1">
+                          <a:schemeClr val="accent1"/>
+                        </a:fillRef>
+                        <a:effectRef idx="0">
+                          <a:schemeClr val="accent1"/>
+                        </a:effectRef>
+                        <a:fontRef idx="minor">
+                          <a:schemeClr val="lt1"/>
+                        </a:fontRef>
+                      </wps:style>
+                      <wps:bodyPr rot="0" spcFirstLastPara="0" vertOverflow="overflow" horzOverflow="overflow" vert="horz" wrap="square" lIns="91440" tIns="45720" rIns="91440" bIns="45720" numCol="1" spcCol="0" rtlCol="0" fromWordArt="0" anchor="ctr" anchorCtr="0" forceAA="0" compatLnSpc="1">
+                        <a:prstTxWarp prst="textNoShape">
+                          <a:avLst/>
+                        </a:prstTxWarp>
+                        <a:noAutofit/>
+                      </wps:bodyPr>
+                    </wps:wsp>
+                  </a:graphicData>
+                </a:graphic>
+              </wp:anchor>
+            </w:drawing>
+          </mc:Choice>
+          <mc:Fallback>
+            <w:pict>
+              <v:rect w14:anchorId="41157B9E" id="Retângulo 5" o:spid="_x0000_s1026" style="position:absolute;margin-left:178.15pt;margin-top:105.6pt;width:20pt;height:20pt;z-index:251727872;visibility:visible;mso-wrap-style:square;mso-wrap-distance-left:9pt;mso-wrap-distance-top:0;mso-wrap-distance-right:9pt;mso-wrap-distance-bottom:0;mso-position-horizontal:absolute;mso-position-horizontal-relative:text;mso-position-vertical:absolute;mso-position-vertical-relative:text;v-text-anchor:middle" o:gfxdata="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" filled="f" strokecolor="#00b050" strokeweight="1pt"/>
+            </w:pict>
+          </mc:Fallback>
+        </mc:AlternateContent>
+      </w:r>
+      <w:r>
+        <w:rPr>
+          <w:noProof/>
+        </w:rPr>
+        <mc:AlternateContent>
+          <mc:Choice Requires="wps">
+            <w:drawing>
+              <wp:anchor distT="0" distB="0" distL="114300" distR="114300" simplePos="0" relativeHeight="251725824" behindDoc="0" locked="0" layoutInCell="1" allowOverlap="1" wp14:anchorId="54232239" wp14:editId="54469B02">
+                <wp:simplePos x="0" y="0"/>
+                <wp:positionH relativeFrom="column">
+                  <wp:posOffset>1817587</wp:posOffset>
+                </wp:positionH>
+                <wp:positionV relativeFrom="paragraph">
+                  <wp:posOffset>1330817</wp:posOffset>
+                </wp:positionV>
+                <wp:extent cx="253706" cy="253706"/>
+                <wp:effectExtent l="0" t="0" r="13335" b="13335"/>
+                <wp:wrapNone/>
+                <wp:docPr id="1922512810" name="Retângulo 5"/>
+                <wp:cNvGraphicFramePr/>
+                <a:graphic xmlns:a="http://schemas.openxmlformats.org/drawingml/2006/main">
+                  <a:graphicData uri="http://schemas.microsoft.com/office/word/2010/wordprocessingShape">
+                    <wps:wsp>
+                      <wps:cNvSpPr/>
+                      <wps:spPr>
+                        <a:xfrm>
+                          <a:off x="0" y="0"/>
+                          <a:ext cx="253706" cy="253706"/>
+                        </a:xfrm>
+                        <a:prstGeom prst="rect">
+                          <a:avLst/>
+                        </a:prstGeom>
+                        <a:noFill/>
+                        <a:ln>
+                          <a:solidFill>
+                            <a:srgbClr val="00B050"/>
+                          </a:solidFill>
+                        </a:ln>
+                      </wps:spPr>
+                      <wps:style>
+                        <a:lnRef idx="2">
+                          <a:schemeClr val="accent1">
+                            <a:shade val="15000"/>
+                          </a:schemeClr>
+                        </a:lnRef>
+                        <a:fillRef idx="1">
+                          <a:schemeClr val="accent1"/>
+                        </a:fillRef>
+                        <a:effectRef idx="0">
+                          <a:schemeClr val="accent1"/>
+                        </a:effectRef>
+                        <a:fontRef idx="minor">
+                          <a:schemeClr val="lt1"/>
+                        </a:fontRef>
+                      </wps:style>
+                      <wps:bodyPr rot="0" spcFirstLastPara="0" vertOverflow="overflow" horzOverflow="overflow" vert="horz" wrap="square" lIns="91440" tIns="45720" rIns="91440" bIns="45720" numCol="1" spcCol="0" rtlCol="0" fromWordArt="0" anchor="ctr" anchorCtr="0" forceAA="0" compatLnSpc="1">
+                        <a:prstTxWarp prst="textNoShape">
+                          <a:avLst/>
+                        </a:prstTxWarp>
+                        <a:noAutofit/>
+                      </wps:bodyPr>
+                    </wps:wsp>
+                  </a:graphicData>
+                </a:graphic>
+              </wp:anchor>
+            </w:drawing>
+          </mc:Choice>
+          <mc:Fallback>
+            <w:pict>
+              <v:rect w14:anchorId="29EE20BC" id="Retângulo 5" o:spid="_x0000_s1026" style="position:absolute;margin-left:143.1pt;margin-top:104.8pt;width:20pt;height:20pt;z-index:251725824;visibility:visible;mso-wrap-style:square;mso-wrap-distance-left:9pt;mso-wrap-distance-top:0;mso-wrap-distance-right:9pt;mso-wrap-distance-bottom:0;mso-position-horizontal:absolute;mso-position-horizontal-relative:text;mso-position-vertical:absolute;mso-position-vertical-relative:text;v-text-anchor:middle" o:gfxdata="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" filled="f" strokecolor="#00b050" strokeweight="1pt"/>
+            </w:pict>
+          </mc:Fallback>
+        </mc:AlternateContent>
+      </w:r>
+      <w:r>
+        <w:rPr>
+          <w:noProof/>
+        </w:rPr>
+        <mc:AlternateContent>
+          <mc:Choice Requires="wps">
+            <w:drawing>
+              <wp:anchor distT="0" distB="0" distL="114300" distR="114300" simplePos="0" relativeHeight="251717632" behindDoc="0" locked="0" layoutInCell="1" allowOverlap="1" wp14:anchorId="0971B88A" wp14:editId="32471B46">
+                <wp:simplePos x="0" y="0"/>
+                <wp:positionH relativeFrom="column">
+                  <wp:posOffset>2702758</wp:posOffset>
+                </wp:positionH>
+                <wp:positionV relativeFrom="paragraph">
+                  <wp:posOffset>1328680</wp:posOffset>
+                </wp:positionV>
+                <wp:extent cx="253706" cy="253706"/>
+                <wp:effectExtent l="0" t="0" r="13335" b="13335"/>
+                <wp:wrapNone/>
+                <wp:docPr id="1355185082" name="Retângulo 5"/>
+                <wp:cNvGraphicFramePr/>
+                <a:graphic xmlns:a="http://schemas.openxmlformats.org/drawingml/2006/main">
+                  <a:graphicData uri="http://schemas.microsoft.com/office/word/2010/wordprocessingShape">
+                    <wps:wsp>
+                      <wps:cNvSpPr/>
+                      <wps:spPr>
+                        <a:xfrm>
+                          <a:off x="0" y="0"/>
+                          <a:ext cx="253706" cy="253706"/>
+                        </a:xfrm>
+                        <a:prstGeom prst="rect">
+                          <a:avLst/>
+                        </a:prstGeom>
+                        <a:noFill/>
+                        <a:ln>
+                          <a:solidFill>
+                            <a:srgbClr val="00B050"/>
+                          </a:solidFill>
+                        </a:ln>
+                      </wps:spPr>
+                      <wps:style>
+                        <a:lnRef idx="2">
+                          <a:schemeClr val="accent1">
+                            <a:shade val="15000"/>
+                          </a:schemeClr>
+                        </a:lnRef>
+                        <a:fillRef idx="1">
+                          <a:schemeClr val="accent1"/>
+                        </a:fillRef>
+                        <a:effectRef idx="0">
+                          <a:schemeClr val="accent1"/>
+                        </a:effectRef>
+                        <a:fontRef idx="minor">
+                          <a:schemeClr val="lt1"/>
+                        </a:fontRef>
+                      </wps:style>
+                      <wps:bodyPr rot="0" spcFirstLastPara="0" vertOverflow="overflow" horzOverflow="overflow" vert="horz" wrap="square" lIns="91440" tIns="45720" rIns="91440" bIns="45720" numCol="1" spcCol="0" rtlCol="0" fromWordArt="0" anchor="ctr" anchorCtr="0" forceAA="0" compatLnSpc="1">
+                        <a:prstTxWarp prst="textNoShape">
+                          <a:avLst/>
+                        </a:prstTxWarp>
+                        <a:noAutofit/>
+                      </wps:bodyPr>
+                    </wps:wsp>
+                  </a:graphicData>
+                </a:graphic>
+              </wp:anchor>
+            </w:drawing>
+          </mc:Choice>
+          <mc:Fallback>
+            <w:pict>
+              <v:rect w14:anchorId="06783134" id="Retângulo 5" o:spid="_x0000_s1026" style="position:absolute;margin-left:212.8pt;margin-top:104.6pt;width:20pt;height:20pt;z-index:251717632;visibility:visible;mso-wrap-style:square;mso-wrap-distance-left:9pt;mso-wrap-distance-top:0;mso-wrap-distance-right:9pt;mso-wrap-distance-bottom:0;mso-position-horizontal:absolute;mso-position-horizontal-relative:text;mso-position-vertical:absolute;mso-position-vertical-relative:text;v-text-anchor:middle" o:gfxdata="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" filled="f" strokecolor="#00b050" strokeweight="1pt"/>
+            </w:pict>
+          </mc:Fallback>
+        </mc:AlternateContent>
+      </w:r>
       <w:r>
         <w:rPr>
           <w:noProof/>
@@ -374,15 +1212,115 @@
         <w:rPr>
           <w:color w:val="4EA72E" w:themeColor="accent6"/>
         </w:rPr>
-        <w:t>Carnaval  – 14 a 18 de fevereiro</w:t>
-      </w:r>
-    </w:p>
-    <w:p/>
-    <w:p/>
-    <w:p/>
-    <w:p/>
-    <w:p/>
-    <w:p/>
+        <w:t xml:space="preserve">Aniversário </w:t>
+      </w:r>
+      <w:r>
+        <w:rPr>
+          <w:color w:val="4EA72E" w:themeColor="accent6"/>
+        </w:rPr>
+        <w:t>Dandara</w:t>
+      </w:r>
+      <w:r>
+        <w:rPr>
+          <w:color w:val="4EA72E" w:themeColor="accent6"/>
+        </w:rPr>
+        <w:t xml:space="preserve"> – </w:t>
+      </w:r>
+      <w:r>
+        <w:rPr>
+          <w:color w:val="4EA72E" w:themeColor="accent6"/>
+        </w:rPr>
+        <w:t>1</w:t>
+      </w:r>
+      <w:r>
+        <w:rPr>
+          <w:color w:val="4EA72E" w:themeColor="accent6"/>
+        </w:rPr>
+        <w:t>2</w:t>
+      </w:r>
+      <w:r>
+        <w:rPr>
+          <w:color w:val="4EA72E" w:themeColor="accent6"/>
+        </w:rPr>
+        <w:t xml:space="preserve"> de</w:t>
+      </w:r>
+      <w:r>
+        <w:rPr>
+          <w:color w:val="4EA72E" w:themeColor="accent6"/>
+        </w:rPr>
+        <w:t xml:space="preserve"> fevereiro</w:t>
+      </w:r>
+    </w:p>
+    <w:p>
+      <w:pPr>
+        <w:rPr>
+          <w:color w:val="4EA72E" w:themeColor="accent6"/>
+        </w:rPr>
+      </w:pPr>
+      <w:r>
+        <w:rPr>
+          <w:color w:val="4EA72E" w:themeColor="accent6"/>
+        </w:rPr>
+        <w:t>Aniversário D</w:t>
+      </w:r>
+      <w:r>
+        <w:rPr>
+          <w:color w:val="4EA72E" w:themeColor="accent6"/>
+        </w:rPr>
+        <w:t>orinha</w:t>
+      </w:r>
+      <w:r>
+        <w:rPr>
+          <w:color w:val="4EA72E" w:themeColor="accent6"/>
+        </w:rPr>
+        <w:t xml:space="preserve"> – </w:t>
+      </w:r>
+      <w:r>
+        <w:rPr>
+          <w:color w:val="4EA72E" w:themeColor="accent6"/>
+        </w:rPr>
+        <w:t>1</w:t>
+      </w:r>
+      <w:r>
+        <w:rPr>
+          <w:color w:val="4EA72E" w:themeColor="accent6"/>
+        </w:rPr>
+        <w:t>3</w:t>
+      </w:r>
+      <w:r>
+        <w:rPr>
+          <w:color w:val="4EA72E" w:themeColor="accent6"/>
+        </w:rPr>
+        <w:t xml:space="preserve"> de</w:t>
+      </w:r>
+      <w:r>
+        <w:rPr>
+          <w:color w:val="4EA72E" w:themeColor="accent6"/>
+        </w:rPr>
+        <w:t xml:space="preserve"> fevereiro</w:t>
+      </w:r>
+    </w:p>
+    <w:p>
+      <w:pPr>
+        <w:rPr>
+          <w:color w:val="4EA72E" w:themeColor="accent6"/>
+        </w:rPr>
+      </w:pPr>
+      <w:proofErr w:type="gramStart"/>
+      <w:r>
+        <w:rPr>
+          <w:color w:val="4EA72E" w:themeColor="accent6"/>
+        </w:rPr>
+        <w:t>Carnaval  –</w:t>
+      </w:r>
+      <w:proofErr w:type="gramEnd"/>
+      <w:r>
+        <w:rPr>
+          <w:color w:val="4EA72E" w:themeColor="accent6"/>
+        </w:rPr>
+        <w:t xml:space="preserve"> 14 a 18 de fevereiro</w:t>
+      </w:r>
+    </w:p>
     <w:p>
       <w:pPr>
         <w:rPr>
@@ -407,7 +1345,81 @@
         <mc:AlternateContent>
           <mc:Choice Requires="wps">
             <w:drawing>
-              <wp:anchor distT="0" distB="0" distL="114300" distR="114300" simplePos="0" relativeHeight="251673600" behindDoc="0" locked="0" layoutInCell="1" allowOverlap="1" wp14:anchorId="455CFD24" wp14:editId="6DE4ED9C">
+              <wp:anchor distT="0" distB="0" distL="114300" distR="114300" simplePos="0" relativeHeight="251711488" behindDoc="0" locked="0" layoutInCell="1" allowOverlap="1" wp14:anchorId="731AD982" wp14:editId="311CB1CB">
+                <wp:simplePos x="0" y="0"/>
+                <wp:positionH relativeFrom="column">
+                  <wp:posOffset>1415257</wp:posOffset>
+                </wp:positionH>
+                <wp:positionV relativeFrom="paragraph">
+                  <wp:posOffset>2160519</wp:posOffset>
+                </wp:positionV>
+                <wp:extent cx="253706" cy="253706"/>
+                <wp:effectExtent l="0" t="0" r="13335" b="13335"/>
+                <wp:wrapNone/>
+                <wp:docPr id="433851894" name="Retângulo 5"/>
+                <wp:cNvGraphicFramePr/>
+                <a:graphic xmlns:a="http://schemas.openxmlformats.org/drawingml/2006/main">
+                  <a:graphicData uri="http://schemas.microsoft.com/office/word/2010/wordprocessingShape">
+                    <wps:wsp>
+                      <wps:cNvSpPr/>
+                      <wps:spPr>
+                        <a:xfrm>
+                          <a:off x="0" y="0"/>
+                          <a:ext cx="253706" cy="253706"/>
+                        </a:xfrm>
+                        <a:prstGeom prst="rect">
+                          <a:avLst/>
+                        </a:prstGeom>
+                        <a:noFill/>
+                        <a:ln>
+                          <a:solidFill>
+                            <a:srgbClr val="00B050"/>
+                          </a:solidFill>
+                        </a:ln>
+                      </wps:spPr>
+                      <wps:style>
+                        <a:lnRef idx="2">
+                          <a:schemeClr val="accent1">
+                            <a:shade val="15000"/>
+                          </a:schemeClr>
+                        </a:lnRef>
+                        <a:fillRef idx="1">
+                          <a:schemeClr val="accent1"/>
+                        </a:fillRef>
+                        <a:effectRef idx="0">
+                          <a:schemeClr val="accent1"/>
+                        </a:effectRef>
+                        <a:fontRef idx="minor">
+                          <a:schemeClr val="lt1"/>
+                        </a:fontRef>
+                      </wps:style>
+                      <wps:bodyPr rot="0" spcFirstLastPara="0" vertOverflow="overflow" horzOverflow="overflow" vert="horz" wrap="square" lIns="91440" tIns="45720" rIns="91440" bIns="45720" numCol="1" spcCol="0" rtlCol="0" fromWordArt="0" anchor="ctr" anchorCtr="0" forceAA="0" compatLnSpc="1">
+                        <a:prstTxWarp prst="textNoShape">
+                          <a:avLst/>
+                        </a:prstTxWarp>
+                        <a:noAutofit/>
+                      </wps:bodyPr>
+                    </wps:wsp>
+                  </a:graphicData>
+                </a:graphic>
+              </wp:anchor>
+            </w:drawing>
+          </mc:Choice>
+          <mc:Fallback>
+            <w:pict>
+              <v:rect w14:anchorId="20C5F4C7" id="Retângulo 5" o:spid="_x0000_s1026" style="position:absolute;margin-left:111.45pt;margin-top:170.1pt;width:20pt;height:20pt;z-index:251711488;visibility:visible;mso-wrap-style:square;mso-wrap-distance-left:9pt;mso-wrap-distance-top:0;mso-wrap-distance-right:9pt;mso-wrap-distance-bottom:0;mso-position-horizontal:absolute;mso-position-horizontal-relative:text;mso-position-vertical:absolute;mso-position-vertical-relative:text;v-text-anchor:middle" o:gfxdata="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" filled="f" strokecolor="#00b050" strokeweight="1pt"/>
+            </w:pict>
+          </mc:Fallback>
+        </mc:AlternateContent>
+      </w:r>
+      <w:r>
+        <w:rPr>
+          <w:noProof/>
+        </w:rPr>
+        <mc:AlternateContent>
+          <mc:Choice Requires="wps">
+            <w:drawing>
+              <wp:anchor distT="0" distB="0" distL="114300" distR="114300" simplePos="0" relativeHeight="251673600" behindDoc="0" locked="0" layoutInCell="1" allowOverlap="1" wp14:anchorId="455CFD24" wp14:editId="2ECC2E91">
                 <wp:simplePos x="0" y="0"/>
                 <wp:positionH relativeFrom="column">
                   <wp:posOffset>1826917</wp:posOffset>
@@ -469,7 +1481,7 @@
           </mc:Choice>
           <mc:Fallback>
             <w:pict>
-              <v:rect w14:anchorId="04F81B2F" id="Retângulo 10" o:spid="_x0000_s1026" style="position:absolute;margin-left:143.85pt;margin-top:135.15pt;width:91.55pt;height:22.45pt;z-index:251673600;visibility:visible;mso-wrap-style:square;mso-wrap-distance-left:9pt;mso-wrap-distance-top:0;mso-wrap-distance-right:9pt;mso-wrap-distance-bottom:0;mso-position-horizontal:absolute;mso-position-horizontal-relative:text;mso-position-vertical:absolute;mso-position-vertical-relative:text;v-text-anchor:middle" o:gfxdata="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" filled="f" strokecolor="#00b050" strokeweight="1pt"/>
+              <v:rect w14:anchorId="32F4E0F5" id="Retângulo 10" o:spid="_x0000_s1026" style="position:absolute;margin-left:143.85pt;margin-top:135.15pt;width:91.55pt;height:22.45pt;z-index:251673600;visibility:visible;mso-wrap-style:square;mso-wrap-distance-left:9pt;mso-wrap-distance-top:0;mso-wrap-distance-right:9pt;mso-wrap-distance-bottom:0;mso-position-horizontal:absolute;mso-position-horizontal-relative:text;mso-position-vertical:absolute;mso-position-vertical-relative:text;v-text-anchor:middle" o:gfxdata="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" filled="f" strokecolor="#00b050" strokeweight="1pt"/>
             </w:pict>
           </mc:Fallback>
         </mc:AlternateContent>
@@ -481,7 +1493,7 @@
         <mc:AlternateContent>
           <mc:Choice Requires="wps">
             <w:drawing>
-              <wp:anchor distT="0" distB="0" distL="114300" distR="114300" simplePos="0" relativeHeight="251669504" behindDoc="0" locked="0" layoutInCell="1" allowOverlap="1" wp14:anchorId="20ED218B" wp14:editId="027C6E57">
+              <wp:anchor distT="0" distB="0" distL="114300" distR="114300" simplePos="0" relativeHeight="251669504" behindDoc="0" locked="0" layoutInCell="1" allowOverlap="1" wp14:anchorId="20ED218B" wp14:editId="66F92811">
                 <wp:simplePos x="0" y="0"/>
                 <wp:positionH relativeFrom="column">
                   <wp:posOffset>63427</wp:posOffset>
@@ -543,7 +1555,7 @@
           </mc:Choice>
           <mc:Fallback>
             <w:pict>
-              <v:rect w14:anchorId="3E2B50CB" id="Retângulo 5" o:spid="_x0000_s1026" style="position:absolute;margin-left:5pt;margin-top:169.4pt;width:20pt;height:20pt;z-index:251669504;visibility:visible;mso-wrap-style:square;mso-wrap-distance-left:9pt;mso-wrap-distance-top:0;mso-wrap-distance-right:9pt;mso-wrap-distance-bottom:0;mso-position-horizontal:absolute;mso-position-horizontal-relative:text;mso-position-vertical:absolute;mso-position-vertical-relative:text;v-text-anchor:middle" o:gfxdata="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" filled="f" strokecolor="#00b050" strokeweight="1pt"/>
+              <v:rect w14:anchorId="74E13B96" id="Retângulo 5" o:spid="_x0000_s1026" style="position:absolute;margin-left:5pt;margin-top:169.4pt;width:20pt;height:20pt;z-index:251669504;visibility:visible;mso-wrap-style:square;mso-wrap-distance-left:9pt;mso-wrap-distance-top:0;mso-wrap-distance-right:9pt;mso-wrap-distance-bottom:0;mso-position-horizontal:absolute;mso-position-horizontal-relative:text;mso-position-vertical:absolute;mso-position-vertical-relative:text;v-text-anchor:middle" o:gfxdata="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" filled="f" strokecolor="#00b050" strokeweight="1pt"/>
             </w:pict>
           </mc:Fallback>
         </mc:AlternateContent>
@@ -552,77 +1564,8 @@
         <w:rPr>
           <w:noProof/>
         </w:rPr>
-        <mc:AlternateContent>
-          <mc:Choice Requires="wps">
-            <w:drawing>
-              <wp:anchor distT="0" distB="0" distL="114300" distR="114300" simplePos="0" relativeHeight="251667456" behindDoc="0" locked="0" layoutInCell="1" allowOverlap="1" wp14:anchorId="46EE1CD9" wp14:editId="559BD26F">
-                <wp:simplePos x="0" y="0"/>
-                <wp:positionH relativeFrom="column">
-                  <wp:posOffset>1398788</wp:posOffset>
-                </wp:positionH>
-                <wp:positionV relativeFrom="paragraph">
-                  <wp:posOffset>2133780</wp:posOffset>
-                </wp:positionV>
-                <wp:extent cx="253706" cy="253706"/>
-                <wp:effectExtent l="0" t="0" r="13335" b="13335"/>
-                <wp:wrapNone/>
-                <wp:docPr id="1953170901" name="Retângulo 5"/>
-                <wp:cNvGraphicFramePr/>
-                <a:graphic xmlns:a="http://schemas.openxmlformats.org/drawingml/2006/main">
-                  <a:graphicData uri="http://schemas.microsoft.com/office/word/2010/wordprocessingShape">
-                    <wps:wsp>
-                      <wps:cNvSpPr/>
-                      <wps:spPr>
-                        <a:xfrm>
-                          <a:off x="0" y="0"/>
-                          <a:ext cx="253706" cy="253706"/>
-                        </a:xfrm>
-                        <a:prstGeom prst="rect">
-                          <a:avLst/>
-                        </a:prstGeom>
-                        <a:noFill/>
-                      </wps:spPr>
-                      <wps:style>
-                        <a:lnRef idx="2">
-                          <a:schemeClr val="accent1">
-                            <a:shade val="15000"/>
-                          </a:schemeClr>
-                        </a:lnRef>
-                        <a:fillRef idx="1">
-                          <a:schemeClr val="accent1"/>
-                        </a:fillRef>
-                        <a:effectRef idx="0">
-                          <a:schemeClr val="accent1"/>
-                        </a:effectRef>
-                        <a:fontRef idx="minor">
-                          <a:schemeClr val="lt1"/>
-                        </a:fontRef>
-                      </wps:style>
-                      <wps:bodyPr rot="0" spcFirstLastPara="0" vertOverflow="overflow" horzOverflow="overflow" vert="horz" wrap="square" lIns="91440" tIns="45720" rIns="91440" bIns="45720" numCol="1" spcCol="0" rtlCol="0" fromWordArt="0" anchor="ctr" anchorCtr="0" forceAA="0" compatLnSpc="1">
-                        <a:prstTxWarp prst="textNoShape">
-                          <a:avLst/>
-                        </a:prstTxWarp>
-                        <a:noAutofit/>
-                      </wps:bodyPr>
-                    </wps:wsp>
-                  </a:graphicData>
-                </a:graphic>
-              </wp:anchor>
-            </w:drawing>
-          </mc:Choice>
-          <mc:Fallback>
-            <w:pict>
-              <v:rect w14:anchorId="3A1D5A82" id="Retângulo 5" o:spid="_x0000_s1026" style="position:absolute;margin-left:110.15pt;margin-top:168pt;width:20pt;height:20pt;z-index:251667456;visibility:visible;mso-wrap-style:square;mso-wrap-distance-left:9pt;mso-wrap-distance-top:0;mso-wrap-distance-right:9pt;mso-wrap-distance-bottom:0;mso-position-horizontal:absolute;mso-position-horizontal-relative:text;mso-position-vertical:absolute;mso-position-vertical-relative:text;v-text-anchor:middle" o:gfxdata="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" filled="f" strokecolor="#030e13 [484]" strokeweight="1pt"/>
-            </w:pict>
-          </mc:Fallback>
-        </mc:AlternateContent>
-      </w:r>
-      <w:r>
-        <w:rPr>
-          <w:noProof/>
-        </w:rPr>
         <w:drawing>
-          <wp:inline distT="0" distB="0" distL="0" distR="0" wp14:anchorId="51039827" wp14:editId="04D64E1B">
+          <wp:inline distT="0" distB="0" distL="0" distR="0" wp14:anchorId="51039827" wp14:editId="6575EC91">
             <wp:extent cx="3048425" cy="2876951"/>
             <wp:effectExtent l="0" t="0" r="0" b="0"/>
             <wp:docPr id="478653521" name="Imagem 1" descr="Calendário&#10;&#10;O conteúdo gerado por IA pode estar incorreto."/>
@@ -661,19 +1604,89 @@
     <w:p>
       <w:pPr>
         <w:rPr>
-          <w:color w:val="00B050"/>
+          <w:color w:val="4EA72E" w:themeColor="accent6"/>
         </w:rPr>
       </w:pPr>
       <w:r>
         <w:rPr>
-          <w:color w:val="00B050"/>
-        </w:rPr>
-        <w:t>19 de Março – Dia de São José (19 a 22 de março)</w:t>
-      </w:r>
-    </w:p>
-    <w:p>
-      <w:r>
-        <w:t>25 de Março – Data Magna do Ceará</w:t>
+          <w:color w:val="4EA72E" w:themeColor="accent6"/>
+        </w:rPr>
+        <w:t xml:space="preserve">Dia de São José </w:t>
+      </w:r>
+      <w:r>
+        <w:rPr>
+          <w:color w:val="4EA72E" w:themeColor="accent6"/>
+        </w:rPr>
+        <w:t>–</w:t>
+      </w:r>
+      <w:r>
+        <w:rPr>
+          <w:color w:val="4EA72E" w:themeColor="accent6"/>
+        </w:rPr>
+        <w:t xml:space="preserve"> </w:t>
+      </w:r>
+      <w:r>
+        <w:rPr>
+          <w:color w:val="4EA72E" w:themeColor="accent6"/>
+        </w:rPr>
+        <w:t>19</w:t>
+      </w:r>
+      <w:r>
+        <w:rPr>
+          <w:color w:val="4EA72E" w:themeColor="accent6"/>
+        </w:rPr>
+        <w:t xml:space="preserve"> </w:t>
+      </w:r>
+      <w:r>
+        <w:rPr>
+          <w:color w:val="4EA72E" w:themeColor="accent6"/>
+        </w:rPr>
+        <w:t>a 22 de março</w:t>
+      </w:r>
+    </w:p>
+    <w:p>
+      <w:pPr>
+        <w:rPr>
+          <w:color w:val="4EA72E" w:themeColor="accent6"/>
+        </w:rPr>
+      </w:pPr>
+      <w:r>
+        <w:rPr>
+          <w:color w:val="4EA72E" w:themeColor="accent6"/>
+        </w:rPr>
+        <w:t>Data Magna do Ceará</w:t>
+      </w:r>
+      <w:r>
+        <w:rPr>
+          <w:color w:val="4EA72E" w:themeColor="accent6"/>
+        </w:rPr>
+        <w:t xml:space="preserve"> – </w:t>
+      </w:r>
+      <w:r>
+        <w:rPr>
+          <w:color w:val="4EA72E" w:themeColor="accent6"/>
+        </w:rPr>
+        <w:t xml:space="preserve">25 de </w:t>
+      </w:r>
+      <w:proofErr w:type="gramStart"/>
+      <w:r>
+        <w:rPr>
+          <w:color w:val="4EA72E" w:themeColor="accent6"/>
+        </w:rPr>
+        <w:t>Março</w:t>
+      </w:r>
+      <w:proofErr w:type="gramEnd"/>
+      <w:r>
+        <w:rPr>
+          <w:color w:val="4EA72E" w:themeColor="accent6"/>
+        </w:rPr>
+        <w:t xml:space="preserve"> </w:t>
+      </w:r>
+      <w:r>
+        <w:rPr>
+          <w:color w:val="4EA72E" w:themeColor="accent6"/>
+        </w:rPr>
+        <w:t xml:space="preserve"> </w:t>
       </w:r>
     </w:p>
     <w:p>
@@ -1030,13 +2043,87 @@
       </w:r>
     </w:p>
     <w:p>
-      <w:r>
-        <w:t>03 de Abril – Sexta-feira Santa (03 a 05 de abril)</w:t>
-      </w:r>
-    </w:p>
-    <w:p>
-      <w:r>
-        <w:t>21 de Abril – Tiradentes (18 a 21 de abril)</w:t>
+      <w:pPr>
+        <w:rPr>
+          <w:color w:val="4EA72E" w:themeColor="accent6"/>
+        </w:rPr>
+      </w:pPr>
+      <w:r>
+        <w:rPr>
+          <w:color w:val="4EA72E" w:themeColor="accent6"/>
+        </w:rPr>
+        <w:t xml:space="preserve">Sexta-feira </w:t>
+      </w:r>
+      <w:proofErr w:type="gramStart"/>
+      <w:r>
+        <w:rPr>
+          <w:color w:val="4EA72E" w:themeColor="accent6"/>
+        </w:rPr>
+        <w:t xml:space="preserve">Santa </w:t>
+      </w:r>
+      <w:r>
+        <w:rPr>
+          <w:color w:val="4EA72E" w:themeColor="accent6"/>
+        </w:rPr>
+        <w:t xml:space="preserve"> –</w:t>
+      </w:r>
+      <w:proofErr w:type="gramEnd"/>
+      <w:r>
+        <w:rPr>
+          <w:color w:val="4EA72E" w:themeColor="accent6"/>
+        </w:rPr>
+        <w:t xml:space="preserve"> 03 a 05 de abril</w:t>
+      </w:r>
+    </w:p>
+    <w:p>
+      <w:pPr>
+        <w:rPr>
+          <w:color w:val="4EA72E" w:themeColor="accent6"/>
+        </w:rPr>
+      </w:pPr>
+      <w:proofErr w:type="gramStart"/>
+      <w:r>
+        <w:rPr>
+          <w:color w:val="4EA72E" w:themeColor="accent6"/>
+        </w:rPr>
+        <w:t>Tiradentes</w:t>
+      </w:r>
+      <w:r>
+        <w:rPr>
+          <w:color w:val="4EA72E" w:themeColor="accent6"/>
+        </w:rPr>
+        <w:t xml:space="preserve">  –</w:t>
+      </w:r>
+      <w:proofErr w:type="gramEnd"/>
+      <w:r>
+        <w:rPr>
+          <w:color w:val="4EA72E" w:themeColor="accent6"/>
+        </w:rPr>
+        <w:t xml:space="preserve"> </w:t>
+      </w:r>
+      <w:r>
+        <w:rPr>
+          <w:color w:val="4EA72E" w:themeColor="accent6"/>
+        </w:rPr>
+        <w:t>18</w:t>
+      </w:r>
+      <w:r>
+        <w:rPr>
+          <w:color w:val="4EA72E" w:themeColor="accent6"/>
+        </w:rPr>
+        <w:t xml:space="preserve"> a </w:t>
+      </w:r>
+      <w:r>
+        <w:rPr>
+          <w:color w:val="4EA72E" w:themeColor="accent6"/>
+        </w:rPr>
+        <w:t>21</w:t>
+      </w:r>
+      <w:r>
+        <w:rPr>
+          <w:color w:val="4EA72E" w:themeColor="accent6"/>
+        </w:rPr>
+        <w:t xml:space="preserve"> de abril</w:t>
       </w:r>
     </w:p>
     <w:p>
@@ -1094,6 +2181,154 @@
           <w:bCs/>
         </w:rPr>
       </w:pPr>
+      <w:r>
+        <w:rPr>
+          <w:noProof/>
+        </w:rPr>
+        <mc:AlternateContent>
+          <mc:Choice Requires="wps">
+            <w:drawing>
+              <wp:anchor distT="0" distB="0" distL="114300" distR="114300" simplePos="0" relativeHeight="251731968" behindDoc="0" locked="0" layoutInCell="1" allowOverlap="1" wp14:anchorId="40C48CCB" wp14:editId="5AAE5DDD">
+                <wp:simplePos x="0" y="0"/>
+                <wp:positionH relativeFrom="column">
+                  <wp:posOffset>31713</wp:posOffset>
+                </wp:positionH>
+                <wp:positionV relativeFrom="paragraph">
+                  <wp:posOffset>1743597</wp:posOffset>
+                </wp:positionV>
+                <wp:extent cx="332274" cy="258992"/>
+                <wp:effectExtent l="0" t="0" r="10795" b="27305"/>
+                <wp:wrapNone/>
+                <wp:docPr id="1985299090" name="Retângulo 7"/>
+                <wp:cNvGraphicFramePr/>
+                <a:graphic xmlns:a="http://schemas.openxmlformats.org/drawingml/2006/main">
+                  <a:graphicData uri="http://schemas.microsoft.com/office/word/2010/wordprocessingShape">
+                    <wps:wsp>
+                      <wps:cNvSpPr/>
+                      <wps:spPr>
+                        <a:xfrm>
+                          <a:off x="0" y="0"/>
+                          <a:ext cx="332274" cy="258992"/>
+                        </a:xfrm>
+                        <a:prstGeom prst="rect">
+                          <a:avLst/>
+                        </a:prstGeom>
+                        <a:noFill/>
+                        <a:ln>
+                          <a:solidFill>
+                            <a:schemeClr val="accent6"/>
+                          </a:solidFill>
+                        </a:ln>
+                      </wps:spPr>
+                      <wps:style>
+                        <a:lnRef idx="2">
+                          <a:schemeClr val="accent1">
+                            <a:shade val="15000"/>
+                          </a:schemeClr>
+                        </a:lnRef>
+                        <a:fillRef idx="1">
+                          <a:schemeClr val="accent1"/>
+                        </a:fillRef>
+                        <a:effectRef idx="0">
+                          <a:schemeClr val="accent1"/>
+                        </a:effectRef>
+                        <a:fontRef idx="minor">
+                          <a:schemeClr val="lt1"/>
+                        </a:fontRef>
+                      </wps:style>
+                      <wps:bodyPr rot="0" spcFirstLastPara="0" vertOverflow="overflow" horzOverflow="overflow" vert="horz" wrap="square" lIns="91440" tIns="45720" rIns="91440" bIns="45720" numCol="1" spcCol="0" rtlCol="0" fromWordArt="0" anchor="ctr" anchorCtr="0" forceAA="0" compatLnSpc="1">
+                        <a:prstTxWarp prst="textNoShape">
+                          <a:avLst/>
+                        </a:prstTxWarp>
+                        <a:noAutofit/>
+                      </wps:bodyPr>
+                    </wps:wsp>
+                  </a:graphicData>
+                </a:graphic>
+              </wp:anchor>
+            </w:drawing>
+          </mc:Choice>
+          <mc:Fallback>
+            <w:pict>
+              <v:rect w14:anchorId="54F3D2B6" id="Retângulo 7" o:spid="_x0000_s1026" style="position:absolute;margin-left:2.5pt;margin-top:137.3pt;width:26.15pt;height:20.4pt;z-index:251731968;visibility:visible;mso-wrap-style:square;mso-wrap-distance-left:9pt;mso-wrap-distance-top:0;mso-wrap-distance-right:9pt;mso-wrap-distance-bottom:0;mso-position-horizontal:absolute;mso-position-horizontal-relative:text;mso-position-vertical:absolute;mso-position-vertical-relative:text;v-text-anchor:middle" o:gfxdata="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" filled="f" strokecolor="#4ea72e [3209]" strokeweight="1pt"/>
+            </w:pict>
+          </mc:Fallback>
+        </mc:AlternateContent>
+      </w:r>
+      <w:r>
+        <w:rPr>
+          <w:noProof/>
+        </w:rPr>
+        <mc:AlternateContent>
+          <mc:Choice Requires="wps">
+            <w:drawing>
+              <wp:anchor distT="0" distB="0" distL="114300" distR="114300" simplePos="0" relativeHeight="251729920" behindDoc="0" locked="0" layoutInCell="1" allowOverlap="1" wp14:anchorId="70D28761" wp14:editId="1A5D9A2F">
+                <wp:simplePos x="0" y="0"/>
+                <wp:positionH relativeFrom="column">
+                  <wp:posOffset>2278071</wp:posOffset>
+                </wp:positionH>
+                <wp:positionV relativeFrom="paragraph">
+                  <wp:posOffset>1363037</wp:posOffset>
+                </wp:positionV>
+                <wp:extent cx="332274" cy="258992"/>
+                <wp:effectExtent l="0" t="0" r="10795" b="27305"/>
+                <wp:wrapNone/>
+                <wp:docPr id="125510961" name="Retângulo 7"/>
+                <wp:cNvGraphicFramePr/>
+                <a:graphic xmlns:a="http://schemas.openxmlformats.org/drawingml/2006/main">
+                  <a:graphicData uri="http://schemas.microsoft.com/office/word/2010/wordprocessingShape">
+                    <wps:wsp>
+                      <wps:cNvSpPr/>
+                      <wps:spPr>
+                        <a:xfrm>
+                          <a:off x="0" y="0"/>
+                          <a:ext cx="332274" cy="258992"/>
+                        </a:xfrm>
+                        <a:prstGeom prst="rect">
+                          <a:avLst/>
+                        </a:prstGeom>
+                        <a:noFill/>
+                        <a:ln>
+                          <a:solidFill>
+                            <a:schemeClr val="accent6"/>
+                          </a:solidFill>
+                        </a:ln>
+                      </wps:spPr>
+                      <wps:style>
+                        <a:lnRef idx="2">
+                          <a:schemeClr val="accent1">
+                            <a:shade val="15000"/>
+                          </a:schemeClr>
+                        </a:lnRef>
+                        <a:fillRef idx="1">
+                          <a:schemeClr val="accent1"/>
+                        </a:fillRef>
+                        <a:effectRef idx="0">
+                          <a:schemeClr val="accent1"/>
+                        </a:effectRef>
+                        <a:fontRef idx="minor">
+                          <a:schemeClr val="lt1"/>
+                        </a:fontRef>
+                      </wps:style>
+                      <wps:bodyPr rot="0" spcFirstLastPara="0" vertOverflow="overflow" horzOverflow="overflow" vert="horz" wrap="square" lIns="91440" tIns="45720" rIns="91440" bIns="45720" numCol="1" spcCol="0" rtlCol="0" fromWordArt="0" anchor="ctr" anchorCtr="0" forceAA="0" compatLnSpc="1">
+                        <a:prstTxWarp prst="textNoShape">
+                          <a:avLst/>
+                        </a:prstTxWarp>
+                        <a:noAutofit/>
+                      </wps:bodyPr>
+                    </wps:wsp>
+                  </a:graphicData>
+                </a:graphic>
+              </wp:anchor>
+            </w:drawing>
+          </mc:Choice>
+          <mc:Fallback>
+            <w:pict>
+              <v:rect w14:anchorId="07823A2B" id="Retângulo 7" o:spid="_x0000_s1026" style="position:absolute;margin-left:179.4pt;margin-top:107.35pt;width:26.15pt;height:20.4pt;z-index:251729920;visibility:visible;mso-wrap-style:square;mso-wrap-distance-left:9pt;mso-wrap-distance-top:0;mso-wrap-distance-right:9pt;mso-wrap-distance-bottom:0;mso-position-horizontal:absolute;mso-position-horizontal-relative:text;mso-position-vertical:absolute;mso-position-vertical-relative:text;v-text-anchor:middle" o:gfxdata="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" filled="f" strokecolor="#4ea72e [3209]" strokeweight="1pt"/>
+            </w:pict>
+          </mc:Fallback>
+        </mc:AlternateContent>
+      </w:r>
       <w:r>
         <w:rPr>
           <w:noProof/>
@@ -1251,7 +2486,7 @@
           <w:noProof/>
         </w:rPr>
         <w:drawing>
-          <wp:inline distT="0" distB="0" distL="0" distR="0" wp14:anchorId="0508798B" wp14:editId="6C942C0F">
+          <wp:inline distT="0" distB="0" distL="0" distR="0" wp14:anchorId="0508798B" wp14:editId="03628362">
             <wp:extent cx="3105583" cy="3277057"/>
             <wp:effectExtent l="0" t="0" r="0" b="0"/>
             <wp:docPr id="351660888" name="Imagem 1" descr="Calendário&#10;&#10;O conteúdo gerado por IA pode estar incorreto."/>
@@ -1288,8 +2523,66 @@
       </w:r>
     </w:p>
     <w:p>
-      <w:r>
-        <w:t>01 de Maio – Dia do Trabalhador (01 a 03 de maio)</w:t>
+      <w:pPr>
+        <w:rPr>
+          <w:color w:val="4EA72E" w:themeColor="accent6"/>
+        </w:rPr>
+      </w:pPr>
+      <w:r>
+        <w:rPr>
+          <w:color w:val="4EA72E" w:themeColor="accent6"/>
+        </w:rPr>
+        <w:t>Dia do Trabalho</w:t>
+      </w:r>
+      <w:r>
+        <w:rPr>
+          <w:color w:val="4EA72E" w:themeColor="accent6"/>
+        </w:rPr>
+        <w:t xml:space="preserve"> – </w:t>
+      </w:r>
+      <w:r>
+        <w:rPr>
+          <w:color w:val="4EA72E" w:themeColor="accent6"/>
+        </w:rPr>
+        <w:t xml:space="preserve">01 a </w:t>
+      </w:r>
+      <w:r>
+        <w:rPr>
+          <w:color w:val="4EA72E" w:themeColor="accent6"/>
+        </w:rPr>
+        <w:t xml:space="preserve">03 </w:t>
+      </w:r>
+      <w:r>
+        <w:rPr>
+          <w:color w:val="4EA72E" w:themeColor="accent6"/>
+        </w:rPr>
+        <w:t>de maio</w:t>
+      </w:r>
+    </w:p>
+    <w:p>
+      <w:pPr>
+        <w:rPr>
+          <w:color w:val="4EA72E" w:themeColor="accent6"/>
+        </w:rPr>
+      </w:pPr>
+      <w:r>
+        <w:rPr>
+          <w:color w:val="4EA72E" w:themeColor="accent6"/>
+        </w:rPr>
+        <w:t>Aniversário David – 08 de maio</w:t>
+      </w:r>
+    </w:p>
+    <w:p>
+      <w:pPr>
+        <w:rPr>
+          <w:color w:val="4EA72E" w:themeColor="accent6"/>
+        </w:rPr>
+      </w:pPr>
+      <w:r>
+        <w:rPr>
+          <w:color w:val="4EA72E" w:themeColor="accent6"/>
+        </w:rPr>
+        <w:t>Dia das Mães – 10 de maio</w:t>
       </w:r>
     </w:p>
     <w:p>
@@ -1601,8 +2894,6 @@
       </w:r>
     </w:p>
     <w:p/>
-    <w:p/>
-    <w:p/>
     <w:p>
       <w:pPr>
         <w:rPr>
@@ -1634,6 +2925,80 @@
       </w:r>
     </w:p>
     <w:p>
+      <w:r>
+        <w:rPr>
+          <w:noProof/>
+        </w:rPr>
+        <mc:AlternateContent>
+          <mc:Choice Requires="wps">
+            <w:drawing>
+              <wp:anchor distT="0" distB="0" distL="114300" distR="114300" simplePos="0" relativeHeight="251734016" behindDoc="0" locked="0" layoutInCell="1" allowOverlap="1" wp14:anchorId="738C4038" wp14:editId="179BC304">
+                <wp:simplePos x="0" y="0"/>
+                <wp:positionH relativeFrom="column">
+                  <wp:posOffset>459843</wp:posOffset>
+                </wp:positionH>
+                <wp:positionV relativeFrom="paragraph">
+                  <wp:posOffset>2129441</wp:posOffset>
+                </wp:positionV>
+                <wp:extent cx="327704" cy="338275"/>
+                <wp:effectExtent l="0" t="0" r="15240" b="24130"/>
+                <wp:wrapNone/>
+                <wp:docPr id="1057465254" name="Retângulo 9"/>
+                <wp:cNvGraphicFramePr/>
+                <a:graphic xmlns:a="http://schemas.openxmlformats.org/drawingml/2006/main">
+                  <a:graphicData uri="http://schemas.microsoft.com/office/word/2010/wordprocessingShape">
+                    <wps:wsp>
+                      <wps:cNvSpPr/>
+                      <wps:spPr>
+                        <a:xfrm>
+                          <a:off x="0" y="0"/>
+                          <a:ext cx="327704" cy="338275"/>
+                        </a:xfrm>
+                        <a:prstGeom prst="rect">
+                          <a:avLst/>
+                        </a:prstGeom>
+                        <a:noFill/>
+                        <a:ln>
+                          <a:solidFill>
+                            <a:srgbClr val="00B050"/>
+                          </a:solidFill>
+                        </a:ln>
+                      </wps:spPr>
+                      <wps:style>
+                        <a:lnRef idx="2">
+                          <a:schemeClr val="accent1">
+                            <a:shade val="15000"/>
+                          </a:schemeClr>
+                        </a:lnRef>
+                        <a:fillRef idx="1">
+                          <a:schemeClr val="accent1"/>
+                        </a:fillRef>
+                        <a:effectRef idx="0">
+                          <a:schemeClr val="accent1"/>
+                        </a:effectRef>
+                        <a:fontRef idx="minor">
+                          <a:schemeClr val="lt1"/>
+                        </a:fontRef>
+                      </wps:style>
+                      <wps:bodyPr rot="0" spcFirstLastPara="0" vertOverflow="overflow" horzOverflow="overflow" vert="horz" wrap="square" lIns="91440" tIns="45720" rIns="91440" bIns="45720" numCol="1" spcCol="0" rtlCol="0" fromWordArt="0" anchor="ctr" anchorCtr="0" forceAA="0" compatLnSpc="1">
+                        <a:prstTxWarp prst="textNoShape">
+                          <a:avLst/>
+                        </a:prstTxWarp>
+                        <a:noAutofit/>
+                      </wps:bodyPr>
+                    </wps:wsp>
+                  </a:graphicData>
+                </a:graphic>
+              </wp:anchor>
+            </w:drawing>
+          </mc:Choice>
+          <mc:Fallback>
+            <w:pict>
+              <v:rect w14:anchorId="6B054AD2" id="Retângulo 9" o:spid="_x0000_s1026" style="position:absolute;margin-left:36.2pt;margin-top:167.65pt;width:25.8pt;height:26.65pt;z-index:251734016;visibility:visible;mso-wrap-style:square;mso-wrap-distance-left:9pt;mso-wrap-distance-top:0;mso-wrap-distance-right:9pt;mso-wrap-distance-bottom:0;mso-position-horizontal:absolute;mso-position-horizontal-relative:text;mso-position-vertical:absolute;mso-position-vertical-relative:text;v-text-anchor:middle" o:gfxdata="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" filled="f" strokecolor="#00b050" strokeweight="1pt"/>
+            </w:pict>
+          </mc:Fallback>
+        </mc:AlternateContent>
+      </w:r>
       <w:r>
         <w:rPr>
           <w:noProof/>
@@ -1713,7 +3078,7 @@
           <w:noProof/>
         </w:rPr>
         <w:drawing>
-          <wp:inline distT="0" distB="0" distL="0" distR="0" wp14:anchorId="48522D93" wp14:editId="7B19665B">
+          <wp:inline distT="0" distB="0" distL="0" distR="0" wp14:anchorId="48522D93" wp14:editId="5FC28FE4">
             <wp:extent cx="3086531" cy="2857899"/>
             <wp:effectExtent l="0" t="0" r="0" b="0"/>
             <wp:docPr id="238790580" name="Imagem 1" descr="Calendário&#10;&#10;O conteúdo gerado por IA pode estar incorreto."/>
@@ -1750,9 +3115,64 @@
       </w:r>
     </w:p>
     <w:p>
-      <w:r>
+      <w:pPr>
+        <w:rPr>
+          <w:color w:val="4EA72E" w:themeColor="accent6"/>
+        </w:rPr>
+      </w:pPr>
+      <w:r>
+        <w:rPr>
+          <w:color w:val="4EA72E" w:themeColor="accent6"/>
+        </w:rPr>
         <w:t>Aniversário Dival – 15 de Julho</w:t>
       </w:r>
+    </w:p>
+    <w:p>
+      <w:pPr>
+        <w:rPr>
+          <w:color w:val="4EA72E" w:themeColor="accent6"/>
+        </w:rPr>
+      </w:pPr>
+      <w:r>
+        <w:rPr>
+          <w:color w:val="4EA72E" w:themeColor="accent6"/>
+        </w:rPr>
+        <w:t xml:space="preserve">Aniversário </w:t>
+      </w:r>
+      <w:proofErr w:type="spellStart"/>
+      <w:r>
+        <w:rPr>
+          <w:color w:val="4EA72E" w:themeColor="accent6"/>
+        </w:rPr>
+        <w:t>Dandan</w:t>
+      </w:r>
+      <w:proofErr w:type="spellEnd"/>
+      <w:r>
+        <w:rPr>
+          <w:color w:val="4EA72E" w:themeColor="accent6"/>
+        </w:rPr>
+        <w:t xml:space="preserve"> – </w:t>
+      </w:r>
+      <w:r>
+        <w:rPr>
+          <w:color w:val="4EA72E" w:themeColor="accent6"/>
+        </w:rPr>
+        <w:t>20</w:t>
+      </w:r>
+      <w:r>
+        <w:rPr>
+          <w:color w:val="4EA72E" w:themeColor="accent6"/>
+        </w:rPr>
+        <w:t xml:space="preserve"> de </w:t>
+      </w:r>
+      <w:proofErr w:type="gramStart"/>
+      <w:r>
+        <w:rPr>
+          <w:color w:val="4EA72E" w:themeColor="accent6"/>
+        </w:rPr>
+        <w:t>Julho</w:t>
+      </w:r>
+      <w:proofErr w:type="gramEnd"/>
     </w:p>
     <w:p>
       <w:pPr>
@@ -1876,7 +3296,6 @@
           <w:b/>
           <w:bCs/>
         </w:rPr>
-        <w:lastRenderedPageBreak/>
         <w:t>Setembro</w:t>
       </w:r>
     </w:p>
@@ -2532,7 +3951,6 @@
     <w:p/>
     <w:p/>
     <w:p/>
-    <w:p/>
     <w:p>
       <w:pPr>
         <w:rPr>
@@ -3179,6 +4597,9 @@
         </mc:AlternateContent>
       </w:r>
       <w:r>
+        <w:rPr>
+          <w:noProof/>
+        </w:rPr>
         <w:drawing>
           <wp:inline distT="0" distB="0" distL="0" distR="0" wp14:anchorId="4DF6AAF9" wp14:editId="1980F157">
             <wp:extent cx="3067478" cy="2905530"/>
